--- a/Отчеты/lab_1_smirnov.docx
+++ b/Отчеты/lab_1_smirnov.docx
@@ -19,171 +19,15 @@
           <w:sz w:val="28"/>
           <w:szCs w:val="28"/>
         </w:rPr>
-        <w:t>МИНИСТЕРСТВО</w:t>
-      </w:r>
-      <w:r>
-        <w:rPr>
-          <w:rFonts w:ascii="Times New Roman" w:hAnsi="Times New Roman" w:cs="Times New Roman"/>
-          <w:bCs/>
-          <w:sz w:val="28"/>
-          <w:szCs w:val="28"/>
-        </w:rPr>
-        <w:t xml:space="preserve"> </w:t>
-      </w:r>
-      <w:r>
-        <w:rPr>
-          <w:rFonts w:ascii="Times New Roman" w:hAnsi="Times New Roman" w:cs="Times New Roman"/>
-          <w:bCs/>
-          <w:sz w:val="28"/>
-          <w:szCs w:val="28"/>
-        </w:rPr>
-        <w:t>НАУКИ</w:t>
-      </w:r>
-      <w:r>
-        <w:rPr>
-          <w:rFonts w:ascii="Times New Roman" w:hAnsi="Times New Roman" w:cs="Times New Roman"/>
-          <w:bCs/>
-          <w:sz w:val="28"/>
-          <w:szCs w:val="28"/>
-        </w:rPr>
-        <w:t xml:space="preserve"> </w:t>
-      </w:r>
-      <w:r>
-        <w:rPr>
-          <w:rFonts w:ascii="Times New Roman" w:hAnsi="Times New Roman" w:cs="Times New Roman"/>
-          <w:bCs/>
-          <w:sz w:val="28"/>
-          <w:szCs w:val="28"/>
-        </w:rPr>
-        <w:t>И</w:t>
-      </w:r>
-      <w:r>
-        <w:rPr>
-          <w:rFonts w:ascii="Times New Roman" w:hAnsi="Times New Roman" w:cs="Times New Roman"/>
-          <w:bCs/>
-          <w:sz w:val="28"/>
-          <w:szCs w:val="28"/>
-        </w:rPr>
-        <w:t xml:space="preserve"> </w:t>
-      </w:r>
-      <w:r>
-        <w:rPr>
-          <w:rFonts w:ascii="Times New Roman" w:hAnsi="Times New Roman" w:cs="Times New Roman"/>
-          <w:bCs/>
-          <w:sz w:val="28"/>
-          <w:szCs w:val="28"/>
-        </w:rPr>
-        <w:t>ВЫСШЕГО</w:t>
-      </w:r>
-      <w:r>
-        <w:rPr>
-          <w:rFonts w:ascii="Times New Roman" w:hAnsi="Times New Roman" w:cs="Times New Roman"/>
-          <w:bCs/>
-          <w:sz w:val="28"/>
-          <w:szCs w:val="28"/>
-        </w:rPr>
-        <w:t xml:space="preserve"> </w:t>
-      </w:r>
-      <w:r>
-        <w:rPr>
-          <w:rFonts w:ascii="Times New Roman" w:hAnsi="Times New Roman" w:cs="Times New Roman"/>
-          <w:bCs/>
-          <w:sz w:val="28"/>
-          <w:szCs w:val="28"/>
-        </w:rPr>
-        <w:t>ОБРАЗОВАНИЯ</w:t>
-      </w:r>
-      <w:r>
-        <w:rPr>
-          <w:rFonts w:ascii="Times New Roman" w:hAnsi="Times New Roman" w:cs="Times New Roman"/>
-          <w:bCs/>
-          <w:sz w:val="28"/>
-          <w:szCs w:val="28"/>
-        </w:rPr>
-        <w:t xml:space="preserve"> </w:t>
-      </w:r>
-      <w:r>
-        <w:rPr>
-          <w:rFonts w:ascii="Times New Roman" w:hAnsi="Times New Roman" w:cs="Times New Roman"/>
-          <w:bCs/>
-          <w:sz w:val="28"/>
-          <w:szCs w:val="28"/>
-        </w:rPr>
-        <w:t>РОССИЙСКОЙ</w:t>
-      </w:r>
-      <w:r>
-        <w:rPr>
-          <w:rFonts w:ascii="Times New Roman" w:hAnsi="Times New Roman" w:cs="Times New Roman"/>
-          <w:bCs/>
-          <w:sz w:val="28"/>
-          <w:szCs w:val="28"/>
-        </w:rPr>
-        <w:t xml:space="preserve"> </w:t>
-      </w:r>
-      <w:r>
-        <w:rPr>
-          <w:rFonts w:ascii="Times New Roman" w:hAnsi="Times New Roman" w:cs="Times New Roman"/>
-          <w:bCs/>
-          <w:sz w:val="28"/>
-          <w:szCs w:val="28"/>
-        </w:rPr>
-        <w:t>ФЕДЕРАЦИИ</w:t>
-      </w:r>
-      <w:r>
-        <w:rPr>
-          <w:rFonts w:ascii="Times New Roman" w:hAnsi="Times New Roman" w:cs="Times New Roman"/>
-          <w:sz w:val="28"/>
-          <w:szCs w:val="28"/>
-        </w:rPr>
-        <w:t>ФЕДЕРАЛЬНОЕ</w:t>
-      </w:r>
-      <w:r>
-        <w:rPr>
-          <w:rFonts w:ascii="Times New Roman" w:hAnsi="Times New Roman" w:cs="Times New Roman"/>
-          <w:sz w:val="28"/>
-          <w:szCs w:val="28"/>
-        </w:rPr>
-        <w:t xml:space="preserve"> </w:t>
-      </w:r>
-      <w:r>
-        <w:rPr>
-          <w:rFonts w:ascii="Times New Roman" w:hAnsi="Times New Roman" w:cs="Times New Roman"/>
-          <w:sz w:val="28"/>
-          <w:szCs w:val="28"/>
-        </w:rPr>
-        <w:t>ГОСУДАРСТВЕННОЕ</w:t>
-      </w:r>
-      <w:r>
-        <w:rPr>
-          <w:rFonts w:ascii="Times New Roman" w:hAnsi="Times New Roman" w:cs="Times New Roman"/>
-          <w:sz w:val="28"/>
-          <w:szCs w:val="28"/>
-        </w:rPr>
-        <w:t xml:space="preserve"> </w:t>
-      </w:r>
-      <w:r>
-        <w:rPr>
-          <w:rFonts w:ascii="Times New Roman" w:hAnsi="Times New Roman" w:cs="Times New Roman"/>
-          <w:sz w:val="28"/>
-          <w:szCs w:val="28"/>
-        </w:rPr>
-        <w:t>БЮДЖЕТНОЕ</w:t>
-      </w:r>
-      <w:r>
-        <w:rPr>
-          <w:rFonts w:ascii="Times New Roman" w:hAnsi="Times New Roman" w:cs="Times New Roman"/>
-          <w:sz w:val="28"/>
-          <w:szCs w:val="28"/>
-        </w:rPr>
-        <w:t xml:space="preserve"> </w:t>
-      </w:r>
-      <w:r>
-        <w:rPr>
-          <w:rFonts w:ascii="Times New Roman" w:hAnsi="Times New Roman" w:cs="Times New Roman"/>
-          <w:sz w:val="28"/>
-          <w:szCs w:val="28"/>
-        </w:rPr>
-        <w:t>ОБРАЗОВАТЕЛЬНОЕ</w:t>
+        <w:t xml:space="preserve">МИНИСТЕРСТВО НАУКИ И ВЫСШЕГО ОБРАЗОВАНИЯ РОССИЙСКОЙ ФЕДЕРАЦИИ</w:t>
+      </w:r>
+      <w:r>
+        <w:rPr>
+          <w:rFonts w:ascii="Times New Roman" w:hAnsi="Times New Roman" w:cs="Times New Roman"/>
+          <w:sz w:val="28"/>
+          <w:szCs w:val="28"/>
+        </w:rPr>
+        <w:t xml:space="preserve">ФЕДЕРАЛЬНОЕ ГОСУДАРСТВЕННОЕ БЮДЖЕТНОЕ ОБРАЗОВАТЕЛЬНОЕ</w:t>
       </w:r>
     </w:p>
     <w:p>
@@ -202,39 +46,7 @@
           <w:sz w:val="28"/>
           <w:szCs w:val="28"/>
         </w:rPr>
-        <w:t>УЧРЕЖДЕНИЕ</w:t>
-      </w:r>
-      <w:r>
-        <w:rPr>
-          <w:rFonts w:ascii="Times New Roman" w:hAnsi="Times New Roman" w:cs="Times New Roman"/>
-          <w:sz w:val="28"/>
-          <w:szCs w:val="28"/>
-        </w:rPr>
-        <w:t xml:space="preserve"> </w:t>
-      </w:r>
-      <w:r>
-        <w:rPr>
-          <w:rFonts w:ascii="Times New Roman" w:hAnsi="Times New Roman" w:cs="Times New Roman"/>
-          <w:sz w:val="28"/>
-          <w:szCs w:val="28"/>
-        </w:rPr>
-        <w:t>ВЫСШЕГО</w:t>
-      </w:r>
-      <w:r>
-        <w:rPr>
-          <w:rFonts w:ascii="Times New Roman" w:hAnsi="Times New Roman" w:cs="Times New Roman"/>
-          <w:sz w:val="28"/>
-          <w:szCs w:val="28"/>
-        </w:rPr>
-        <w:t xml:space="preserve"> </w:t>
-      </w:r>
-      <w:r>
-        <w:rPr>
-          <w:rFonts w:ascii="Times New Roman" w:hAnsi="Times New Roman" w:cs="Times New Roman"/>
-          <w:sz w:val="28"/>
-          <w:szCs w:val="28"/>
-        </w:rPr>
-        <w:t>ОБРАЗОВАНИЯ</w:t>
+        <w:t xml:space="preserve">УЧРЕЖДЕНИЕ ВЫСШЕГО ОБРАЗОВАНИЯ</w:t>
       </w:r>
     </w:p>
     <w:p>
@@ -263,61 +75,7 @@
           <w:sz w:val="28"/>
           <w:szCs w:val="28"/>
         </w:rPr>
-        <w:t>ПОВОЛЖСКИЙ</w:t>
-      </w:r>
-      <w:r>
-        <w:rPr>
-          <w:rFonts w:ascii="Times New Roman" w:hAnsi="Times New Roman" w:cs="Times New Roman"/>
-          <w:color w:val="000000" w:themeColor="text1"/>
-          <w:sz w:val="28"/>
-          <w:szCs w:val="28"/>
-        </w:rPr>
-        <w:t xml:space="preserve"> </w:t>
-      </w:r>
-      <w:r>
-        <w:rPr>
-          <w:rFonts w:ascii="Times New Roman" w:hAnsi="Times New Roman" w:cs="Times New Roman"/>
-          <w:color w:val="000000" w:themeColor="text1"/>
-          <w:sz w:val="28"/>
-          <w:szCs w:val="28"/>
-        </w:rPr>
-        <w:t>ГОСУДАРСТВЕННЫЙ</w:t>
-      </w:r>
-      <w:r>
-        <w:rPr>
-          <w:rFonts w:ascii="Times New Roman" w:hAnsi="Times New Roman" w:cs="Times New Roman"/>
-          <w:color w:val="000000" w:themeColor="text1"/>
-          <w:sz w:val="28"/>
-          <w:szCs w:val="28"/>
-        </w:rPr>
-        <w:t xml:space="preserve"> </w:t>
-      </w:r>
-      <w:r>
-        <w:rPr>
-          <w:rFonts w:ascii="Times New Roman" w:hAnsi="Times New Roman" w:cs="Times New Roman"/>
-          <w:color w:val="000000" w:themeColor="text1"/>
-          <w:sz w:val="28"/>
-          <w:szCs w:val="28"/>
-        </w:rPr>
-        <w:t>ТЕХНОЛОГИЧЕСКИЙ</w:t>
-      </w:r>
-      <w:r>
-        <w:rPr>
-          <w:rFonts w:ascii="Times New Roman" w:hAnsi="Times New Roman" w:cs="Times New Roman"/>
-          <w:color w:val="000000" w:themeColor="text1"/>
-          <w:sz w:val="28"/>
-          <w:szCs w:val="28"/>
-        </w:rPr>
-        <w:t xml:space="preserve"> </w:t>
-      </w:r>
-      <w:r>
-        <w:rPr>
-          <w:rFonts w:ascii="Times New Roman" w:hAnsi="Times New Roman" w:cs="Times New Roman"/>
-          <w:color w:val="000000" w:themeColor="text1"/>
-          <w:sz w:val="28"/>
-          <w:szCs w:val="28"/>
-        </w:rPr>
-        <w:t>УНИВЕРСИТЕТ»</w:t>
+        <w:t xml:space="preserve">ПОВОЛЖСКИЙ ГОСУДАРСТВЕННЫЙ ТЕХНОЛОГИЧЕСКИЙ УНИВЕРСИТЕТ»</w:t>
       </w:r>
     </w:p>
     <w:p>
@@ -371,61 +129,7 @@
           <w:sz w:val="28"/>
           <w:szCs w:val="28"/>
         </w:rPr>
-        <w:t>Кафедра</w:t>
-      </w:r>
-      <w:r>
-        <w:rPr>
-          <w:rFonts w:ascii="Times New Roman" w:hAnsi="Times New Roman" w:cs="Times New Roman"/>
-          <w:color w:val="000000" w:themeColor="text1"/>
-          <w:sz w:val="28"/>
-          <w:szCs w:val="28"/>
-        </w:rPr>
-        <w:t xml:space="preserve"> </w:t>
-      </w:r>
-      <w:r>
-        <w:rPr>
-          <w:rFonts w:ascii="Times New Roman" w:hAnsi="Times New Roman" w:cs="Times New Roman"/>
-          <w:color w:val="000000" w:themeColor="text1"/>
-          <w:sz w:val="28"/>
-          <w:szCs w:val="28"/>
-        </w:rPr>
-        <w:t>радиотехники</w:t>
-      </w:r>
-      <w:r>
-        <w:rPr>
-          <w:rFonts w:ascii="Times New Roman" w:hAnsi="Times New Roman" w:cs="Times New Roman"/>
-          <w:color w:val="000000" w:themeColor="text1"/>
-          <w:sz w:val="28"/>
-          <w:szCs w:val="28"/>
-        </w:rPr>
-        <w:t xml:space="preserve"> </w:t>
-      </w:r>
-      <w:r>
-        <w:rPr>
-          <w:rFonts w:ascii="Times New Roman" w:hAnsi="Times New Roman" w:cs="Times New Roman"/>
-          <w:color w:val="000000" w:themeColor="text1"/>
-          <w:sz w:val="28"/>
-          <w:szCs w:val="28"/>
-        </w:rPr>
-        <w:t>и</w:t>
-      </w:r>
-      <w:r>
-        <w:rPr>
-          <w:rFonts w:ascii="Times New Roman" w:hAnsi="Times New Roman" w:cs="Times New Roman"/>
-          <w:color w:val="000000" w:themeColor="text1"/>
-          <w:sz w:val="28"/>
-          <w:szCs w:val="28"/>
-        </w:rPr>
-        <w:t xml:space="preserve"> </w:t>
-      </w:r>
-      <w:r>
-        <w:rPr>
-          <w:rFonts w:ascii="Times New Roman" w:hAnsi="Times New Roman" w:cs="Times New Roman"/>
-          <w:color w:val="000000" w:themeColor="text1"/>
-          <w:sz w:val="28"/>
-          <w:szCs w:val="28"/>
-        </w:rPr>
-        <w:t>связи</w:t>
+        <w:t xml:space="preserve">Кафедра радиотехники и связи</w:t>
       </w:r>
     </w:p>
     <w:p>
@@ -501,63 +205,7 @@
           <w:sz w:val="28"/>
           <w:szCs w:val="28"/>
         </w:rPr>
-        <w:t>по</w:t>
-      </w:r>
-      <w:r>
-        <w:rPr>
-          <w:rFonts w:ascii="Times New Roman" w:hAnsi="Times New Roman" w:cs="Times New Roman"/>
-          <w:sz w:val="28"/>
-          <w:szCs w:val="28"/>
-        </w:rPr>
-        <w:t xml:space="preserve"> </w:t>
-      </w:r>
-      <w:r>
-        <w:rPr>
-          <w:rFonts w:ascii="Times New Roman" w:hAnsi="Times New Roman" w:cs="Times New Roman"/>
-          <w:sz w:val="28"/>
-          <w:szCs w:val="28"/>
-        </w:rPr>
-        <w:t xml:space="preserve">лабораторной </w:t>
-      </w:r>
-      <w:r>
-        <w:rPr>
-          <w:rFonts w:ascii="Times New Roman" w:hAnsi="Times New Roman" w:cs="Times New Roman"/>
-          <w:sz w:val="28"/>
-          <w:szCs w:val="28"/>
-        </w:rPr>
-        <w:t>работе</w:t>
-      </w:r>
-      <w:r>
-        <w:rPr>
-          <w:rFonts w:ascii="Times New Roman" w:hAnsi="Times New Roman" w:cs="Times New Roman"/>
-          <w:sz w:val="28"/>
-          <w:szCs w:val="28"/>
-        </w:rPr>
-        <w:t xml:space="preserve"> </w:t>
-      </w:r>
-      <w:r>
-        <w:rPr>
-          <w:rFonts w:ascii="Times New Roman" w:hAnsi="Times New Roman" w:cs="Times New Roman"/>
-          <w:sz w:val="28"/>
-          <w:szCs w:val="28"/>
-        </w:rPr>
-        <w:t>№</w:t>
-      </w:r>
-      <w:r>
-        <w:rPr>
-          <w:rFonts w:ascii="Times New Roman" w:hAnsi="Times New Roman" w:cs="Times New Roman"/>
-          <w:sz w:val="28"/>
-          <w:szCs w:val="28"/>
-        </w:rPr>
-        <w:t xml:space="preserve"> </w:t>
-      </w:r>
-      <w:r>
-        <w:rPr>
-          <w:rFonts w:ascii="Times New Roman" w:hAnsi="Times New Roman" w:cs="Times New Roman"/>
-          <w:sz w:val="28"/>
-          <w:szCs w:val="28"/>
-        </w:rPr>
-        <w:t>1</w:t>
+        <w:t xml:space="preserve">по лабораторной работе № 1</w:t>
       </w:r>
     </w:p>
     <w:p>
@@ -576,23 +224,7 @@
           <w:sz w:val="28"/>
           <w:szCs w:val="28"/>
         </w:rPr>
-        <w:t>«</w:t>
-      </w:r>
-      <w:r>
-        <w:rPr>
-          <w:rFonts w:ascii="Times New Roman" w:hAnsi="Times New Roman" w:cs="Times New Roman"/>
-          <w:sz w:val="28"/>
-          <w:szCs w:val="28"/>
-        </w:rPr>
-        <w:t>________________________________</w:t>
-      </w:r>
-      <w:r>
-        <w:rPr>
-          <w:rFonts w:ascii="Times New Roman" w:hAnsi="Times New Roman" w:cs="Times New Roman"/>
-          <w:sz w:val="28"/>
-          <w:szCs w:val="28"/>
-        </w:rPr>
-        <w:t>»</w:t>
+        <w:t>«Исследование синусоидального сигнала и шумов в Simulink»</w:t>
       </w:r>
     </w:p>
     <w:p>
@@ -617,7 +249,17 @@
           <w:szCs w:val="28"/>
           <w:lang w:val="ru-RU"/>
         </w:rPr>
-        <w:t>по</w:t>
+        <w:t xml:space="preserve">по дисциплине «</w:t>
+      </w:r>
+      <w:r>
+        <w:rPr>
+          <w:rFonts w:ascii="Times New Roman" w:hAnsi="Times New Roman"/>
+          <w:kern w:val="28"/>
+          <w:sz w:val="28"/>
+          <w:szCs w:val="28"/>
+          <w:lang w:val="ru-RU"/>
+        </w:rPr>
+        <w:t>Моделирование систем</w:t>
       </w:r>
       <w:r>
         <w:rPr>
@@ -628,60 +270,6 @@
           <w:szCs w:val="28"/>
           <w:lang w:val="ru-RU"/>
         </w:rPr>
-        <w:t xml:space="preserve"> </w:t>
-      </w:r>
-      <w:r>
-        <w:rPr>
-          <w:rFonts w:ascii="Times New Roman" w:hAnsi="Times New Roman"/>
-          <w:b w:val="0"/>
-          <w:kern w:val="28"/>
-          <w:sz w:val="28"/>
-          <w:szCs w:val="28"/>
-          <w:lang w:val="ru-RU"/>
-        </w:rPr>
-        <w:t>дисциплине</w:t>
-      </w:r>
-      <w:r>
-        <w:rPr>
-          <w:rFonts w:ascii="Times New Roman" w:hAnsi="Times New Roman"/>
-          <w:b w:val="0"/>
-          <w:kern w:val="28"/>
-          <w:sz w:val="28"/>
-          <w:szCs w:val="28"/>
-          <w:lang w:val="ru-RU"/>
-        </w:rPr>
-        <w:t xml:space="preserve"> </w:t>
-      </w:r>
-      <w:r>
-        <w:rPr>
-          <w:rFonts w:ascii="Times New Roman" w:hAnsi="Times New Roman"/>
-          <w:b w:val="0"/>
-          <w:kern w:val="28"/>
-          <w:sz w:val="28"/>
-          <w:szCs w:val="28"/>
-          <w:lang w:val="ru-RU"/>
-        </w:rPr>
-        <w:t>«</w:t>
-      </w:r>
-      <w:r>
-        <w:rPr>
-          <w:rFonts w:ascii="Times New Roman" w:hAnsi="Times New Roman"/>
-          <w:kern w:val="28"/>
-          <w:sz w:val="28"/>
-          <w:szCs w:val="28"/>
-          <w:lang w:val="ru-RU"/>
-        </w:rPr>
-        <w:t>Моделирование систем</w:t>
-      </w:r>
-      <w:r>
-        <w:rPr>
-          <w:rFonts w:ascii="Times New Roman" w:hAnsi="Times New Roman"/>
-          <w:b w:val="0"/>
-          <w:kern w:val="28"/>
-          <w:sz w:val="28"/>
-          <w:szCs w:val="28"/>
-          <w:lang w:val="ru-RU"/>
-        </w:rPr>
         <w:t>»</w:t>
       </w:r>
     </w:p>
@@ -764,91 +352,7 @@
           <w:color w:val="000000" w:themeColor="text1"/>
           <w:szCs w:val="28"/>
         </w:rPr>
-        <w:t>Выполнил:</w:t>
-      </w:r>
-      <w:r>
-        <w:rPr>
-          <w:color w:val="000000" w:themeColor="text1"/>
-          <w:szCs w:val="28"/>
-        </w:rPr>
-        <w:t xml:space="preserve"> </w:t>
-      </w:r>
-      <w:r>
-        <w:rPr>
-          <w:color w:val="000000" w:themeColor="text1"/>
-          <w:szCs w:val="28"/>
-        </w:rPr>
-        <w:t>обучающийся</w:t>
-      </w:r>
-      <w:r>
-        <w:rPr>
-          <w:color w:val="000000" w:themeColor="text1"/>
-          <w:szCs w:val="28"/>
-        </w:rPr>
-        <w:t xml:space="preserve"> </w:t>
-      </w:r>
-      <w:r>
-        <w:rPr>
-          <w:color w:val="000000" w:themeColor="text1"/>
-          <w:szCs w:val="28"/>
-        </w:rPr>
-        <w:t>гр.</w:t>
-      </w:r>
-      <w:r>
-        <w:rPr>
-          <w:color w:val="000000" w:themeColor="text1"/>
-          <w:szCs w:val="28"/>
-        </w:rPr>
-        <w:t xml:space="preserve"> </w:t>
-      </w:r>
-      <w:r>
-        <w:rPr>
-          <w:color w:val="000000" w:themeColor="text1"/>
-          <w:szCs w:val="28"/>
-        </w:rPr>
-        <w:t>ИСТ-</w:t>
-      </w:r>
-      <w:r>
-        <w:rPr>
-          <w:color w:val="000000" w:themeColor="text1"/>
-          <w:szCs w:val="28"/>
-        </w:rPr>
-        <w:t>3</w:t>
-      </w:r>
-      <w:r>
-        <w:rPr>
-          <w:color w:val="000000" w:themeColor="text1"/>
-          <w:szCs w:val="28"/>
-        </w:rPr>
-        <w:t>3</w:t>
-      </w:r>
-      <w:r>
-        <w:rPr>
-          <w:color w:val="000000" w:themeColor="text1"/>
-          <w:szCs w:val="28"/>
-        </w:rPr>
-        <w:t xml:space="preserve"> </w:t>
-      </w:r>
-      <w:r>
-        <w:rPr>
-          <w:color w:val="000000" w:themeColor="text1"/>
-          <w:szCs w:val="28"/>
-        </w:rPr>
-        <w:t>Смирнов</w:t>
-      </w:r>
-      <w:r>
-        <w:rPr>
-          <w:color w:val="000000" w:themeColor="text1"/>
-          <w:szCs w:val="28"/>
-        </w:rPr>
-        <w:t xml:space="preserve"> </w:t>
-      </w:r>
-      <w:r>
-        <w:rPr>
-          <w:color w:val="000000" w:themeColor="text1"/>
-          <w:szCs w:val="28"/>
-        </w:rPr>
-        <w:t>Н.Р.</w:t>
+        <w:t xml:space="preserve">Выполнил: обучающийся гр. ИСТ-33 Смирнов Н.Р.</w:t>
       </w:r>
     </w:p>
     <w:p>
@@ -866,35 +370,7 @@
           <w:color w:val="000000" w:themeColor="text1"/>
           <w:szCs w:val="28"/>
         </w:rPr>
-        <w:t>Направление</w:t>
-      </w:r>
-      <w:r>
-        <w:rPr>
-          <w:color w:val="000000" w:themeColor="text1"/>
-          <w:szCs w:val="28"/>
-        </w:rPr>
-        <w:t xml:space="preserve"> </w:t>
-      </w:r>
-      <w:r>
-        <w:rPr>
-          <w:color w:val="000000" w:themeColor="text1"/>
-          <w:szCs w:val="28"/>
-        </w:rPr>
-        <w:t>подготовки:</w:t>
-      </w:r>
-      <w:r>
-        <w:rPr>
-          <w:color w:val="000000" w:themeColor="text1"/>
-          <w:szCs w:val="28"/>
-        </w:rPr>
-        <w:t xml:space="preserve"> </w:t>
-      </w:r>
-      <w:r>
-        <w:rPr>
-          <w:color w:val="000000" w:themeColor="text1"/>
-          <w:szCs w:val="28"/>
-        </w:rPr>
-        <w:t>09.03.02.</w:t>
+        <w:t xml:space="preserve">Направление подготовки: 09.03.02.</w:t>
       </w:r>
     </w:p>
     <w:p>
@@ -955,16 +431,7 @@
           <w:sz w:val="28"/>
           <w:szCs w:val="28"/>
         </w:rPr>
-        <w:t>Проверил(а)</w:t>
-      </w:r>
-      <w:r>
-        <w:rPr>
-          <w:rFonts w:ascii="Times New Roman" w:hAnsi="Times New Roman" w:cs="Times New Roman"/>
-          <w:color w:val="000000" w:themeColor="text1"/>
-          <w:sz w:val="28"/>
-          <w:szCs w:val="28"/>
-        </w:rPr>
-        <w:t>:</w:t>
+        <w:t>Проверил(а):</w:t>
       </w:r>
     </w:p>
     <w:p>
@@ -1046,21 +513,7 @@
           <w:color w:val="000000" w:themeColor="text1"/>
           <w:szCs w:val="28"/>
         </w:rPr>
-        <w:t>Оценка</w:t>
-      </w:r>
-      <w:r>
-        <w:rPr>
-          <w:color w:val="000000" w:themeColor="text1"/>
-          <w:szCs w:val="28"/>
-        </w:rPr>
-        <w:t xml:space="preserve"> </w:t>
-      </w:r>
-      <w:r>
-        <w:rPr>
-          <w:color w:val="000000" w:themeColor="text1"/>
-          <w:szCs w:val="28"/>
-        </w:rPr>
-        <w:t>________________________</w:t>
+        <w:t xml:space="preserve">Оценка ________________________</w:t>
       </w:r>
     </w:p>
     <w:p>
@@ -1141,16 +594,7 @@
           <w:sz w:val="28"/>
           <w:szCs w:val="28"/>
         </w:rPr>
-        <w:t>202</w:t>
-      </w:r>
-      <w:r>
-        <w:rPr>
-          <w:rFonts w:ascii="Times New Roman" w:hAnsi="Times New Roman" w:cs="Times New Roman"/>
-          <w:color w:val="000000" w:themeColor="text1"/>
-          <w:sz w:val="28"/>
-          <w:szCs w:val="28"/>
-        </w:rPr>
-        <w:t>5</w:t>
+        <w:t>2026</w:t>
       </w:r>
       <w:r>
         <w:rPr>
@@ -1388,20 +832,24 @@
           <w:bCs/>
           <w:sz w:val="28"/>
           <w:szCs w:val="28"/>
-        </w:rPr>
-        <w:t>Рисунок</w:t>
-      </w:r>
-      <w:r>
+          <w:lang w:val="en-US"/>
+        </w:rPr>
+        <w:t xml:space="preserve">Рисунок 1 — Запуск Simulink командой simulink в Command Window</w:t>
+      </w:r>
+    </w:p>
+    <w:p>
+      <w:pPr>
+        <w:spacing w:after="0" w:line="360" w:lineRule="auto"/>
+        <w:ind w:firstLine="709"/>
+        <w:jc w:val="both"/>
         <w:rPr>
           <w:rFonts w:ascii="Times New Roman" w:hAnsi="Times New Roman" w:cs="Times New Roman"/>
           <w:b/>
           <w:bCs/>
           <w:sz w:val="28"/>
           <w:szCs w:val="28"/>
-          <w:lang w:val="en-US"/>
-        </w:rPr>
-        <w:t xml:space="preserve"> 1 — </w:t>
-      </w:r>
+        </w:rPr>
+      </w:pPr>
       <w:r>
         <w:rPr>
           <w:rFonts w:ascii="Times New Roman" w:hAnsi="Times New Roman" w:cs="Times New Roman"/>
@@ -1410,80 +858,7 @@
           <w:sz w:val="28"/>
           <w:szCs w:val="28"/>
         </w:rPr>
-        <w:t>Запуск</w:t>
-      </w:r>
-      <w:r>
-        <w:rPr>
-          <w:rFonts w:ascii="Times New Roman" w:hAnsi="Times New Roman" w:cs="Times New Roman"/>
-          <w:b/>
-          <w:bCs/>
-          <w:sz w:val="28"/>
-          <w:szCs w:val="28"/>
-          <w:lang w:val="en-US"/>
-        </w:rPr>
-        <w:t xml:space="preserve"> Simulink </w:t>
-      </w:r>
-      <w:r>
-        <w:rPr>
-          <w:rFonts w:ascii="Times New Roman" w:hAnsi="Times New Roman" w:cs="Times New Roman"/>
-          <w:b/>
-          <w:bCs/>
-          <w:sz w:val="28"/>
-          <w:szCs w:val="28"/>
-        </w:rPr>
-        <w:t>командой</w:t>
-      </w:r>
-      <w:r>
-        <w:rPr>
-          <w:rFonts w:ascii="Times New Roman" w:hAnsi="Times New Roman" w:cs="Times New Roman"/>
-          <w:b/>
-          <w:bCs/>
-          <w:sz w:val="28"/>
-          <w:szCs w:val="28"/>
-          <w:lang w:val="en-US"/>
-        </w:rPr>
-        <w:t xml:space="preserve"> </w:t>
-      </w:r>
-      <w:r>
-        <w:rPr>
-          <w:rFonts w:ascii="Times New Roman" w:hAnsi="Times New Roman" w:cs="Times New Roman"/>
-          <w:sz w:val="28"/>
-          <w:szCs w:val="28"/>
-          <w:lang w:val="en-US"/>
-        </w:rPr>
-        <w:t>simulink</w:t>
-      </w:r>
-      <w:r>
-        <w:rPr>
-          <w:rFonts w:ascii="Times New Roman" w:hAnsi="Times New Roman" w:cs="Times New Roman"/>
-          <w:b/>
-          <w:bCs/>
-          <w:sz w:val="28"/>
-          <w:szCs w:val="28"/>
-          <w:lang w:val="en-US"/>
-        </w:rPr>
-        <w:t xml:space="preserve"> </w:t>
-      </w:r>
-      <w:r>
-        <w:rPr>
-          <w:rFonts w:ascii="Times New Roman" w:hAnsi="Times New Roman" w:cs="Times New Roman"/>
-          <w:b/>
-          <w:bCs/>
-          <w:sz w:val="28"/>
-          <w:szCs w:val="28"/>
-        </w:rPr>
-        <w:t>в</w:t>
-      </w:r>
-      <w:r>
-        <w:rPr>
-          <w:rFonts w:ascii="Times New Roman" w:hAnsi="Times New Roman" w:cs="Times New Roman"/>
-          <w:b/>
-          <w:bCs/>
-          <w:sz w:val="28"/>
-          <w:szCs w:val="28"/>
-          <w:lang w:val="en-US"/>
-        </w:rPr>
-        <w:t xml:space="preserve"> Command Window</w:t>
+        <w:t>2. Создание нового проекта</w:t>
       </w:r>
     </w:p>
     <w:p>
@@ -1493,21 +868,17 @@
         <w:jc w:val="both"/>
         <w:rPr>
           <w:rFonts w:ascii="Times New Roman" w:hAnsi="Times New Roman" w:cs="Times New Roman"/>
-          <w:b/>
-          <w:bCs/>
-          <w:sz w:val="28"/>
-          <w:szCs w:val="28"/>
-        </w:rPr>
-      </w:pPr>
-      <w:r>
-        <w:rPr>
-          <w:rFonts w:ascii="Times New Roman" w:hAnsi="Times New Roman" w:cs="Times New Roman"/>
-          <w:b/>
-          <w:bCs/>
-          <w:sz w:val="28"/>
-          <w:szCs w:val="28"/>
-        </w:rPr>
-        <w:t>2. Создание нового проекта</w:t>
+          <w:sz w:val="28"/>
+          <w:szCs w:val="28"/>
+        </w:rPr>
+      </w:pPr>
+      <w:r>
+        <w:rPr>
+          <w:rFonts w:ascii="Times New Roman" w:hAnsi="Times New Roman" w:cs="Times New Roman"/>
+          <w:sz w:val="28"/>
+          <w:szCs w:val="28"/>
+        </w:rPr>
+        <w:t>В окне Simulink выбираем Blank Model, после чего открывается пустое рабочее поле для построения модели.</w:t>
       </w:r>
     </w:p>
     <w:p>
@@ -1527,33 +898,11 @@
           <w:sz w:val="28"/>
           <w:szCs w:val="28"/>
         </w:rPr>
-        <w:t>В окне Simulink выбираем Blank Model, после чего открывается пустое рабочее поле для построения модели.</w:t>
-      </w:r>
-    </w:p>
-    <w:p>
-      <w:pPr>
-        <w:spacing w:after="0" w:line="360" w:lineRule="auto"/>
-        <w:ind w:firstLine="709"/>
-        <w:jc w:val="both"/>
-        <w:rPr>
-          <w:rFonts w:ascii="Times New Roman" w:hAnsi="Times New Roman" w:cs="Times New Roman"/>
-          <w:sz w:val="28"/>
-          <w:szCs w:val="28"/>
-        </w:rPr>
-      </w:pPr>
-      <w:r>
-        <w:rPr>
-          <w:rFonts w:ascii="Times New Roman" w:hAnsi="Times New Roman" w:cs="Times New Roman"/>
-          <w:sz w:val="28"/>
-          <w:szCs w:val="28"/>
-        </w:rPr>
         <w:t xml:space="preserve">Далее в новую модель были добавлены блоки </w:t>
       </w:r>
       <w:r>
         <w:rPr>
           <w:rFonts w:ascii="Times New Roman" w:hAnsi="Times New Roman" w:cs="Times New Roman"/>
-          <w:b/>
-          <w:bCs/>
           <w:sz w:val="28"/>
           <w:szCs w:val="28"/>
         </w:rPr>
@@ -1570,8 +919,6 @@
       <w:r>
         <w:rPr>
           <w:rFonts w:ascii="Times New Roman" w:hAnsi="Times New Roman" w:cs="Times New Roman"/>
-          <w:b/>
-          <w:bCs/>
           <w:sz w:val="28"/>
           <w:szCs w:val="28"/>
         </w:rPr>
@@ -1652,17 +999,14 @@
           <w:sz w:val="28"/>
           <w:szCs w:val="28"/>
         </w:rPr>
-        <w:t xml:space="preserve">Рисунок 2 — Модель </w:t>
-      </w:r>
-      <w:r>
-        <w:rPr>
-          <w:rFonts w:ascii="Times New Roman" w:hAnsi="Times New Roman" w:cs="Times New Roman"/>
-          <w:sz w:val="28"/>
-          <w:szCs w:val="28"/>
-        </w:rPr>
-        <w:t>lab1_simulink</w:t>
-      </w:r>
-      <w:r>
+        <w:t xml:space="preserve">Рисунок 2 — Модель lab1_simulink с блоками Sine Wave и Scope</w:t>
+      </w:r>
+    </w:p>
+    <w:p>
+      <w:pPr>
+        <w:spacing w:after="0" w:line="360" w:lineRule="auto"/>
+        <w:ind w:firstLine="709"/>
+        <w:jc w:val="both"/>
         <w:rPr>
           <w:rFonts w:ascii="Times New Roman" w:hAnsi="Times New Roman" w:cs="Times New Roman"/>
           <w:b/>
@@ -1670,14 +1014,8 @@
           <w:sz w:val="28"/>
           <w:szCs w:val="28"/>
         </w:rPr>
-        <w:t xml:space="preserve"> с блоками Sine Wave и Scope</w:t>
-      </w:r>
-    </w:p>
-    <w:p>
-      <w:pPr>
-        <w:spacing w:after="0" w:line="360" w:lineRule="auto"/>
-        <w:ind w:firstLine="709"/>
-        <w:jc w:val="both"/>
+      </w:pPr>
+      <w:r>
         <w:rPr>
           <w:rFonts w:ascii="Times New Roman" w:hAnsi="Times New Roman" w:cs="Times New Roman"/>
           <w:b/>
@@ -1685,8 +1023,67 @@
           <w:sz w:val="28"/>
           <w:szCs w:val="28"/>
         </w:rPr>
-      </w:pPr>
-      <w:r>
+        <w:t>3. Запуск симуляции и просмотр сигнала</w:t>
+      </w:r>
+    </w:p>
+    <w:p>
+      <w:pPr>
+        <w:spacing w:after="0" w:line="360" w:lineRule="auto"/>
+        <w:ind w:firstLine="709"/>
+        <w:jc w:val="both"/>
+        <w:rPr>
+          <w:rFonts w:ascii="Times New Roman" w:hAnsi="Times New Roman" w:cs="Times New Roman"/>
+          <w:sz w:val="28"/>
+          <w:szCs w:val="28"/>
+        </w:rPr>
+      </w:pPr>
+      <w:r>
+        <w:rPr>
+          <w:rFonts w:ascii="Times New Roman" w:hAnsi="Times New Roman" w:cs="Times New Roman"/>
+          <w:sz w:val="28"/>
+          <w:szCs w:val="28"/>
+        </w:rPr>
+        <w:lastRenderedPageBreak/>
+        <w:t xml:space="preserve">После нажатия кнопки </w:t>
+      </w:r>
+      <w:r>
+        <w:rPr>
+          <w:rFonts w:ascii="Times New Roman" w:hAnsi="Times New Roman" w:cs="Times New Roman"/>
+          <w:sz w:val="28"/>
+          <w:szCs w:val="28"/>
+        </w:rPr>
+        <w:t>Run</w:t>
+      </w:r>
+      <w:r>
+        <w:rPr>
+          <w:rFonts w:ascii="Times New Roman" w:hAnsi="Times New Roman" w:cs="Times New Roman"/>
+          <w:sz w:val="28"/>
+          <w:szCs w:val="28"/>
+        </w:rPr>
+        <w:t xml:space="preserve"> запускается симуляция. Двойной клик по блоку </w:t>
+      </w:r>
+      <w:r>
+        <w:rPr>
+          <w:rFonts w:ascii="Times New Roman" w:hAnsi="Times New Roman" w:cs="Times New Roman"/>
+          <w:sz w:val="28"/>
+          <w:szCs w:val="28"/>
+        </w:rPr>
+        <w:t>Scope</w:t>
+      </w:r>
+      <w:r>
+        <w:rPr>
+          <w:rFonts w:ascii="Times New Roman" w:hAnsi="Times New Roman" w:cs="Times New Roman"/>
+          <w:sz w:val="28"/>
+          <w:szCs w:val="28"/>
+        </w:rPr>
+        <w:t xml:space="preserve"> открывает окно осциллографа с сгенерированным синусоидальным сигналом.</w:t>
+      </w:r>
+    </w:p>
+    <w:p>
+      <w:pPr>
+        <w:spacing w:after="0" w:line="360" w:lineRule="auto"/>
+        <w:ind w:firstLine="709"/>
+        <w:jc w:val="both"/>
         <w:rPr>
           <w:rFonts w:ascii="Times New Roman" w:hAnsi="Times New Roman" w:cs="Times New Roman"/>
           <w:b/>
@@ -1694,29 +1091,7 @@
           <w:sz w:val="28"/>
           <w:szCs w:val="28"/>
         </w:rPr>
-        <w:t>3. Запуск симуляции и просмотр сигнала</w:t>
-      </w:r>
-    </w:p>
-    <w:p>
-      <w:pPr>
-        <w:spacing w:after="0" w:line="360" w:lineRule="auto"/>
-        <w:ind w:firstLine="709"/>
-        <w:jc w:val="both"/>
-        <w:rPr>
-          <w:rFonts w:ascii="Times New Roman" w:hAnsi="Times New Roman" w:cs="Times New Roman"/>
-          <w:sz w:val="28"/>
-          <w:szCs w:val="28"/>
-        </w:rPr>
-      </w:pPr>
-      <w:r>
-        <w:rPr>
-          <w:rFonts w:ascii="Times New Roman" w:hAnsi="Times New Roman" w:cs="Times New Roman"/>
-          <w:sz w:val="28"/>
-          <w:szCs w:val="28"/>
-        </w:rPr>
-        <w:lastRenderedPageBreak/>
-        <w:t xml:space="preserve">После нажатия кнопки </w:t>
-      </w:r>
+      </w:pPr>
       <w:r>
         <w:rPr>
           <w:rFonts w:ascii="Times New Roman" w:hAnsi="Times New Roman" w:cs="Times New Roman"/>
@@ -1725,16 +1100,20 @@
           <w:sz w:val="28"/>
           <w:szCs w:val="28"/>
         </w:rPr>
-        <w:t>Run</w:t>
-      </w:r>
-      <w:r>
-        <w:rPr>
-          <w:rFonts w:ascii="Times New Roman" w:hAnsi="Times New Roman" w:cs="Times New Roman"/>
-          <w:sz w:val="28"/>
-          <w:szCs w:val="28"/>
-        </w:rPr>
-        <w:t xml:space="preserve"> запускается симуляция. Двойной клик по блоку </w:t>
-      </w:r>
+        <w:t>Задание 1. Изменение параметров блока Sine Wave</w:t>
+      </w:r>
+    </w:p>
+    <w:p>
+      <w:pPr>
+        <w:spacing w:after="0" w:line="360" w:lineRule="auto"/>
+        <w:ind w:firstLine="709"/>
+        <w:jc w:val="both"/>
+        <w:rPr>
+          <w:rFonts w:ascii="Times New Roman" w:hAnsi="Times New Roman" w:cs="Times New Roman"/>
+          <w:sz w:val="28"/>
+          <w:szCs w:val="28"/>
+        </w:rPr>
+      </w:pPr>
       <w:r>
         <w:rPr>
           <w:rFonts w:ascii="Times New Roman" w:hAnsi="Times New Roman" w:cs="Times New Roman"/>
@@ -1743,15 +1122,15 @@
           <w:sz w:val="28"/>
           <w:szCs w:val="28"/>
         </w:rPr>
-        <w:t>Scope</w:t>
-      </w:r>
-      <w:r>
-        <w:rPr>
-          <w:rFonts w:ascii="Times New Roman" w:hAnsi="Times New Roman" w:cs="Times New Roman"/>
-          <w:sz w:val="28"/>
-          <w:szCs w:val="28"/>
-        </w:rPr>
-        <w:t xml:space="preserve"> открывает окно осциллографа с сгенерированным синусоидальным сигналом.</w:t>
+        <w:t>Цель задания:</w:t>
+      </w:r>
+      <w:r>
+        <w:rPr>
+          <w:rFonts w:ascii="Times New Roman" w:hAnsi="Times New Roman" w:cs="Times New Roman"/>
+          <w:sz w:val="28"/>
+          <w:szCs w:val="28"/>
+        </w:rPr>
+        <w:t xml:space="preserve"> изменить параметры блока Sine Wave и определить, за что отвечает каждый из них.</w:t>
       </w:r>
     </w:p>
     <w:p>
@@ -1759,6 +1138,13 @@
         <w:spacing w:after="0" w:line="360" w:lineRule="auto"/>
         <w:ind w:firstLine="709"/>
         <w:jc w:val="both"/>
+        <w:rPr>
+          <w:rFonts w:ascii="Times New Roman" w:hAnsi="Times New Roman" w:cs="Times New Roman"/>
+          <w:sz w:val="28"/>
+          <w:szCs w:val="28"/>
+        </w:rPr>
+      </w:pPr>
+      <w:r>
         <w:rPr>
           <w:rFonts w:ascii="Times New Roman" w:hAnsi="Times New Roman" w:cs="Times New Roman"/>
           <w:b/>
@@ -1766,67 +1152,6 @@
           <w:sz w:val="28"/>
           <w:szCs w:val="28"/>
         </w:rPr>
-      </w:pPr>
-      <w:r>
-        <w:rPr>
-          <w:rFonts w:ascii="Times New Roman" w:hAnsi="Times New Roman" w:cs="Times New Roman"/>
-          <w:b/>
-          <w:bCs/>
-          <w:sz w:val="28"/>
-          <w:szCs w:val="28"/>
-        </w:rPr>
-        <w:t>Задание 1. Изменение параметров блока Sine Wave</w:t>
-      </w:r>
-    </w:p>
-    <w:p>
-      <w:pPr>
-        <w:spacing w:after="0" w:line="360" w:lineRule="auto"/>
-        <w:ind w:firstLine="709"/>
-        <w:jc w:val="both"/>
-        <w:rPr>
-          <w:rFonts w:ascii="Times New Roman" w:hAnsi="Times New Roman" w:cs="Times New Roman"/>
-          <w:sz w:val="28"/>
-          <w:szCs w:val="28"/>
-        </w:rPr>
-      </w:pPr>
-      <w:r>
-        <w:rPr>
-          <w:rFonts w:ascii="Times New Roman" w:hAnsi="Times New Roman" w:cs="Times New Roman"/>
-          <w:b/>
-          <w:bCs/>
-          <w:sz w:val="28"/>
-          <w:szCs w:val="28"/>
-        </w:rPr>
-        <w:t>Цель задания:</w:t>
-      </w:r>
-      <w:r>
-        <w:rPr>
-          <w:rFonts w:ascii="Times New Roman" w:hAnsi="Times New Roman" w:cs="Times New Roman"/>
-          <w:sz w:val="28"/>
-          <w:szCs w:val="28"/>
-        </w:rPr>
-        <w:t xml:space="preserve"> изменить параметры блока Sine Wave и определить, за что отвечает каждый из них.</w:t>
-      </w:r>
-    </w:p>
-    <w:p>
-      <w:pPr>
-        <w:spacing w:after="0" w:line="360" w:lineRule="auto"/>
-        <w:ind w:firstLine="709"/>
-        <w:jc w:val="both"/>
-        <w:rPr>
-          <w:rFonts w:ascii="Times New Roman" w:hAnsi="Times New Roman" w:cs="Times New Roman"/>
-          <w:sz w:val="28"/>
-          <w:szCs w:val="28"/>
-        </w:rPr>
-      </w:pPr>
-      <w:r>
-        <w:rPr>
-          <w:rFonts w:ascii="Times New Roman" w:hAnsi="Times New Roman" w:cs="Times New Roman"/>
-          <w:b/>
-          <w:bCs/>
-          <w:sz w:val="28"/>
-          <w:szCs w:val="28"/>
-        </w:rPr>
         <w:t>Доступ к параметрам.</w:t>
       </w:r>
       <w:r>
@@ -1840,8 +1165,6 @@
       <w:r>
         <w:rPr>
           <w:rFonts w:ascii="Times New Roman" w:hAnsi="Times New Roman" w:cs="Times New Roman"/>
-          <w:b/>
-          <w:bCs/>
           <w:sz w:val="28"/>
           <w:szCs w:val="28"/>
         </w:rPr>
@@ -1858,8 +1181,6 @@
       <w:r>
         <w:rPr>
           <w:rFonts w:ascii="Times New Roman" w:hAnsi="Times New Roman" w:cs="Times New Roman"/>
-          <w:b/>
-          <w:bCs/>
           <w:sz w:val="28"/>
           <w:szCs w:val="28"/>
         </w:rPr>
@@ -2405,8 +1726,6 @@
       <w:r>
         <w:rPr>
           <w:rFonts w:ascii="Times New Roman" w:hAnsi="Times New Roman" w:cs="Times New Roman"/>
-          <w:b/>
-          <w:bCs/>
           <w:sz w:val="28"/>
           <w:szCs w:val="28"/>
         </w:rPr>
@@ -2435,8 +1754,6 @@
       <w:r>
         <w:rPr>
           <w:rFonts w:ascii="Times New Roman" w:hAnsi="Times New Roman" w:cs="Times New Roman"/>
-          <w:b/>
-          <w:bCs/>
           <w:sz w:val="28"/>
           <w:szCs w:val="28"/>
         </w:rPr>
@@ -2604,7 +1921,7 @@
           <w:sz w:val="28"/>
           <w:szCs w:val="28"/>
         </w:rPr>
-        <w:t>Рисунок 3 — Синусоида при Amplitude = 2: пики ±2, график «вытягивается» по вертикали</w:t>
+        <w:t xml:space="preserve">Рисунок 3 — Синусоида при Amplitude = 2: пики ±2, график «вытягивается» по вертикали</w:t>
       </w:r>
     </w:p>
     <w:p>
@@ -2673,7 +1990,7 @@
           <w:sz w:val="28"/>
           <w:szCs w:val="28"/>
         </w:rPr>
-        <w:t>Рисунок 4 — Синусоида при Amplitude = 0.5: пики ±0.5, график «сжимается» по вертикали</w:t>
+        <w:t xml:space="preserve">Рисунок 4 — Синусоида при Amplitude = 0.5: пики ±0.5, график «сжимается» по вертикали</w:t>
       </w:r>
     </w:p>
     <w:p>
@@ -2741,8 +2058,6 @@
       <w:r>
         <w:rPr>
           <w:rFonts w:ascii="Times New Roman" w:hAnsi="Times New Roman" w:cs="Times New Roman"/>
-          <w:b/>
-          <w:bCs/>
           <w:sz w:val="28"/>
           <w:szCs w:val="28"/>
         </w:rPr>
@@ -2772,8 +2087,6 @@
       <w:r>
         <w:rPr>
           <w:rFonts w:ascii="Times New Roman" w:hAnsi="Times New Roman" w:cs="Times New Roman"/>
-          <w:b/>
-          <w:bCs/>
           <w:sz w:val="28"/>
           <w:szCs w:val="28"/>
         </w:rPr>
@@ -2942,7 +2255,7 @@
           <w:sz w:val="28"/>
           <w:szCs w:val="28"/>
         </w:rPr>
-        <w:t>Рисунок 5 — Синусоида при Bias = 2: график сдвинут вверх, колебания вокруг y = 2</w:t>
+        <w:t xml:space="preserve">Рисунок 5 — Синусоида при Bias = 2: график сдвинут вверх, колебания вокруг y = 2</w:t>
       </w:r>
     </w:p>
     <w:p>
@@ -3013,8 +2326,6 @@
       <w:r>
         <w:rPr>
           <w:rFonts w:ascii="Times New Roman" w:hAnsi="Times New Roman" w:cs="Times New Roman"/>
-          <w:b/>
-          <w:bCs/>
           <w:sz w:val="28"/>
           <w:szCs w:val="28"/>
         </w:rPr>
@@ -3043,8 +2354,6 @@
       <w:r>
         <w:rPr>
           <w:rFonts w:ascii="Times New Roman" w:hAnsi="Times New Roman" w:cs="Times New Roman"/>
-          <w:b/>
-          <w:bCs/>
           <w:sz w:val="28"/>
           <w:szCs w:val="28"/>
         </w:rPr>
@@ -3190,7 +2499,7 @@
           <w:sz w:val="28"/>
           <w:szCs w:val="28"/>
         </w:rPr>
-        <w:t>Рисунок 6 — Синусоида при Frequency = 2 рад/с: период вдвое короче, чем при Frequency = 1</w:t>
+        <w:t xml:space="preserve">Рисунок 6 — Синусоида при Frequency = 2 рад/с: период вдвое короче, чем при Frequency = 1</w:t>
       </w:r>
     </w:p>
     <w:p>
@@ -3258,8 +2567,6 @@
       <w:r>
         <w:rPr>
           <w:rFonts w:ascii="Times New Roman" w:hAnsi="Times New Roman" w:cs="Times New Roman"/>
-          <w:b/>
-          <w:bCs/>
           <w:sz w:val="28"/>
           <w:szCs w:val="28"/>
         </w:rPr>
@@ -3287,8 +2594,6 @@
       <w:r>
         <w:rPr>
           <w:rFonts w:ascii="Times New Roman" w:hAnsi="Times New Roman" w:cs="Times New Roman"/>
-          <w:b/>
-          <w:bCs/>
           <w:sz w:val="28"/>
           <w:szCs w:val="28"/>
         </w:rPr>
@@ -3459,7 +2764,7 @@
           <w:sz w:val="28"/>
           <w:szCs w:val="28"/>
         </w:rPr>
-        <w:t>Рисунок 7 — Синусоида при Phase = π/2: начинается с максимума (косинусоида)</w:t>
+        <w:t xml:space="preserve">Рисунок 7 — Синусоида при Phase = π/2: начинается с максимума (косинусоида)</w:t>
       </w:r>
     </w:p>
     <w:p>
@@ -3538,8 +2843,6 @@
       <w:r>
         <w:rPr>
           <w:rFonts w:ascii="Times New Roman" w:hAnsi="Times New Roman" w:cs="Times New Roman"/>
-          <w:b/>
-          <w:bCs/>
           <w:sz w:val="28"/>
           <w:szCs w:val="28"/>
         </w:rPr>
@@ -3974,8 +3277,6 @@
       <w:r>
         <w:rPr>
           <w:rFonts w:ascii="Times New Roman" w:hAnsi="Times New Roman" w:cs="Times New Roman"/>
-          <w:b/>
-          <w:bCs/>
           <w:sz w:val="28"/>
           <w:szCs w:val="28"/>
         </w:rPr>
@@ -4084,8 +3385,6 @@
       <w:r>
         <w:rPr>
           <w:rFonts w:ascii="Times New Roman" w:hAnsi="Times New Roman" w:cs="Times New Roman"/>
-          <w:b/>
-          <w:bCs/>
           <w:sz w:val="28"/>
           <w:szCs w:val="28"/>
         </w:rPr>
@@ -4118,8 +3417,6 @@
       <w:r>
         <w:rPr>
           <w:rFonts w:ascii="Times New Roman" w:hAnsi="Times New Roman" w:cs="Times New Roman"/>
-          <w:b/>
-          <w:bCs/>
           <w:sz w:val="28"/>
           <w:szCs w:val="28"/>
         </w:rPr>
@@ -4153,8 +3450,6 @@
       <w:r>
         <w:rPr>
           <w:rFonts w:ascii="Times New Roman" w:hAnsi="Times New Roman" w:cs="Times New Roman"/>
-          <w:b/>
-          <w:bCs/>
           <w:sz w:val="28"/>
           <w:szCs w:val="28"/>
         </w:rPr>
@@ -4187,27 +3482,34 @@
       <w:r>
         <w:rPr>
           <w:rFonts w:ascii="Times New Roman" w:hAnsi="Times New Roman" w:cs="Times New Roman"/>
+          <w:sz w:val="28"/>
+          <w:szCs w:val="28"/>
+        </w:rPr>
+        <w:t>φ</w:t>
+      </w:r>
+      <w:r>
+        <w:rPr>
+          <w:rFonts w:ascii="Times New Roman" w:hAnsi="Times New Roman" w:cs="Times New Roman"/>
+          <w:sz w:val="28"/>
+          <w:szCs w:val="28"/>
+        </w:rPr>
+        <w:t xml:space="preserve"> — Phase (фаза).</w:t>
+      </w:r>
+    </w:p>
+    <w:p>
+      <w:pPr>
+        <w:spacing w:after="0" w:line="360" w:lineRule="auto"/>
+        <w:ind w:firstLine="709"/>
+        <w:jc w:val="both"/>
+        <w:rPr>
+          <w:rFonts w:ascii="Times New Roman" w:hAnsi="Times New Roman" w:cs="Times New Roman"/>
           <w:b/>
           <w:bCs/>
           <w:sz w:val="28"/>
           <w:szCs w:val="28"/>
         </w:rPr>
-        <w:t>φ</w:t>
-      </w:r>
-      <w:r>
-        <w:rPr>
-          <w:rFonts w:ascii="Times New Roman" w:hAnsi="Times New Roman" w:cs="Times New Roman"/>
-          <w:sz w:val="28"/>
-          <w:szCs w:val="28"/>
-        </w:rPr>
-        <w:t xml:space="preserve"> — Phase (фаза).</w:t>
-      </w:r>
-    </w:p>
-    <w:p>
-      <w:pPr>
-        <w:spacing w:after="0" w:line="360" w:lineRule="auto"/>
-        <w:ind w:firstLine="709"/>
-        <w:jc w:val="both"/>
+      </w:pPr>
+      <w:r>
         <w:rPr>
           <w:rFonts w:ascii="Times New Roman" w:hAnsi="Times New Roman" w:cs="Times New Roman"/>
           <w:b/>
@@ -4215,6 +3517,19 @@
           <w:sz w:val="28"/>
           <w:szCs w:val="28"/>
         </w:rPr>
+        <w:t>Исследование шумов</w:t>
+      </w:r>
+    </w:p>
+    <w:p>
+      <w:pPr>
+        <w:spacing w:after="0" w:line="360" w:lineRule="auto"/>
+        <w:ind w:firstLine="709"/>
+        <w:jc w:val="both"/>
+        <w:rPr>
+          <w:rFonts w:ascii="Times New Roman" w:hAnsi="Times New Roman" w:cs="Times New Roman"/>
+          <w:sz w:val="28"/>
+          <w:szCs w:val="28"/>
+        </w:rPr>
       </w:pPr>
       <w:r>
         <w:rPr>
@@ -4224,7 +3539,15 @@
           <w:sz w:val="28"/>
           <w:szCs w:val="28"/>
         </w:rPr>
-        <w:t>Исследование шумов</w:t>
+        <w:t>Цель раздела:</w:t>
+      </w:r>
+      <w:r>
+        <w:rPr>
+          <w:rFonts w:ascii="Times New Roman" w:hAnsi="Times New Roman" w:cs="Times New Roman"/>
+          <w:sz w:val="28"/>
+          <w:szCs w:val="28"/>
+        </w:rPr>
+        <w:t xml:space="preserve"> добавить шум к синусоидальному сигналу и наблюдать результат наложения шума с помощью осциллографа.</w:t>
       </w:r>
     </w:p>
     <w:p>
@@ -4232,13 +3555,6 @@
         <w:spacing w:after="0" w:line="360" w:lineRule="auto"/>
         <w:ind w:firstLine="709"/>
         <w:jc w:val="both"/>
-        <w:rPr>
-          <w:rFonts w:ascii="Times New Roman" w:hAnsi="Times New Roman" w:cs="Times New Roman"/>
-          <w:sz w:val="28"/>
-          <w:szCs w:val="28"/>
-        </w:rPr>
-      </w:pPr>
-      <w:r>
         <w:rPr>
           <w:rFonts w:ascii="Times New Roman" w:hAnsi="Times New Roman" w:cs="Times New Roman"/>
           <w:b/>
@@ -4246,22 +3562,8 @@
           <w:sz w:val="28"/>
           <w:szCs w:val="28"/>
         </w:rPr>
-        <w:t>Цель раздела:</w:t>
-      </w:r>
-      <w:r>
-        <w:rPr>
-          <w:rFonts w:ascii="Times New Roman" w:hAnsi="Times New Roman" w:cs="Times New Roman"/>
-          <w:sz w:val="28"/>
-          <w:szCs w:val="28"/>
-        </w:rPr>
-        <w:t xml:space="preserve"> добавить шум к синусоидальному сигналу и наблюдать результат наложения шума с помощью осциллографа.</w:t>
-      </w:r>
-    </w:p>
-    <w:p>
-      <w:pPr>
-        <w:spacing w:after="0" w:line="360" w:lineRule="auto"/>
-        <w:ind w:firstLine="709"/>
-        <w:jc w:val="both"/>
+      </w:pPr>
+      <w:r>
         <w:rPr>
           <w:rFonts w:ascii="Times New Roman" w:hAnsi="Times New Roman" w:cs="Times New Roman"/>
           <w:b/>
@@ -4269,8 +3571,86 @@
           <w:sz w:val="28"/>
           <w:szCs w:val="28"/>
         </w:rPr>
-      </w:pPr>
-      <w:r>
+        <w:t>1. Добавление шума</w:t>
+      </w:r>
+    </w:p>
+    <w:p>
+      <w:pPr>
+        <w:spacing w:after="0" w:line="360" w:lineRule="auto"/>
+        <w:ind w:firstLine="709"/>
+        <w:jc w:val="both"/>
+        <w:rPr>
+          <w:rFonts w:ascii="Times New Roman" w:hAnsi="Times New Roman" w:cs="Times New Roman"/>
+          <w:sz w:val="28"/>
+          <w:szCs w:val="28"/>
+        </w:rPr>
+      </w:pPr>
+      <w:r>
+        <w:rPr>
+          <w:rFonts w:ascii="Times New Roman" w:hAnsi="Times New Roman" w:cs="Times New Roman"/>
+          <w:sz w:val="28"/>
+          <w:szCs w:val="28"/>
+        </w:rPr>
+        <w:t xml:space="preserve">Во вкладке </w:t>
+      </w:r>
+      <w:r>
+        <w:rPr>
+          <w:rFonts w:ascii="Times New Roman" w:hAnsi="Times New Roman" w:cs="Times New Roman"/>
+          <w:sz w:val="28"/>
+          <w:szCs w:val="28"/>
+        </w:rPr>
+        <w:t>Sources</w:t>
+      </w:r>
+      <w:r>
+        <w:rPr>
+          <w:rFonts w:ascii="Times New Roman" w:hAnsi="Times New Roman" w:cs="Times New Roman"/>
+          <w:sz w:val="28"/>
+          <w:szCs w:val="28"/>
+        </w:rPr>
+        <w:t xml:space="preserve"> библиотеки блоков находим элемент </w:t>
+      </w:r>
+      <w:r>
+        <w:rPr>
+          <w:rFonts w:ascii="Times New Roman" w:hAnsi="Times New Roman" w:cs="Times New Roman"/>
+          <w:sz w:val="28"/>
+          <w:szCs w:val="28"/>
+        </w:rPr>
+        <w:t>Random Number</w:t>
+      </w:r>
+      <w:r>
+        <w:rPr>
+          <w:rFonts w:ascii="Times New Roman" w:hAnsi="Times New Roman" w:cs="Times New Roman"/>
+          <w:sz w:val="28"/>
+          <w:szCs w:val="28"/>
+        </w:rPr>
+        <w:t xml:space="preserve"> (белый шум) и перемещаем блок на рабочую область.</w:t>
+      </w:r>
+    </w:p>
+    <w:p>
+      <w:pPr>
+        <w:spacing w:after="0" w:line="360" w:lineRule="auto"/>
+        <w:ind w:firstLine="709"/>
+        <w:jc w:val="both"/>
+        <w:rPr>
+          <w:rFonts w:ascii="Times New Roman" w:hAnsi="Times New Roman" w:cs="Times New Roman"/>
+          <w:sz w:val="28"/>
+          <w:szCs w:val="28"/>
+        </w:rPr>
+      </w:pPr>
+      <w:r>
+        <w:rPr>
+          <w:rFonts w:ascii="Times New Roman" w:hAnsi="Times New Roman" w:cs="Times New Roman"/>
+          <w:sz w:val="28"/>
+          <w:szCs w:val="28"/>
+        </w:rPr>
+        <w:t xml:space="preserve">Для добавления шума была открыта модель lab1_simulink и запущен Library Browser (Ctrl+Shift+L). Блок Random Number (раздел Simulink → Sources) размещён на рабочем поле слева внизу, под блоком Sine Wave.</w:t>
+      </w:r>
+    </w:p>
+    <w:p>
+      <w:pPr>
+        <w:spacing w:after="0" w:line="360" w:lineRule="auto"/>
+        <w:ind w:firstLine="709"/>
+        <w:jc w:val="both"/>
         <w:rPr>
           <w:rFonts w:ascii="Times New Roman" w:hAnsi="Times New Roman" w:cs="Times New Roman"/>
           <w:b/>
@@ -4278,28 +3658,7 @@
           <w:sz w:val="28"/>
           <w:szCs w:val="28"/>
         </w:rPr>
-        <w:t>1. Добавление шума</w:t>
-      </w:r>
-    </w:p>
-    <w:p>
-      <w:pPr>
-        <w:spacing w:after="0" w:line="360" w:lineRule="auto"/>
-        <w:ind w:firstLine="709"/>
-        <w:jc w:val="both"/>
-        <w:rPr>
-          <w:rFonts w:ascii="Times New Roman" w:hAnsi="Times New Roman" w:cs="Times New Roman"/>
-          <w:sz w:val="28"/>
-          <w:szCs w:val="28"/>
-        </w:rPr>
-      </w:pPr>
-      <w:r>
-        <w:rPr>
-          <w:rFonts w:ascii="Times New Roman" w:hAnsi="Times New Roman" w:cs="Times New Roman"/>
-          <w:sz w:val="28"/>
-          <w:szCs w:val="28"/>
-        </w:rPr>
-        <w:t xml:space="preserve">Во вкладке </w:t>
-      </w:r>
+      </w:pPr>
       <w:r>
         <w:rPr>
           <w:rFonts w:ascii="Times New Roman" w:hAnsi="Times New Roman" w:cs="Times New Roman"/>
@@ -4308,17 +3667,86 @@
           <w:sz w:val="28"/>
           <w:szCs w:val="28"/>
         </w:rPr>
-        <w:t>Sources</w:t>
-      </w:r>
-      <w:r>
-        <w:rPr>
-          <w:rFonts w:ascii="Times New Roman" w:hAnsi="Times New Roman" w:cs="Times New Roman"/>
-          <w:sz w:val="28"/>
-          <w:szCs w:val="28"/>
-        </w:rPr>
-        <w:t xml:space="preserve"> библиотеки блоков находим элемент </w:t>
-      </w:r>
-      <w:r>
+        <w:t>2. Добавление сумматора</w:t>
+      </w:r>
+    </w:p>
+    <w:p>
+      <w:pPr>
+        <w:spacing w:after="0" w:line="360" w:lineRule="auto"/>
+        <w:ind w:firstLine="709"/>
+        <w:jc w:val="both"/>
+        <w:rPr>
+          <w:rFonts w:ascii="Times New Roman" w:hAnsi="Times New Roman" w:cs="Times New Roman"/>
+          <w:sz w:val="28"/>
+          <w:szCs w:val="28"/>
+        </w:rPr>
+      </w:pPr>
+      <w:r>
+        <w:rPr>
+          <w:rFonts w:ascii="Times New Roman" w:hAnsi="Times New Roman" w:cs="Times New Roman"/>
+          <w:sz w:val="28"/>
+          <w:szCs w:val="28"/>
+        </w:rPr>
+        <w:t xml:space="preserve">Для того чтобы применить шум к сигналу, нужно сложить шум и сигнал вместе. Во вкладке </w:t>
+      </w:r>
+      <w:r>
+        <w:rPr>
+          <w:rFonts w:ascii="Times New Roman" w:hAnsi="Times New Roman" w:cs="Times New Roman"/>
+          <w:sz w:val="28"/>
+          <w:szCs w:val="28"/>
+        </w:rPr>
+        <w:t>Math Operations</w:t>
+      </w:r>
+      <w:r>
+        <w:rPr>
+          <w:rFonts w:ascii="Times New Roman" w:hAnsi="Times New Roman" w:cs="Times New Roman"/>
+          <w:sz w:val="28"/>
+          <w:szCs w:val="28"/>
+        </w:rPr>
+        <w:t xml:space="preserve"> перетаскиваем блок </w:t>
+      </w:r>
+      <w:r>
+        <w:rPr>
+          <w:rFonts w:ascii="Times New Roman" w:hAnsi="Times New Roman" w:cs="Times New Roman"/>
+          <w:sz w:val="28"/>
+          <w:szCs w:val="28"/>
+        </w:rPr>
+        <w:t>Add</w:t>
+      </w:r>
+      <w:r>
+        <w:rPr>
+          <w:rFonts w:ascii="Times New Roman" w:hAnsi="Times New Roman" w:cs="Times New Roman"/>
+          <w:sz w:val="28"/>
+          <w:szCs w:val="28"/>
+        </w:rPr>
+        <w:t>.</w:t>
+      </w:r>
+    </w:p>
+    <w:p>
+      <w:pPr>
+        <w:spacing w:after="0" w:line="360" w:lineRule="auto"/>
+        <w:ind w:firstLine="709"/>
+        <w:jc w:val="both"/>
+        <w:rPr>
+          <w:rFonts w:ascii="Times New Roman" w:hAnsi="Times New Roman" w:cs="Times New Roman"/>
+          <w:sz w:val="28"/>
+          <w:szCs w:val="28"/>
+        </w:rPr>
+      </w:pPr>
+      <w:r>
+        <w:rPr>
+          <w:rFonts w:ascii="Times New Roman" w:hAnsi="Times New Roman" w:cs="Times New Roman"/>
+          <w:sz w:val="28"/>
+          <w:szCs w:val="28"/>
+        </w:rPr>
+        <w:t xml:space="preserve">Блок Add (раздел Simulink → Math Operations) размещён на рабочем поле справа от блоков Sine Wave и Random Number.</w:t>
+      </w:r>
+    </w:p>
+    <w:p>
+      <w:pPr>
+        <w:spacing w:after="0" w:line="360" w:lineRule="auto"/>
+        <w:ind w:firstLine="709"/>
+        <w:jc w:val="both"/>
         <w:rPr>
           <w:rFonts w:ascii="Times New Roman" w:hAnsi="Times New Roman" w:cs="Times New Roman"/>
           <w:b/>
@@ -4326,27 +3754,6 @@
           <w:sz w:val="28"/>
           <w:szCs w:val="28"/>
         </w:rPr>
-        <w:t>Random Number</w:t>
-      </w:r>
-      <w:r>
-        <w:rPr>
-          <w:rFonts w:ascii="Times New Roman" w:hAnsi="Times New Roman" w:cs="Times New Roman"/>
-          <w:sz w:val="28"/>
-          <w:szCs w:val="28"/>
-        </w:rPr>
-        <w:t xml:space="preserve"> (белый шум) и перемещаем блок на рабочую область.</w:t>
-      </w:r>
-    </w:p>
-    <w:p>
-      <w:pPr>
-        <w:spacing w:after="0" w:line="360" w:lineRule="auto"/>
-        <w:ind w:firstLine="709"/>
-        <w:jc w:val="both"/>
-        <w:rPr>
-          <w:rFonts w:ascii="Times New Roman" w:hAnsi="Times New Roman" w:cs="Times New Roman"/>
-          <w:sz w:val="28"/>
-          <w:szCs w:val="28"/>
-        </w:rPr>
       </w:pPr>
       <w:r>
         <w:rPr>
@@ -4356,211 +3763,7 @@
           <w:sz w:val="28"/>
           <w:szCs w:val="28"/>
         </w:rPr>
-        <w:t>Что делать в Simulink:</w:t>
-      </w:r>
-    </w:p>
-    <w:p>
-      <w:pPr>
-        <w:numPr>
-          <w:ilvl w:val="0"/>
-          <w:numId w:val="7"/>
-        </w:numPr>
-        <w:spacing w:after="0" w:line="360" w:lineRule="auto"/>
-        <w:ind w:left="0" w:firstLine="709"/>
-        <w:jc w:val="both"/>
-        <w:rPr>
-          <w:rFonts w:ascii="Times New Roman" w:hAnsi="Times New Roman" w:cs="Times New Roman"/>
-          <w:sz w:val="28"/>
-          <w:szCs w:val="28"/>
-        </w:rPr>
-      </w:pPr>
-      <w:r>
-        <w:rPr>
-          <w:rFonts w:ascii="Times New Roman" w:hAnsi="Times New Roman" w:cs="Times New Roman"/>
-          <w:sz w:val="28"/>
-          <w:szCs w:val="28"/>
-        </w:rPr>
-        <w:t>Откройте модель lab1_simulink.</w:t>
-      </w:r>
-    </w:p>
-    <w:p>
-      <w:pPr>
-        <w:numPr>
-          <w:ilvl w:val="0"/>
-          <w:numId w:val="7"/>
-        </w:numPr>
-        <w:spacing w:after="0" w:line="360" w:lineRule="auto"/>
-        <w:ind w:left="0" w:firstLine="709"/>
-        <w:jc w:val="both"/>
-        <w:rPr>
-          <w:rFonts w:ascii="Times New Roman" w:hAnsi="Times New Roman" w:cs="Times New Roman"/>
-          <w:sz w:val="28"/>
-          <w:szCs w:val="28"/>
-          <w:lang w:val="en-US"/>
-        </w:rPr>
-      </w:pPr>
-      <w:r>
-        <w:rPr>
-          <w:rFonts w:ascii="Times New Roman" w:hAnsi="Times New Roman" w:cs="Times New Roman"/>
-          <w:sz w:val="28"/>
-          <w:szCs w:val="28"/>
-        </w:rPr>
-        <w:t>Откройте</w:t>
-      </w:r>
-      <w:r>
-        <w:rPr>
-          <w:rFonts w:ascii="Times New Roman" w:hAnsi="Times New Roman" w:cs="Times New Roman"/>
-          <w:sz w:val="28"/>
-          <w:szCs w:val="28"/>
-          <w:lang w:val="en-US"/>
-        </w:rPr>
-        <w:t xml:space="preserve"> </w:t>
-      </w:r>
-      <w:r>
-        <w:rPr>
-          <w:rFonts w:ascii="Times New Roman" w:hAnsi="Times New Roman" w:cs="Times New Roman"/>
-          <w:b/>
-          <w:bCs/>
-          <w:sz w:val="28"/>
-          <w:szCs w:val="28"/>
-          <w:lang w:val="en-US"/>
-        </w:rPr>
-        <w:t>Library Browser</w:t>
-      </w:r>
-      <w:r>
-        <w:rPr>
-          <w:rFonts w:ascii="Times New Roman" w:hAnsi="Times New Roman" w:cs="Times New Roman"/>
-          <w:sz w:val="28"/>
-          <w:szCs w:val="28"/>
-          <w:lang w:val="en-US"/>
-        </w:rPr>
-        <w:t xml:space="preserve"> (Ctrl+Shift+L).</w:t>
-      </w:r>
-    </w:p>
-    <w:p>
-      <w:pPr>
-        <w:numPr>
-          <w:ilvl w:val="0"/>
-          <w:numId w:val="7"/>
-        </w:numPr>
-        <w:spacing w:after="0" w:line="360" w:lineRule="auto"/>
-        <w:ind w:left="0" w:firstLine="709"/>
-        <w:jc w:val="both"/>
-        <w:rPr>
-          <w:rFonts w:ascii="Times New Roman" w:hAnsi="Times New Roman" w:cs="Times New Roman"/>
-          <w:sz w:val="28"/>
-          <w:szCs w:val="28"/>
-        </w:rPr>
-      </w:pPr>
-      <w:r>
-        <w:rPr>
-          <w:rFonts w:ascii="Times New Roman" w:hAnsi="Times New Roman" w:cs="Times New Roman"/>
-          <w:sz w:val="28"/>
-          <w:szCs w:val="28"/>
-        </w:rPr>
-        <w:t xml:space="preserve">Выберите </w:t>
-      </w:r>
-      <w:r>
-        <w:rPr>
-          <w:rFonts w:ascii="Times New Roman" w:hAnsi="Times New Roman" w:cs="Times New Roman"/>
-          <w:b/>
-          <w:bCs/>
-          <w:sz w:val="28"/>
-          <w:szCs w:val="28"/>
-        </w:rPr>
-        <w:t>Simulink → Sources</w:t>
-      </w:r>
-      <w:r>
-        <w:rPr>
-          <w:rFonts w:ascii="Times New Roman" w:hAnsi="Times New Roman" w:cs="Times New Roman"/>
-          <w:sz w:val="28"/>
-          <w:szCs w:val="28"/>
-        </w:rPr>
-        <w:t>.</w:t>
-      </w:r>
-    </w:p>
-    <w:p>
-      <w:pPr>
-        <w:numPr>
-          <w:ilvl w:val="0"/>
-          <w:numId w:val="7"/>
-        </w:numPr>
-        <w:spacing w:after="0" w:line="360" w:lineRule="auto"/>
-        <w:ind w:left="0" w:firstLine="709"/>
-        <w:jc w:val="both"/>
-        <w:rPr>
-          <w:rFonts w:ascii="Times New Roman" w:hAnsi="Times New Roman" w:cs="Times New Roman"/>
-          <w:sz w:val="28"/>
-          <w:szCs w:val="28"/>
-        </w:rPr>
-      </w:pPr>
-      <w:r>
-        <w:rPr>
-          <w:rFonts w:ascii="Times New Roman" w:hAnsi="Times New Roman" w:cs="Times New Roman"/>
-          <w:sz w:val="28"/>
-          <w:szCs w:val="28"/>
-        </w:rPr>
-        <w:t xml:space="preserve">Найдите блок </w:t>
-      </w:r>
-      <w:r>
-        <w:rPr>
-          <w:rFonts w:ascii="Times New Roman" w:hAnsi="Times New Roman" w:cs="Times New Roman"/>
-          <w:b/>
-          <w:bCs/>
-          <w:sz w:val="28"/>
-          <w:szCs w:val="28"/>
-        </w:rPr>
-        <w:t>Random Number</w:t>
-      </w:r>
-      <w:r>
-        <w:rPr>
-          <w:rFonts w:ascii="Times New Roman" w:hAnsi="Times New Roman" w:cs="Times New Roman"/>
-          <w:sz w:val="28"/>
-          <w:szCs w:val="28"/>
-        </w:rPr>
-        <w:t>.</w:t>
-      </w:r>
-    </w:p>
-    <w:p>
-      <w:pPr>
-        <w:numPr>
-          <w:ilvl w:val="0"/>
-          <w:numId w:val="7"/>
-        </w:numPr>
-        <w:spacing w:after="0" w:line="360" w:lineRule="auto"/>
-        <w:ind w:left="0" w:firstLine="709"/>
-        <w:jc w:val="both"/>
-        <w:rPr>
-          <w:rFonts w:ascii="Times New Roman" w:hAnsi="Times New Roman" w:cs="Times New Roman"/>
-          <w:sz w:val="28"/>
-          <w:szCs w:val="28"/>
-        </w:rPr>
-      </w:pPr>
-      <w:r>
-        <w:rPr>
-          <w:rFonts w:ascii="Times New Roman" w:hAnsi="Times New Roman" w:cs="Times New Roman"/>
-          <w:sz w:val="28"/>
-          <w:szCs w:val="28"/>
-        </w:rPr>
-        <w:t xml:space="preserve">Перетащите его на рабочее поле — разместите </w:t>
-      </w:r>
-      <w:r>
-        <w:rPr>
-          <w:rFonts w:ascii="Times New Roman" w:hAnsi="Times New Roman" w:cs="Times New Roman"/>
-          <w:b/>
-          <w:bCs/>
-          <w:sz w:val="28"/>
-          <w:szCs w:val="28"/>
-        </w:rPr>
-        <w:t>слева внизу</w:t>
-      </w:r>
-      <w:r>
-        <w:rPr>
-          <w:rFonts w:ascii="Times New Roman" w:hAnsi="Times New Roman" w:cs="Times New Roman"/>
-          <w:sz w:val="28"/>
-          <w:szCs w:val="28"/>
-        </w:rPr>
-        <w:t>, под блоком Sine Wave.</w:t>
+        <w:t>3. Соединение блоков</w:t>
       </w:r>
     </w:p>
     <w:p>
@@ -4570,21 +3773,49 @@
         <w:jc w:val="both"/>
         <w:rPr>
           <w:rFonts w:ascii="Times New Roman" w:hAnsi="Times New Roman" w:cs="Times New Roman"/>
-          <w:b/>
-          <w:bCs/>
-          <w:sz w:val="28"/>
-          <w:szCs w:val="28"/>
-        </w:rPr>
-      </w:pPr>
-      <w:r>
-        <w:rPr>
-          <w:rFonts w:ascii="Times New Roman" w:hAnsi="Times New Roman" w:cs="Times New Roman"/>
-          <w:b/>
-          <w:bCs/>
-          <w:sz w:val="28"/>
-          <w:szCs w:val="28"/>
-        </w:rPr>
-        <w:t>2. Добавление сумматора</w:t>
+          <w:sz w:val="28"/>
+          <w:szCs w:val="28"/>
+        </w:rPr>
+      </w:pPr>
+      <w:r>
+        <w:rPr>
+          <w:rFonts w:ascii="Times New Roman" w:hAnsi="Times New Roman" w:cs="Times New Roman"/>
+          <w:sz w:val="28"/>
+          <w:szCs w:val="28"/>
+        </w:rPr>
+        <w:t xml:space="preserve">Отсоединяем блок </w:t>
+      </w:r>
+      <w:r>
+        <w:rPr>
+          <w:rFonts w:ascii="Times New Roman" w:hAnsi="Times New Roman" w:cs="Times New Roman"/>
+          <w:sz w:val="28"/>
+          <w:szCs w:val="28"/>
+        </w:rPr>
+        <w:t>Sine Wave</w:t>
+      </w:r>
+      <w:r>
+        <w:rPr>
+          <w:rFonts w:ascii="Times New Roman" w:hAnsi="Times New Roman" w:cs="Times New Roman"/>
+          <w:sz w:val="28"/>
+          <w:szCs w:val="28"/>
+        </w:rPr>
+        <w:t xml:space="preserve"> от </w:t>
+      </w:r>
+      <w:r>
+        <w:rPr>
+          <w:rFonts w:ascii="Times New Roman" w:hAnsi="Times New Roman" w:cs="Times New Roman"/>
+          <w:sz w:val="28"/>
+          <w:szCs w:val="28"/>
+        </w:rPr>
+        <w:t>Scope</w:t>
+      </w:r>
+      <w:r>
+        <w:rPr>
+          <w:rFonts w:ascii="Times New Roman" w:hAnsi="Times New Roman" w:cs="Times New Roman"/>
+          <w:sz w:val="28"/>
+          <w:szCs w:val="28"/>
+        </w:rPr>
+        <w:t xml:space="preserve"> (если это ещё не сделано). Далее соединяем блоки.</w:t>
       </w:r>
     </w:p>
     <w:p>
@@ -4604,607 +3835,7 @@
           <w:sz w:val="28"/>
           <w:szCs w:val="28"/>
         </w:rPr>
-        <w:t xml:space="preserve">Для того чтобы применить шум к сигналу, нужно сложить шум и сигнал вместе. Во вкладке </w:t>
-      </w:r>
-      <w:r>
-        <w:rPr>
-          <w:rFonts w:ascii="Times New Roman" w:hAnsi="Times New Roman" w:cs="Times New Roman"/>
-          <w:b/>
-          <w:bCs/>
-          <w:sz w:val="28"/>
-          <w:szCs w:val="28"/>
-        </w:rPr>
-        <w:t>Math Operations</w:t>
-      </w:r>
-      <w:r>
-        <w:rPr>
-          <w:rFonts w:ascii="Times New Roman" w:hAnsi="Times New Roman" w:cs="Times New Roman"/>
-          <w:sz w:val="28"/>
-          <w:szCs w:val="28"/>
-        </w:rPr>
-        <w:t xml:space="preserve"> перетаскиваем блок </w:t>
-      </w:r>
-      <w:r>
-        <w:rPr>
-          <w:rFonts w:ascii="Times New Roman" w:hAnsi="Times New Roman" w:cs="Times New Roman"/>
-          <w:b/>
-          <w:bCs/>
-          <w:sz w:val="28"/>
-          <w:szCs w:val="28"/>
-        </w:rPr>
-        <w:t>Add</w:t>
-      </w:r>
-      <w:r>
-        <w:rPr>
-          <w:rFonts w:ascii="Times New Roman" w:hAnsi="Times New Roman" w:cs="Times New Roman"/>
-          <w:sz w:val="28"/>
-          <w:szCs w:val="28"/>
-        </w:rPr>
-        <w:t>.</w:t>
-      </w:r>
-    </w:p>
-    <w:p>
-      <w:pPr>
-        <w:spacing w:after="0" w:line="360" w:lineRule="auto"/>
-        <w:ind w:firstLine="709"/>
-        <w:jc w:val="both"/>
-        <w:rPr>
-          <w:rFonts w:ascii="Times New Roman" w:hAnsi="Times New Roman" w:cs="Times New Roman"/>
-          <w:sz w:val="28"/>
-          <w:szCs w:val="28"/>
-        </w:rPr>
-      </w:pPr>
-      <w:r>
-        <w:rPr>
-          <w:rFonts w:ascii="Times New Roman" w:hAnsi="Times New Roman" w:cs="Times New Roman"/>
-          <w:b/>
-          <w:bCs/>
-          <w:sz w:val="28"/>
-          <w:szCs w:val="28"/>
-        </w:rPr>
-        <w:t>Что делать в Simulink:</w:t>
-      </w:r>
-    </w:p>
-    <w:p>
-      <w:pPr>
-        <w:numPr>
-          <w:ilvl w:val="0"/>
-          <w:numId w:val="8"/>
-        </w:numPr>
-        <w:spacing w:after="0" w:line="360" w:lineRule="auto"/>
-        <w:ind w:left="0" w:firstLine="709"/>
-        <w:jc w:val="both"/>
-        <w:rPr>
-          <w:rFonts w:ascii="Times New Roman" w:hAnsi="Times New Roman" w:cs="Times New Roman"/>
-          <w:sz w:val="28"/>
-          <w:szCs w:val="28"/>
-          <w:lang w:val="en-US"/>
-        </w:rPr>
-      </w:pPr>
-      <w:r>
-        <w:rPr>
-          <w:rFonts w:ascii="Times New Roman" w:hAnsi="Times New Roman" w:cs="Times New Roman"/>
-          <w:sz w:val="28"/>
-          <w:szCs w:val="28"/>
-        </w:rPr>
-        <w:t>В</w:t>
-      </w:r>
-      <w:r>
-        <w:rPr>
-          <w:rFonts w:ascii="Times New Roman" w:hAnsi="Times New Roman" w:cs="Times New Roman"/>
-          <w:sz w:val="28"/>
-          <w:szCs w:val="28"/>
-          <w:lang w:val="en-US"/>
-        </w:rPr>
-        <w:t xml:space="preserve"> Library Browser </w:t>
-      </w:r>
-      <w:r>
-        <w:rPr>
-          <w:rFonts w:ascii="Times New Roman" w:hAnsi="Times New Roman" w:cs="Times New Roman"/>
-          <w:sz w:val="28"/>
-          <w:szCs w:val="28"/>
-        </w:rPr>
-        <w:t>выберите</w:t>
-      </w:r>
-      <w:r>
-        <w:rPr>
-          <w:rFonts w:ascii="Times New Roman" w:hAnsi="Times New Roman" w:cs="Times New Roman"/>
-          <w:sz w:val="28"/>
-          <w:szCs w:val="28"/>
-          <w:lang w:val="en-US"/>
-        </w:rPr>
-        <w:t xml:space="preserve"> </w:t>
-      </w:r>
-      <w:r>
-        <w:rPr>
-          <w:rFonts w:ascii="Times New Roman" w:hAnsi="Times New Roman" w:cs="Times New Roman"/>
-          <w:b/>
-          <w:bCs/>
-          <w:sz w:val="28"/>
-          <w:szCs w:val="28"/>
-          <w:lang w:val="en-US"/>
-        </w:rPr>
-        <w:t>Simulink → Math Operations</w:t>
-      </w:r>
-      <w:r>
-        <w:rPr>
-          <w:rFonts w:ascii="Times New Roman" w:hAnsi="Times New Roman" w:cs="Times New Roman"/>
-          <w:sz w:val="28"/>
-          <w:szCs w:val="28"/>
-          <w:lang w:val="en-US"/>
-        </w:rPr>
-        <w:t>.</w:t>
-      </w:r>
-    </w:p>
-    <w:p>
-      <w:pPr>
-        <w:numPr>
-          <w:ilvl w:val="0"/>
-          <w:numId w:val="8"/>
-        </w:numPr>
-        <w:spacing w:after="0" w:line="360" w:lineRule="auto"/>
-        <w:ind w:left="0" w:firstLine="709"/>
-        <w:jc w:val="both"/>
-        <w:rPr>
-          <w:rFonts w:ascii="Times New Roman" w:hAnsi="Times New Roman" w:cs="Times New Roman"/>
-          <w:sz w:val="28"/>
-          <w:szCs w:val="28"/>
-        </w:rPr>
-      </w:pPr>
-      <w:r>
-        <w:rPr>
-          <w:rFonts w:ascii="Times New Roman" w:hAnsi="Times New Roman" w:cs="Times New Roman"/>
-          <w:sz w:val="28"/>
-          <w:szCs w:val="28"/>
-        </w:rPr>
-        <w:t xml:space="preserve">Найдите блок </w:t>
-      </w:r>
-      <w:r>
-        <w:rPr>
-          <w:rFonts w:ascii="Times New Roman" w:hAnsi="Times New Roman" w:cs="Times New Roman"/>
-          <w:b/>
-          <w:bCs/>
-          <w:sz w:val="28"/>
-          <w:szCs w:val="28"/>
-        </w:rPr>
-        <w:t>Add</w:t>
-      </w:r>
-      <w:r>
-        <w:rPr>
-          <w:rFonts w:ascii="Times New Roman" w:hAnsi="Times New Roman" w:cs="Times New Roman"/>
-          <w:sz w:val="28"/>
-          <w:szCs w:val="28"/>
-        </w:rPr>
-        <w:t>.</w:t>
-      </w:r>
-    </w:p>
-    <w:p>
-      <w:pPr>
-        <w:numPr>
-          <w:ilvl w:val="0"/>
-          <w:numId w:val="8"/>
-        </w:numPr>
-        <w:spacing w:after="0" w:line="360" w:lineRule="auto"/>
-        <w:ind w:left="0" w:firstLine="709"/>
-        <w:jc w:val="both"/>
-        <w:rPr>
-          <w:rFonts w:ascii="Times New Roman" w:hAnsi="Times New Roman" w:cs="Times New Roman"/>
-          <w:sz w:val="28"/>
-          <w:szCs w:val="28"/>
-        </w:rPr>
-      </w:pPr>
-      <w:r>
-        <w:rPr>
-          <w:rFonts w:ascii="Times New Roman" w:hAnsi="Times New Roman" w:cs="Times New Roman"/>
-          <w:sz w:val="28"/>
-          <w:szCs w:val="28"/>
-        </w:rPr>
-        <w:t xml:space="preserve">Перетащите его на рабочее поле — разместите </w:t>
-      </w:r>
-      <w:r>
-        <w:rPr>
-          <w:rFonts w:ascii="Times New Roman" w:hAnsi="Times New Roman" w:cs="Times New Roman"/>
-          <w:b/>
-          <w:bCs/>
-          <w:sz w:val="28"/>
-          <w:szCs w:val="28"/>
-        </w:rPr>
-        <w:t>справа</w:t>
-      </w:r>
-      <w:r>
-        <w:rPr>
-          <w:rFonts w:ascii="Times New Roman" w:hAnsi="Times New Roman" w:cs="Times New Roman"/>
-          <w:sz w:val="28"/>
-          <w:szCs w:val="28"/>
-        </w:rPr>
-        <w:t xml:space="preserve"> от Sine Wave и Random Number.</w:t>
-      </w:r>
-    </w:p>
-    <w:p>
-      <w:pPr>
-        <w:spacing w:after="0" w:line="360" w:lineRule="auto"/>
-        <w:ind w:firstLine="709"/>
-        <w:jc w:val="both"/>
-        <w:rPr>
-          <w:rFonts w:ascii="Times New Roman" w:hAnsi="Times New Roman" w:cs="Times New Roman"/>
-          <w:b/>
-          <w:bCs/>
-          <w:sz w:val="28"/>
-          <w:szCs w:val="28"/>
-        </w:rPr>
-      </w:pPr>
-      <w:r>
-        <w:rPr>
-          <w:rFonts w:ascii="Times New Roman" w:hAnsi="Times New Roman" w:cs="Times New Roman"/>
-          <w:b/>
-          <w:bCs/>
-          <w:sz w:val="28"/>
-          <w:szCs w:val="28"/>
-        </w:rPr>
-        <w:t>3. Соединение блоков</w:t>
-      </w:r>
-    </w:p>
-    <w:p>
-      <w:pPr>
-        <w:spacing w:after="0" w:line="360" w:lineRule="auto"/>
-        <w:ind w:firstLine="709"/>
-        <w:jc w:val="both"/>
-        <w:rPr>
-          <w:rFonts w:ascii="Times New Roman" w:hAnsi="Times New Roman" w:cs="Times New Roman"/>
-          <w:sz w:val="28"/>
-          <w:szCs w:val="28"/>
-        </w:rPr>
-      </w:pPr>
-      <w:r>
-        <w:rPr>
-          <w:rFonts w:ascii="Times New Roman" w:hAnsi="Times New Roman" w:cs="Times New Roman"/>
-          <w:sz w:val="28"/>
-          <w:szCs w:val="28"/>
-        </w:rPr>
-        <w:t xml:space="preserve">Отсоединяем блок </w:t>
-      </w:r>
-      <w:r>
-        <w:rPr>
-          <w:rFonts w:ascii="Times New Roman" w:hAnsi="Times New Roman" w:cs="Times New Roman"/>
-          <w:b/>
-          <w:bCs/>
-          <w:sz w:val="28"/>
-          <w:szCs w:val="28"/>
-        </w:rPr>
-        <w:t>Sine Wave</w:t>
-      </w:r>
-      <w:r>
-        <w:rPr>
-          <w:rFonts w:ascii="Times New Roman" w:hAnsi="Times New Roman" w:cs="Times New Roman"/>
-          <w:sz w:val="28"/>
-          <w:szCs w:val="28"/>
-        </w:rPr>
-        <w:t xml:space="preserve"> от </w:t>
-      </w:r>
-      <w:r>
-        <w:rPr>
-          <w:rFonts w:ascii="Times New Roman" w:hAnsi="Times New Roman" w:cs="Times New Roman"/>
-          <w:b/>
-          <w:bCs/>
-          <w:sz w:val="28"/>
-          <w:szCs w:val="28"/>
-        </w:rPr>
-        <w:t>Scope</w:t>
-      </w:r>
-      <w:r>
-        <w:rPr>
-          <w:rFonts w:ascii="Times New Roman" w:hAnsi="Times New Roman" w:cs="Times New Roman"/>
-          <w:sz w:val="28"/>
-          <w:szCs w:val="28"/>
-        </w:rPr>
-        <w:t xml:space="preserve"> (если это ещё не сделано). Далее соединяем блоки</w:t>
-      </w:r>
-      <w:r>
-        <w:rPr>
-          <w:rFonts w:ascii="Times New Roman" w:hAnsi="Times New Roman" w:cs="Times New Roman"/>
-          <w:sz w:val="28"/>
-          <w:szCs w:val="28"/>
-        </w:rPr>
-        <w:t>.</w:t>
-      </w:r>
-    </w:p>
-    <w:p>
-      <w:pPr>
-        <w:spacing w:after="0" w:line="360" w:lineRule="auto"/>
-        <w:ind w:firstLine="709"/>
-        <w:jc w:val="both"/>
-        <w:rPr>
-          <w:rFonts w:ascii="Times New Roman" w:hAnsi="Times New Roman" w:cs="Times New Roman"/>
-          <w:sz w:val="28"/>
-          <w:szCs w:val="28"/>
-          <w:lang w:val="en-US"/>
-        </w:rPr>
-      </w:pPr>
-      <w:r>
-        <w:rPr>
-          <w:rFonts w:ascii="Times New Roman" w:hAnsi="Times New Roman" w:cs="Times New Roman"/>
-          <w:b/>
-          <w:bCs/>
-          <w:sz w:val="28"/>
-          <w:szCs w:val="28"/>
-        </w:rPr>
-        <w:t>Что</w:t>
-      </w:r>
-      <w:r>
-        <w:rPr>
-          <w:rFonts w:ascii="Times New Roman" w:hAnsi="Times New Roman" w:cs="Times New Roman"/>
-          <w:b/>
-          <w:bCs/>
-          <w:sz w:val="28"/>
-          <w:szCs w:val="28"/>
-          <w:lang w:val="en-US"/>
-        </w:rPr>
-        <w:t xml:space="preserve"> </w:t>
-      </w:r>
-      <w:r>
-        <w:rPr>
-          <w:rFonts w:ascii="Times New Roman" w:hAnsi="Times New Roman" w:cs="Times New Roman"/>
-          <w:b/>
-          <w:bCs/>
-          <w:sz w:val="28"/>
-          <w:szCs w:val="28"/>
-        </w:rPr>
-        <w:t>делать</w:t>
-      </w:r>
-      <w:r>
-        <w:rPr>
-          <w:rFonts w:ascii="Times New Roman" w:hAnsi="Times New Roman" w:cs="Times New Roman"/>
-          <w:b/>
-          <w:bCs/>
-          <w:sz w:val="28"/>
-          <w:szCs w:val="28"/>
-          <w:lang w:val="en-US"/>
-        </w:rPr>
-        <w:t xml:space="preserve"> </w:t>
-      </w:r>
-      <w:r>
-        <w:rPr>
-          <w:rFonts w:ascii="Times New Roman" w:hAnsi="Times New Roman" w:cs="Times New Roman"/>
-          <w:b/>
-          <w:bCs/>
-          <w:sz w:val="28"/>
-          <w:szCs w:val="28"/>
-        </w:rPr>
-        <w:t>в</w:t>
-      </w:r>
-      <w:r>
-        <w:rPr>
-          <w:rFonts w:ascii="Times New Roman" w:hAnsi="Times New Roman" w:cs="Times New Roman"/>
-          <w:b/>
-          <w:bCs/>
-          <w:sz w:val="28"/>
-          <w:szCs w:val="28"/>
-          <w:lang w:val="en-US"/>
-        </w:rPr>
-        <w:t xml:space="preserve"> Simulink:</w:t>
-      </w:r>
-    </w:p>
-    <w:p>
-      <w:pPr>
-        <w:numPr>
-          <w:ilvl w:val="0"/>
-          <w:numId w:val="9"/>
-        </w:numPr>
-        <w:spacing w:after="0" w:line="360" w:lineRule="auto"/>
-        <w:ind w:left="0" w:firstLine="709"/>
-        <w:jc w:val="both"/>
-        <w:rPr>
-          <w:rFonts w:ascii="Times New Roman" w:hAnsi="Times New Roman" w:cs="Times New Roman"/>
-          <w:sz w:val="28"/>
-          <w:szCs w:val="28"/>
-        </w:rPr>
-      </w:pPr>
-      <w:r>
-        <w:rPr>
-          <w:rFonts w:ascii="Times New Roman" w:hAnsi="Times New Roman" w:cs="Times New Roman"/>
-          <w:sz w:val="28"/>
-          <w:szCs w:val="28"/>
-        </w:rPr>
-        <w:t xml:space="preserve">Щёлкните по соединительной линии между Sine Wave и Scope → нажмите </w:t>
-      </w:r>
-      <w:r>
-        <w:rPr>
-          <w:rFonts w:ascii="Times New Roman" w:hAnsi="Times New Roman" w:cs="Times New Roman"/>
-          <w:b/>
-          <w:bCs/>
-          <w:sz w:val="28"/>
-          <w:szCs w:val="28"/>
-        </w:rPr>
-        <w:t>Delete</w:t>
-      </w:r>
-      <w:r>
-        <w:rPr>
-          <w:rFonts w:ascii="Times New Roman" w:hAnsi="Times New Roman" w:cs="Times New Roman"/>
-          <w:sz w:val="28"/>
-          <w:szCs w:val="28"/>
-        </w:rPr>
-        <w:t>.</w:t>
-      </w:r>
-    </w:p>
-    <w:p>
-      <w:pPr>
-        <w:numPr>
-          <w:ilvl w:val="0"/>
-          <w:numId w:val="9"/>
-        </w:numPr>
-        <w:spacing w:after="0" w:line="360" w:lineRule="auto"/>
-        <w:ind w:left="0" w:firstLine="709"/>
-        <w:jc w:val="both"/>
-        <w:rPr>
-          <w:rFonts w:ascii="Times New Roman" w:hAnsi="Times New Roman" w:cs="Times New Roman"/>
-          <w:sz w:val="28"/>
-          <w:szCs w:val="28"/>
-        </w:rPr>
-      </w:pPr>
-      <w:r>
-        <w:rPr>
-          <w:rFonts w:ascii="Times New Roman" w:hAnsi="Times New Roman" w:cs="Times New Roman"/>
-          <w:sz w:val="28"/>
-          <w:szCs w:val="28"/>
-        </w:rPr>
-        <w:lastRenderedPageBreak/>
-        <w:t xml:space="preserve">Наведите курсор на </w:t>
-      </w:r>
-      <w:r>
-        <w:rPr>
-          <w:rFonts w:ascii="Times New Roman" w:hAnsi="Times New Roman" w:cs="Times New Roman"/>
-          <w:b/>
-          <w:bCs/>
-          <w:sz w:val="28"/>
-          <w:szCs w:val="28"/>
-        </w:rPr>
-        <w:t>выход</w:t>
-      </w:r>
-      <w:r>
-        <w:rPr>
-          <w:rFonts w:ascii="Times New Roman" w:hAnsi="Times New Roman" w:cs="Times New Roman"/>
-          <w:sz w:val="28"/>
-          <w:szCs w:val="28"/>
-        </w:rPr>
-        <w:t xml:space="preserve"> блока Sine Wave → протяните к </w:t>
-      </w:r>
-      <w:r>
-        <w:rPr>
-          <w:rFonts w:ascii="Times New Roman" w:hAnsi="Times New Roman" w:cs="Times New Roman"/>
-          <w:b/>
-          <w:bCs/>
-          <w:sz w:val="28"/>
-          <w:szCs w:val="28"/>
-        </w:rPr>
-        <w:t>верхнему входу</w:t>
-      </w:r>
-      <w:r>
-        <w:rPr>
-          <w:rFonts w:ascii="Times New Roman" w:hAnsi="Times New Roman" w:cs="Times New Roman"/>
-          <w:sz w:val="28"/>
-          <w:szCs w:val="28"/>
-        </w:rPr>
-        <w:t xml:space="preserve"> блока Add.</w:t>
-      </w:r>
-    </w:p>
-    <w:p>
-      <w:pPr>
-        <w:numPr>
-          <w:ilvl w:val="0"/>
-          <w:numId w:val="9"/>
-        </w:numPr>
-        <w:spacing w:after="0" w:line="360" w:lineRule="auto"/>
-        <w:ind w:left="0" w:firstLine="709"/>
-        <w:jc w:val="both"/>
-        <w:rPr>
-          <w:rFonts w:ascii="Times New Roman" w:hAnsi="Times New Roman" w:cs="Times New Roman"/>
-          <w:sz w:val="28"/>
-          <w:szCs w:val="28"/>
-        </w:rPr>
-      </w:pPr>
-      <w:r>
-        <w:rPr>
-          <w:rFonts w:ascii="Times New Roman" w:hAnsi="Times New Roman" w:cs="Times New Roman"/>
-          <w:sz w:val="28"/>
-          <w:szCs w:val="28"/>
-        </w:rPr>
-        <w:t xml:space="preserve">Наведите курсор на </w:t>
-      </w:r>
-      <w:r>
-        <w:rPr>
-          <w:rFonts w:ascii="Times New Roman" w:hAnsi="Times New Roman" w:cs="Times New Roman"/>
-          <w:b/>
-          <w:bCs/>
-          <w:sz w:val="28"/>
-          <w:szCs w:val="28"/>
-        </w:rPr>
-        <w:t>выход</w:t>
-      </w:r>
-      <w:r>
-        <w:rPr>
-          <w:rFonts w:ascii="Times New Roman" w:hAnsi="Times New Roman" w:cs="Times New Roman"/>
-          <w:sz w:val="28"/>
-          <w:szCs w:val="28"/>
-        </w:rPr>
-        <w:t xml:space="preserve"> блока Random Number → протяните к </w:t>
-      </w:r>
-      <w:r>
-        <w:rPr>
-          <w:rFonts w:ascii="Times New Roman" w:hAnsi="Times New Roman" w:cs="Times New Roman"/>
-          <w:b/>
-          <w:bCs/>
-          <w:sz w:val="28"/>
-          <w:szCs w:val="28"/>
-        </w:rPr>
-        <w:t>нижнему входу</w:t>
-      </w:r>
-      <w:r>
-        <w:rPr>
-          <w:rFonts w:ascii="Times New Roman" w:hAnsi="Times New Roman" w:cs="Times New Roman"/>
-          <w:sz w:val="28"/>
-          <w:szCs w:val="28"/>
-        </w:rPr>
-        <w:t xml:space="preserve"> блока Add.</w:t>
-      </w:r>
-    </w:p>
-    <w:p>
-      <w:pPr>
-        <w:numPr>
-          <w:ilvl w:val="0"/>
-          <w:numId w:val="9"/>
-        </w:numPr>
-        <w:spacing w:after="0" w:line="360" w:lineRule="auto"/>
-        <w:ind w:left="0" w:firstLine="709"/>
-        <w:jc w:val="both"/>
-        <w:rPr>
-          <w:rFonts w:ascii="Times New Roman" w:hAnsi="Times New Roman" w:cs="Times New Roman"/>
-          <w:sz w:val="28"/>
-          <w:szCs w:val="28"/>
-        </w:rPr>
-      </w:pPr>
-      <w:r>
-        <w:rPr>
-          <w:rFonts w:ascii="Times New Roman" w:hAnsi="Times New Roman" w:cs="Times New Roman"/>
-          <w:sz w:val="28"/>
-          <w:szCs w:val="28"/>
-        </w:rPr>
-        <w:t xml:space="preserve">Наведите курсор на </w:t>
-      </w:r>
-      <w:r>
-        <w:rPr>
-          <w:rFonts w:ascii="Times New Roman" w:hAnsi="Times New Roman" w:cs="Times New Roman"/>
-          <w:b/>
-          <w:bCs/>
-          <w:sz w:val="28"/>
-          <w:szCs w:val="28"/>
-        </w:rPr>
-        <w:t>выход</w:t>
-      </w:r>
-      <w:r>
-        <w:rPr>
-          <w:rFonts w:ascii="Times New Roman" w:hAnsi="Times New Roman" w:cs="Times New Roman"/>
-          <w:sz w:val="28"/>
-          <w:szCs w:val="28"/>
-        </w:rPr>
-        <w:t xml:space="preserve"> блока Add → протяните к </w:t>
-      </w:r>
-      <w:r>
-        <w:rPr>
-          <w:rFonts w:ascii="Times New Roman" w:hAnsi="Times New Roman" w:cs="Times New Roman"/>
-          <w:b/>
-          <w:bCs/>
-          <w:sz w:val="28"/>
-          <w:szCs w:val="28"/>
-        </w:rPr>
-        <w:t>входу</w:t>
-      </w:r>
-      <w:r>
-        <w:rPr>
-          <w:rFonts w:ascii="Times New Roman" w:hAnsi="Times New Roman" w:cs="Times New Roman"/>
-          <w:sz w:val="28"/>
-          <w:szCs w:val="28"/>
-        </w:rPr>
-        <w:t xml:space="preserve"> блока Scope.</w:t>
+        <w:t xml:space="preserve">Соединительная линия между блоками Sine Wave и Scope была выделена и удалена клавишей Delete. Затем выход блока Sine Wave соединён с верхним входом блока Add, выход блока Random Number — с нижним входом блока Add, а выход блока Add — со входом блока Scope.</w:t>
       </w:r>
     </w:p>
     <w:p>
@@ -5281,7 +3912,7 @@
           <w:sz w:val="28"/>
           <w:szCs w:val="28"/>
         </w:rPr>
-        <w:t>Рисунок 8 — Модель Simulink с добавленным шумом: Sine Wave + Random Number → Add → Scope</w:t>
+        <w:t xml:space="preserve">Рисунок 8 — Модель Simulink с добавленным шумом: Sine Wave + Random Number → Add → Scope</w:t>
       </w:r>
     </w:p>
     <w:p>
@@ -5330,8 +3961,6 @@
       <w:r>
         <w:rPr>
           <w:rFonts w:ascii="Times New Roman" w:hAnsi="Times New Roman" w:cs="Times New Roman"/>
-          <w:b/>
-          <w:bCs/>
           <w:sz w:val="28"/>
           <w:szCs w:val="28"/>
         </w:rPr>
@@ -5348,8 +3977,6 @@
       <w:r>
         <w:rPr>
           <w:rFonts w:ascii="Times New Roman" w:hAnsi="Times New Roman" w:cs="Times New Roman"/>
-          <w:b/>
-          <w:bCs/>
           <w:sz w:val="28"/>
           <w:szCs w:val="28"/>
         </w:rPr>
@@ -5366,8 +3993,6 @@
       <w:r>
         <w:rPr>
           <w:rFonts w:ascii="Times New Roman" w:hAnsi="Times New Roman" w:cs="Times New Roman"/>
-          <w:b/>
-          <w:bCs/>
           <w:sz w:val="28"/>
           <w:szCs w:val="28"/>
         </w:rPr>
@@ -5384,8 +4009,6 @@
       <w:r>
         <w:rPr>
           <w:rFonts w:ascii="Times New Roman" w:hAnsi="Times New Roman" w:cs="Times New Roman"/>
-          <w:b/>
-          <w:bCs/>
           <w:sz w:val="28"/>
           <w:szCs w:val="28"/>
         </w:rPr>
@@ -5414,357 +4037,10 @@
       <w:r>
         <w:rPr>
           <w:rFonts w:ascii="Times New Roman" w:hAnsi="Times New Roman" w:cs="Times New Roman"/>
-          <w:b/>
-          <w:bCs/>
-          <w:sz w:val="28"/>
-          <w:szCs w:val="28"/>
-        </w:rPr>
-        <w:t>Что делать в Simulink:</w:t>
-      </w:r>
-    </w:p>
-    <w:p>
-      <w:pPr>
-        <w:numPr>
-          <w:ilvl w:val="0"/>
-          <w:numId w:val="10"/>
-        </w:numPr>
-        <w:spacing w:after="0" w:line="360" w:lineRule="auto"/>
-        <w:ind w:left="0" w:firstLine="709"/>
-        <w:jc w:val="both"/>
-        <w:rPr>
-          <w:rFonts w:ascii="Times New Roman" w:hAnsi="Times New Roman" w:cs="Times New Roman"/>
-          <w:sz w:val="28"/>
-          <w:szCs w:val="28"/>
-        </w:rPr>
-      </w:pPr>
-      <w:r>
-        <w:rPr>
-          <w:rFonts w:ascii="Times New Roman" w:hAnsi="Times New Roman" w:cs="Times New Roman"/>
-          <w:b/>
-          <w:bCs/>
-          <w:sz w:val="28"/>
-          <w:szCs w:val="28"/>
-        </w:rPr>
-        <w:t>Дважды кликните</w:t>
-      </w:r>
-      <w:r>
-        <w:rPr>
-          <w:rFonts w:ascii="Times New Roman" w:hAnsi="Times New Roman" w:cs="Times New Roman"/>
-          <w:sz w:val="28"/>
-          <w:szCs w:val="28"/>
-        </w:rPr>
-        <w:t xml:space="preserve"> по блоку </w:t>
-      </w:r>
-      <w:r>
-        <w:rPr>
-          <w:rFonts w:ascii="Times New Roman" w:hAnsi="Times New Roman" w:cs="Times New Roman"/>
-          <w:b/>
-          <w:bCs/>
-          <w:sz w:val="28"/>
-          <w:szCs w:val="28"/>
-        </w:rPr>
-        <w:t>Scope</w:t>
-      </w:r>
-      <w:r>
-        <w:rPr>
-          <w:rFonts w:ascii="Times New Roman" w:hAnsi="Times New Roman" w:cs="Times New Roman"/>
-          <w:sz w:val="28"/>
-          <w:szCs w:val="28"/>
-        </w:rPr>
-        <w:t xml:space="preserve"> (правый блок).</w:t>
-      </w:r>
-    </w:p>
-    <w:p>
-      <w:pPr>
-        <w:numPr>
-          <w:ilvl w:val="0"/>
-          <w:numId w:val="10"/>
-        </w:numPr>
-        <w:spacing w:after="0" w:line="360" w:lineRule="auto"/>
-        <w:ind w:left="0" w:firstLine="709"/>
-        <w:jc w:val="both"/>
-        <w:rPr>
-          <w:rFonts w:ascii="Times New Roman" w:hAnsi="Times New Roman" w:cs="Times New Roman"/>
-          <w:sz w:val="28"/>
-          <w:szCs w:val="28"/>
-        </w:rPr>
-      </w:pPr>
-      <w:r>
-        <w:rPr>
-          <w:rFonts w:ascii="Times New Roman" w:hAnsi="Times New Roman" w:cs="Times New Roman"/>
-          <w:sz w:val="28"/>
-          <w:szCs w:val="28"/>
-        </w:rPr>
-        <w:t xml:space="preserve">На панели инструментов нажмите </w:t>
-      </w:r>
-      <w:r>
-        <w:rPr>
-          <w:rFonts w:ascii="Times New Roman" w:hAnsi="Times New Roman" w:cs="Times New Roman"/>
-          <w:b/>
-          <w:bCs/>
-          <w:sz w:val="28"/>
-          <w:szCs w:val="28"/>
-        </w:rPr>
-        <w:t>шестерёнку</w:t>
-      </w:r>
-      <w:r>
-        <w:rPr>
-          <w:rFonts w:ascii="Times New Roman" w:hAnsi="Times New Roman" w:cs="Times New Roman"/>
-          <w:sz w:val="28"/>
-          <w:szCs w:val="28"/>
-        </w:rPr>
-        <w:t xml:space="preserve"> (Configuration Properties).</w:t>
-      </w:r>
-    </w:p>
-    <w:p>
-      <w:pPr>
-        <w:numPr>
-          <w:ilvl w:val="0"/>
-          <w:numId w:val="10"/>
-        </w:numPr>
-        <w:spacing w:after="0" w:line="360" w:lineRule="auto"/>
-        <w:ind w:left="0" w:firstLine="709"/>
-        <w:jc w:val="both"/>
-        <w:rPr>
-          <w:rFonts w:ascii="Times New Roman" w:hAnsi="Times New Roman" w:cs="Times New Roman"/>
-          <w:sz w:val="28"/>
-          <w:szCs w:val="28"/>
-          <w:lang w:val="en-US"/>
-        </w:rPr>
-      </w:pPr>
-      <w:r>
-        <w:rPr>
-          <w:rFonts w:ascii="Times New Roman" w:hAnsi="Times New Roman" w:cs="Times New Roman"/>
-          <w:sz w:val="28"/>
-          <w:szCs w:val="28"/>
-        </w:rPr>
-        <w:t>На</w:t>
-      </w:r>
-      <w:r>
-        <w:rPr>
-          <w:rFonts w:ascii="Times New Roman" w:hAnsi="Times New Roman" w:cs="Times New Roman"/>
-          <w:sz w:val="28"/>
-          <w:szCs w:val="28"/>
-          <w:lang w:val="en-US"/>
-        </w:rPr>
-        <w:t xml:space="preserve"> </w:t>
-      </w:r>
-      <w:r>
-        <w:rPr>
-          <w:rFonts w:ascii="Times New Roman" w:hAnsi="Times New Roman" w:cs="Times New Roman"/>
-          <w:sz w:val="28"/>
-          <w:szCs w:val="28"/>
-        </w:rPr>
-        <w:t>вкладке</w:t>
-      </w:r>
-      <w:r>
-        <w:rPr>
-          <w:rFonts w:ascii="Times New Roman" w:hAnsi="Times New Roman" w:cs="Times New Roman"/>
-          <w:sz w:val="28"/>
-          <w:szCs w:val="28"/>
-          <w:lang w:val="en-US"/>
-        </w:rPr>
-        <w:t xml:space="preserve"> </w:t>
-      </w:r>
-      <w:r>
-        <w:rPr>
-          <w:rFonts w:ascii="Times New Roman" w:hAnsi="Times New Roman" w:cs="Times New Roman"/>
-          <w:b/>
-          <w:bCs/>
-          <w:sz w:val="28"/>
-          <w:szCs w:val="28"/>
-          <w:lang w:val="en-US"/>
-        </w:rPr>
-        <w:t>Main</w:t>
-      </w:r>
-      <w:r>
-        <w:rPr>
-          <w:rFonts w:ascii="Times New Roman" w:hAnsi="Times New Roman" w:cs="Times New Roman"/>
-          <w:sz w:val="28"/>
-          <w:szCs w:val="28"/>
-          <w:lang w:val="en-US"/>
-        </w:rPr>
-        <w:t xml:space="preserve"> </w:t>
-      </w:r>
-      <w:r>
-        <w:rPr>
-          <w:rFonts w:ascii="Times New Roman" w:hAnsi="Times New Roman" w:cs="Times New Roman"/>
-          <w:sz w:val="28"/>
-          <w:szCs w:val="28"/>
-        </w:rPr>
-        <w:t>найдите</w:t>
-      </w:r>
-      <w:r>
-        <w:rPr>
-          <w:rFonts w:ascii="Times New Roman" w:hAnsi="Times New Roman" w:cs="Times New Roman"/>
-          <w:sz w:val="28"/>
-          <w:szCs w:val="28"/>
-          <w:lang w:val="en-US"/>
-        </w:rPr>
-        <w:t xml:space="preserve"> </w:t>
-      </w:r>
-      <w:r>
-        <w:rPr>
-          <w:rFonts w:ascii="Times New Roman" w:hAnsi="Times New Roman" w:cs="Times New Roman"/>
-          <w:sz w:val="28"/>
-          <w:szCs w:val="28"/>
-        </w:rPr>
-        <w:t>поле</w:t>
-      </w:r>
-      <w:r>
-        <w:rPr>
-          <w:rFonts w:ascii="Times New Roman" w:hAnsi="Times New Roman" w:cs="Times New Roman"/>
-          <w:sz w:val="28"/>
-          <w:szCs w:val="28"/>
-          <w:lang w:val="en-US"/>
-        </w:rPr>
-        <w:t xml:space="preserve"> </w:t>
-      </w:r>
-      <w:r>
-        <w:rPr>
-          <w:rFonts w:ascii="Times New Roman" w:hAnsi="Times New Roman" w:cs="Times New Roman"/>
-          <w:b/>
-          <w:bCs/>
-          <w:sz w:val="28"/>
-          <w:szCs w:val="28"/>
-          <w:lang w:val="en-US"/>
-        </w:rPr>
-        <w:t>Number of input ports</w:t>
-      </w:r>
-      <w:r>
-        <w:rPr>
-          <w:rFonts w:ascii="Times New Roman" w:hAnsi="Times New Roman" w:cs="Times New Roman"/>
-          <w:sz w:val="28"/>
-          <w:szCs w:val="28"/>
-          <w:lang w:val="en-US"/>
-        </w:rPr>
-        <w:t>.</w:t>
-      </w:r>
-    </w:p>
-    <w:p>
-      <w:pPr>
-        <w:numPr>
-          <w:ilvl w:val="0"/>
-          <w:numId w:val="10"/>
-        </w:numPr>
-        <w:spacing w:after="0" w:line="360" w:lineRule="auto"/>
-        <w:ind w:left="0" w:firstLine="709"/>
-        <w:jc w:val="both"/>
-        <w:rPr>
-          <w:rFonts w:ascii="Times New Roman" w:hAnsi="Times New Roman" w:cs="Times New Roman"/>
-          <w:sz w:val="28"/>
-          <w:szCs w:val="28"/>
-        </w:rPr>
-      </w:pPr>
-      <w:r>
-        <w:rPr>
-          <w:rFonts w:ascii="Times New Roman" w:hAnsi="Times New Roman" w:cs="Times New Roman"/>
-          <w:sz w:val="28"/>
-          <w:szCs w:val="28"/>
-        </w:rPr>
-        <w:t xml:space="preserve">Измените значение </w:t>
-      </w:r>
-      <w:r>
-        <w:rPr>
-          <w:rFonts w:ascii="Times New Roman" w:hAnsi="Times New Roman" w:cs="Times New Roman"/>
-          <w:b/>
-          <w:bCs/>
-          <w:sz w:val="28"/>
-          <w:szCs w:val="28"/>
-        </w:rPr>
-        <w:t xml:space="preserve">на </w:t>
-      </w:r>
-      <w:r>
-        <w:rPr>
-          <w:rFonts w:ascii="Times New Roman" w:hAnsi="Times New Roman" w:cs="Times New Roman"/>
-          <w:sz w:val="28"/>
-          <w:szCs w:val="28"/>
-        </w:rPr>
-        <w:t>2.</w:t>
-      </w:r>
-    </w:p>
-    <w:p>
-      <w:pPr>
-        <w:numPr>
-          <w:ilvl w:val="0"/>
-          <w:numId w:val="10"/>
-        </w:numPr>
-        <w:spacing w:after="0" w:line="360" w:lineRule="auto"/>
-        <w:ind w:left="0" w:firstLine="709"/>
-        <w:jc w:val="both"/>
-        <w:rPr>
-          <w:rFonts w:ascii="Times New Roman" w:hAnsi="Times New Roman" w:cs="Times New Roman"/>
-          <w:sz w:val="28"/>
-          <w:szCs w:val="28"/>
-        </w:rPr>
-      </w:pPr>
-      <w:r>
-        <w:rPr>
-          <w:rFonts w:ascii="Times New Roman" w:hAnsi="Times New Roman" w:cs="Times New Roman"/>
-          <w:sz w:val="28"/>
-          <w:szCs w:val="28"/>
-        </w:rPr>
-        <w:t xml:space="preserve">Нажмите </w:t>
-      </w:r>
-      <w:r>
-        <w:rPr>
-          <w:rFonts w:ascii="Times New Roman" w:hAnsi="Times New Roman" w:cs="Times New Roman"/>
-          <w:b/>
-          <w:bCs/>
-          <w:sz w:val="28"/>
-          <w:szCs w:val="28"/>
-        </w:rPr>
-        <w:t>OK</w:t>
-      </w:r>
-      <w:r>
-        <w:rPr>
-          <w:rFonts w:ascii="Times New Roman" w:hAnsi="Times New Roman" w:cs="Times New Roman"/>
-          <w:sz w:val="28"/>
-          <w:szCs w:val="28"/>
-        </w:rPr>
-        <w:t>.</w:t>
-      </w:r>
-    </w:p>
-    <w:p>
-      <w:pPr>
-        <w:numPr>
-          <w:ilvl w:val="0"/>
-          <w:numId w:val="10"/>
-        </w:numPr>
-        <w:spacing w:after="0" w:line="360" w:lineRule="auto"/>
-        <w:ind w:left="0" w:firstLine="709"/>
-        <w:jc w:val="both"/>
-        <w:rPr>
-          <w:rFonts w:ascii="Times New Roman" w:hAnsi="Times New Roman" w:cs="Times New Roman"/>
-          <w:sz w:val="28"/>
-          <w:szCs w:val="28"/>
-        </w:rPr>
-      </w:pPr>
-      <w:r>
-        <w:rPr>
-          <w:rFonts w:ascii="Times New Roman" w:hAnsi="Times New Roman" w:cs="Times New Roman"/>
-          <w:sz w:val="28"/>
-          <w:szCs w:val="28"/>
-        </w:rPr>
-        <w:t xml:space="preserve">Закройте окно Scope — у блока появится </w:t>
-      </w:r>
-      <w:r>
-        <w:rPr>
-          <w:rFonts w:ascii="Times New Roman" w:hAnsi="Times New Roman" w:cs="Times New Roman"/>
-          <w:b/>
-          <w:bCs/>
-          <w:sz w:val="28"/>
-          <w:szCs w:val="28"/>
-        </w:rPr>
-        <w:t>второй вход</w:t>
-      </w:r>
-      <w:r>
-        <w:rPr>
-          <w:rFonts w:ascii="Times New Roman" w:hAnsi="Times New Roman" w:cs="Times New Roman"/>
-          <w:sz w:val="28"/>
-          <w:szCs w:val="28"/>
-        </w:rPr>
-        <w:t xml:space="preserve"> (снизу).</w:t>
+          <w:sz w:val="28"/>
+          <w:szCs w:val="28"/>
+        </w:rPr>
+        <w:t xml:space="preserve">Блок Scope был открыт двойным щелчком. В окне Configuration Properties (значок шестерёнки) на вкладке Main параметр Number of input ports изменён на 2 и подтверждён кнопкой OK. После закрытия окна Scope у блока появился второй вход (снизу).</w:t>
       </w:r>
     </w:p>
     <w:p>
@@ -5840,20 +4116,24 @@
           <w:bCs/>
           <w:sz w:val="28"/>
           <w:szCs w:val="28"/>
-        </w:rPr>
-        <w:t>Рисунок</w:t>
-      </w:r>
-      <w:r>
+          <w:lang w:val="en-US"/>
+        </w:rPr>
+        <w:t xml:space="preserve">Рисунок 9 — Окно Configuration Properties: Scope с параметром Number of input ports = 2</w:t>
+      </w:r>
+    </w:p>
+    <w:p>
+      <w:pPr>
+        <w:spacing w:after="0" w:line="360" w:lineRule="auto"/>
+        <w:ind w:firstLine="709"/>
+        <w:jc w:val="both"/>
         <w:rPr>
           <w:rFonts w:ascii="Times New Roman" w:hAnsi="Times New Roman" w:cs="Times New Roman"/>
           <w:b/>
           <w:bCs/>
           <w:sz w:val="28"/>
           <w:szCs w:val="28"/>
-          <w:lang w:val="en-US"/>
-        </w:rPr>
-        <w:t xml:space="preserve"> 9 — </w:t>
-      </w:r>
+        </w:rPr>
+      </w:pPr>
       <w:r>
         <w:rPr>
           <w:rFonts w:ascii="Times New Roman" w:hAnsi="Times New Roman" w:cs="Times New Roman"/>
@@ -5862,60 +4142,7 @@
           <w:sz w:val="28"/>
           <w:szCs w:val="28"/>
         </w:rPr>
-        <w:t>Окно</w:t>
-      </w:r>
-      <w:r>
-        <w:rPr>
-          <w:rFonts w:ascii="Times New Roman" w:hAnsi="Times New Roman" w:cs="Times New Roman"/>
-          <w:b/>
-          <w:bCs/>
-          <w:sz w:val="28"/>
-          <w:szCs w:val="28"/>
-          <w:lang w:val="en-US"/>
-        </w:rPr>
-        <w:t xml:space="preserve"> Configuration Properties: Scope </w:t>
-      </w:r>
-      <w:r>
-        <w:rPr>
-          <w:rFonts w:ascii="Times New Roman" w:hAnsi="Times New Roman" w:cs="Times New Roman"/>
-          <w:b/>
-          <w:bCs/>
-          <w:sz w:val="28"/>
-          <w:szCs w:val="28"/>
-        </w:rPr>
-        <w:t>с</w:t>
-      </w:r>
-      <w:r>
-        <w:rPr>
-          <w:rFonts w:ascii="Times New Roman" w:hAnsi="Times New Roman" w:cs="Times New Roman"/>
-          <w:b/>
-          <w:bCs/>
-          <w:sz w:val="28"/>
-          <w:szCs w:val="28"/>
-          <w:lang w:val="en-US"/>
-        </w:rPr>
-        <w:t xml:space="preserve"> </w:t>
-      </w:r>
-      <w:r>
-        <w:rPr>
-          <w:rFonts w:ascii="Times New Roman" w:hAnsi="Times New Roman" w:cs="Times New Roman"/>
-          <w:b/>
-          <w:bCs/>
-          <w:sz w:val="28"/>
-          <w:szCs w:val="28"/>
-        </w:rPr>
-        <w:t>параметром</w:t>
-      </w:r>
-      <w:r>
-        <w:rPr>
-          <w:rFonts w:ascii="Times New Roman" w:hAnsi="Times New Roman" w:cs="Times New Roman"/>
-          <w:b/>
-          <w:bCs/>
-          <w:sz w:val="28"/>
-          <w:szCs w:val="28"/>
-          <w:lang w:val="en-US"/>
-        </w:rPr>
-        <w:t xml:space="preserve"> Number of input ports = 2</w:t>
+        <w:t>5. Обновление схемы</w:t>
       </w:r>
     </w:p>
     <w:p>
@@ -5925,21 +4152,49 @@
         <w:jc w:val="both"/>
         <w:rPr>
           <w:rFonts w:ascii="Times New Roman" w:hAnsi="Times New Roman" w:cs="Times New Roman"/>
-          <w:b/>
-          <w:bCs/>
-          <w:sz w:val="28"/>
-          <w:szCs w:val="28"/>
-        </w:rPr>
-      </w:pPr>
-      <w:r>
-        <w:rPr>
-          <w:rFonts w:ascii="Times New Roman" w:hAnsi="Times New Roman" w:cs="Times New Roman"/>
-          <w:b/>
-          <w:bCs/>
-          <w:sz w:val="28"/>
-          <w:szCs w:val="28"/>
-        </w:rPr>
-        <w:t>5. Обновление схемы</w:t>
+          <w:sz w:val="28"/>
+          <w:szCs w:val="28"/>
+        </w:rPr>
+      </w:pPr>
+      <w:r>
+        <w:rPr>
+          <w:rFonts w:ascii="Times New Roman" w:hAnsi="Times New Roman" w:cs="Times New Roman"/>
+          <w:sz w:val="28"/>
+          <w:szCs w:val="28"/>
+        </w:rPr>
+        <w:t xml:space="preserve">Соединяем </w:t>
+      </w:r>
+      <w:r>
+        <w:rPr>
+          <w:rFonts w:ascii="Times New Roman" w:hAnsi="Times New Roman" w:cs="Times New Roman"/>
+          <w:sz w:val="28"/>
+          <w:szCs w:val="28"/>
+        </w:rPr>
+        <w:t>пустой вход Scope</w:t>
+      </w:r>
+      <w:r>
+        <w:rPr>
+          <w:rFonts w:ascii="Times New Roman" w:hAnsi="Times New Roman" w:cs="Times New Roman"/>
+          <w:sz w:val="28"/>
+          <w:szCs w:val="28"/>
+        </w:rPr>
+        <w:t xml:space="preserve"> с блоком </w:t>
+      </w:r>
+      <w:r>
+        <w:rPr>
+          <w:rFonts w:ascii="Times New Roman" w:hAnsi="Times New Roman" w:cs="Times New Roman"/>
+          <w:sz w:val="28"/>
+          <w:szCs w:val="28"/>
+        </w:rPr>
+        <w:t>Sine Wave</w:t>
+      </w:r>
+      <w:r>
+        <w:rPr>
+          <w:rFonts w:ascii="Times New Roman" w:hAnsi="Times New Roman" w:cs="Times New Roman"/>
+          <w:sz w:val="28"/>
+          <w:szCs w:val="28"/>
+        </w:rPr>
+        <w:t>.</w:t>
       </w:r>
     </w:p>
     <w:p>
@@ -5959,259 +4214,7 @@
           <w:sz w:val="28"/>
           <w:szCs w:val="28"/>
         </w:rPr>
-        <w:t xml:space="preserve">Соединяем </w:t>
-      </w:r>
-      <w:r>
-        <w:rPr>
-          <w:rFonts w:ascii="Times New Roman" w:hAnsi="Times New Roman" w:cs="Times New Roman"/>
-          <w:b/>
-          <w:bCs/>
-          <w:sz w:val="28"/>
-          <w:szCs w:val="28"/>
-        </w:rPr>
-        <w:t>пустой вход Scope</w:t>
-      </w:r>
-      <w:r>
-        <w:rPr>
-          <w:rFonts w:ascii="Times New Roman" w:hAnsi="Times New Roman" w:cs="Times New Roman"/>
-          <w:sz w:val="28"/>
-          <w:szCs w:val="28"/>
-        </w:rPr>
-        <w:t xml:space="preserve"> с блоком </w:t>
-      </w:r>
-      <w:r>
-        <w:rPr>
-          <w:rFonts w:ascii="Times New Roman" w:hAnsi="Times New Roman" w:cs="Times New Roman"/>
-          <w:b/>
-          <w:bCs/>
-          <w:sz w:val="28"/>
-          <w:szCs w:val="28"/>
-        </w:rPr>
-        <w:t>Sine Wave</w:t>
-      </w:r>
-      <w:r>
-        <w:rPr>
-          <w:rFonts w:ascii="Times New Roman" w:hAnsi="Times New Roman" w:cs="Times New Roman"/>
-          <w:sz w:val="28"/>
-          <w:szCs w:val="28"/>
-        </w:rPr>
-        <w:t>.</w:t>
-      </w:r>
-    </w:p>
-    <w:p>
-      <w:pPr>
-        <w:spacing w:after="0" w:line="360" w:lineRule="auto"/>
-        <w:ind w:firstLine="709"/>
-        <w:jc w:val="both"/>
-        <w:rPr>
-          <w:rFonts w:ascii="Times New Roman" w:hAnsi="Times New Roman" w:cs="Times New Roman"/>
-          <w:sz w:val="28"/>
-          <w:szCs w:val="28"/>
-        </w:rPr>
-      </w:pPr>
-      <w:r>
-        <w:rPr>
-          <w:rFonts w:ascii="Times New Roman" w:hAnsi="Times New Roman" w:cs="Times New Roman"/>
-          <w:b/>
-          <w:bCs/>
-          <w:sz w:val="28"/>
-          <w:szCs w:val="28"/>
-        </w:rPr>
-        <w:t>Что делать в Simulink:</w:t>
-      </w:r>
-    </w:p>
-    <w:p>
-      <w:pPr>
-        <w:numPr>
-          <w:ilvl w:val="0"/>
-          <w:numId w:val="11"/>
-        </w:numPr>
-        <w:spacing w:after="0" w:line="360" w:lineRule="auto"/>
-        <w:ind w:left="0" w:firstLine="709"/>
-        <w:jc w:val="both"/>
-        <w:rPr>
-          <w:rFonts w:ascii="Times New Roman" w:hAnsi="Times New Roman" w:cs="Times New Roman"/>
-          <w:sz w:val="28"/>
-          <w:szCs w:val="28"/>
-        </w:rPr>
-      </w:pPr>
-      <w:r>
-        <w:rPr>
-          <w:rFonts w:ascii="Times New Roman" w:hAnsi="Times New Roman" w:cs="Times New Roman"/>
-          <w:sz w:val="28"/>
-          <w:szCs w:val="28"/>
-        </w:rPr>
-        <w:t xml:space="preserve">Наведите курсор на </w:t>
-      </w:r>
-      <w:r>
-        <w:rPr>
-          <w:rFonts w:ascii="Times New Roman" w:hAnsi="Times New Roman" w:cs="Times New Roman"/>
-          <w:b/>
-          <w:bCs/>
-          <w:sz w:val="28"/>
-          <w:szCs w:val="28"/>
-        </w:rPr>
-        <w:t>выход</w:t>
-      </w:r>
-      <w:r>
-        <w:rPr>
-          <w:rFonts w:ascii="Times New Roman" w:hAnsi="Times New Roman" w:cs="Times New Roman"/>
-          <w:sz w:val="28"/>
-          <w:szCs w:val="28"/>
-        </w:rPr>
-        <w:t xml:space="preserve"> блока Sine Wave.</w:t>
-      </w:r>
-    </w:p>
-    <w:p>
-      <w:pPr>
-        <w:numPr>
-          <w:ilvl w:val="0"/>
-          <w:numId w:val="11"/>
-        </w:numPr>
-        <w:spacing w:after="0" w:line="360" w:lineRule="auto"/>
-        <w:ind w:left="0" w:firstLine="709"/>
-        <w:jc w:val="both"/>
-        <w:rPr>
-          <w:rFonts w:ascii="Times New Roman" w:hAnsi="Times New Roman" w:cs="Times New Roman"/>
-          <w:sz w:val="28"/>
-          <w:szCs w:val="28"/>
-        </w:rPr>
-      </w:pPr>
-      <w:r>
-        <w:rPr>
-          <w:rFonts w:ascii="Times New Roman" w:hAnsi="Times New Roman" w:cs="Times New Roman"/>
-          <w:sz w:val="28"/>
-          <w:szCs w:val="28"/>
-        </w:rPr>
-        <w:t xml:space="preserve">Протяните </w:t>
-      </w:r>
-      <w:r>
-        <w:rPr>
-          <w:rFonts w:ascii="Times New Roman" w:hAnsi="Times New Roman" w:cs="Times New Roman"/>
-          <w:b/>
-          <w:bCs/>
-          <w:sz w:val="28"/>
-          <w:szCs w:val="28"/>
-        </w:rPr>
-        <w:t>новую линию</w:t>
-      </w:r>
-      <w:r>
-        <w:rPr>
-          <w:rFonts w:ascii="Times New Roman" w:hAnsi="Times New Roman" w:cs="Times New Roman"/>
-          <w:sz w:val="28"/>
-          <w:szCs w:val="28"/>
-        </w:rPr>
-        <w:t xml:space="preserve"> ко </w:t>
-      </w:r>
-      <w:r>
-        <w:rPr>
-          <w:rFonts w:ascii="Times New Roman" w:hAnsi="Times New Roman" w:cs="Times New Roman"/>
-          <w:b/>
-          <w:bCs/>
-          <w:sz w:val="28"/>
-          <w:szCs w:val="28"/>
-        </w:rPr>
-        <w:t>второму входу</w:t>
-      </w:r>
-      <w:r>
-        <w:rPr>
-          <w:rFonts w:ascii="Times New Roman" w:hAnsi="Times New Roman" w:cs="Times New Roman"/>
-          <w:sz w:val="28"/>
-          <w:szCs w:val="28"/>
-        </w:rPr>
-        <w:t xml:space="preserve"> блока Scope.</w:t>
-      </w:r>
-    </w:p>
-    <w:p>
-      <w:pPr>
-        <w:numPr>
-          <w:ilvl w:val="0"/>
-          <w:numId w:val="11"/>
-        </w:numPr>
-        <w:spacing w:after="0" w:line="360" w:lineRule="auto"/>
-        <w:ind w:left="0" w:firstLine="709"/>
-        <w:jc w:val="both"/>
-        <w:rPr>
-          <w:rFonts w:ascii="Times New Roman" w:hAnsi="Times New Roman" w:cs="Times New Roman"/>
-          <w:sz w:val="28"/>
-          <w:szCs w:val="28"/>
-        </w:rPr>
-      </w:pPr>
-      <w:r>
-        <w:rPr>
-          <w:rFonts w:ascii="Times New Roman" w:hAnsi="Times New Roman" w:cs="Times New Roman"/>
-          <w:sz w:val="28"/>
-          <w:szCs w:val="28"/>
-        </w:rPr>
-        <w:t>Теперь на Scope приходят два сигнала:</w:t>
-      </w:r>
-    </w:p>
-    <w:p>
-      <w:pPr>
-        <w:numPr>
-          <w:ilvl w:val="1"/>
-          <w:numId w:val="11"/>
-        </w:numPr>
-        <w:spacing w:after="0" w:line="360" w:lineRule="auto"/>
-        <w:ind w:left="0" w:firstLine="709"/>
-        <w:jc w:val="both"/>
-        <w:rPr>
-          <w:rFonts w:ascii="Times New Roman" w:hAnsi="Times New Roman" w:cs="Times New Roman"/>
-          <w:sz w:val="28"/>
-          <w:szCs w:val="28"/>
-        </w:rPr>
-      </w:pPr>
-      <w:r>
-        <w:rPr>
-          <w:rFonts w:ascii="Times New Roman" w:hAnsi="Times New Roman" w:cs="Times New Roman"/>
-          <w:b/>
-          <w:bCs/>
-          <w:sz w:val="28"/>
-          <w:szCs w:val="28"/>
-        </w:rPr>
-        <w:t>чистый сигнал</w:t>
-      </w:r>
-      <w:r>
-        <w:rPr>
-          <w:rFonts w:ascii="Times New Roman" w:hAnsi="Times New Roman" w:cs="Times New Roman"/>
-          <w:sz w:val="28"/>
-          <w:szCs w:val="28"/>
-        </w:rPr>
-        <w:t xml:space="preserve"> (Sine Wave напрямую);</w:t>
-      </w:r>
-    </w:p>
-    <w:p>
-      <w:pPr>
-        <w:numPr>
-          <w:ilvl w:val="1"/>
-          <w:numId w:val="11"/>
-        </w:numPr>
-        <w:spacing w:after="0" w:line="360" w:lineRule="auto"/>
-        <w:ind w:left="0" w:firstLine="709"/>
-        <w:jc w:val="both"/>
-        <w:rPr>
-          <w:rFonts w:ascii="Times New Roman" w:hAnsi="Times New Roman" w:cs="Times New Roman"/>
-          <w:sz w:val="28"/>
-          <w:szCs w:val="28"/>
-        </w:rPr>
-      </w:pPr>
-      <w:r>
-        <w:rPr>
-          <w:rFonts w:ascii="Times New Roman" w:hAnsi="Times New Roman" w:cs="Times New Roman"/>
-          <w:b/>
-          <w:bCs/>
-          <w:sz w:val="28"/>
-          <w:szCs w:val="28"/>
-        </w:rPr>
-        <w:t>зашумлённый сигнал</w:t>
-      </w:r>
-      <w:r>
-        <w:rPr>
-          <w:rFonts w:ascii="Times New Roman" w:hAnsi="Times New Roman" w:cs="Times New Roman"/>
-          <w:sz w:val="28"/>
-          <w:szCs w:val="28"/>
-        </w:rPr>
-        <w:t xml:space="preserve"> (после Add).</w:t>
+        <w:t xml:space="preserve">Выход блока Sine Wave был соединён новой линией со вторым входом блока Scope. Теперь на Scope поступают два сигнала: чистый (Sine Wave напрямую) и зашумлённый (после сумматора Add).</w:t>
       </w:r>
     </w:p>
     <w:p>
@@ -6280,7 +4283,7 @@
           <w:sz w:val="28"/>
           <w:szCs w:val="28"/>
         </w:rPr>
-        <w:t>Рисунок 10 — Обновлённая схема с двумя входами Scope</w:t>
+        <w:t xml:space="preserve">Рисунок 10 — Обновлённая схема с двумя входами Scope</w:t>
       </w:r>
     </w:p>
     <w:p>
@@ -6330,8 +4333,6 @@
       <w:r>
         <w:rPr>
           <w:rFonts w:ascii="Times New Roman" w:hAnsi="Times New Roman" w:cs="Times New Roman"/>
-          <w:b/>
-          <w:bCs/>
           <w:sz w:val="28"/>
           <w:szCs w:val="28"/>
         </w:rPr>
@@ -6360,248 +4361,10 @@
       <w:r>
         <w:rPr>
           <w:rFonts w:ascii="Times New Roman" w:hAnsi="Times New Roman" w:cs="Times New Roman"/>
-          <w:b/>
-          <w:bCs/>
-          <w:sz w:val="28"/>
-          <w:szCs w:val="28"/>
-        </w:rPr>
-        <w:t>Что делать в Simulink:</w:t>
-      </w:r>
-    </w:p>
-    <w:p>
-      <w:pPr>
-        <w:numPr>
-          <w:ilvl w:val="0"/>
-          <w:numId w:val="12"/>
-        </w:numPr>
-        <w:spacing w:after="0" w:line="360" w:lineRule="auto"/>
-        <w:ind w:left="0" w:firstLine="709"/>
-        <w:jc w:val="both"/>
-        <w:rPr>
-          <w:rFonts w:ascii="Times New Roman" w:hAnsi="Times New Roman" w:cs="Times New Roman"/>
-          <w:sz w:val="28"/>
-          <w:szCs w:val="28"/>
-        </w:rPr>
-      </w:pPr>
-      <w:r>
-        <w:rPr>
-          <w:rFonts w:ascii="Times New Roman" w:hAnsi="Times New Roman" w:cs="Times New Roman"/>
-          <w:sz w:val="28"/>
-          <w:szCs w:val="28"/>
-        </w:rPr>
-        <w:t xml:space="preserve">Проверьте </w:t>
-      </w:r>
-      <w:r>
-        <w:rPr>
-          <w:rFonts w:ascii="Times New Roman" w:hAnsi="Times New Roman" w:cs="Times New Roman"/>
-          <w:b/>
-          <w:bCs/>
-          <w:sz w:val="28"/>
-          <w:szCs w:val="28"/>
-        </w:rPr>
-        <w:t>Stop Time</w:t>
-      </w:r>
-      <w:r>
-        <w:rPr>
-          <w:rFonts w:ascii="Times New Roman" w:hAnsi="Times New Roman" w:cs="Times New Roman"/>
-          <w:sz w:val="28"/>
-          <w:szCs w:val="28"/>
-        </w:rPr>
-        <w:t xml:space="preserve"> в окне модели — должно быть 10.0.</w:t>
-      </w:r>
-    </w:p>
-    <w:p>
-      <w:pPr>
-        <w:numPr>
-          <w:ilvl w:val="0"/>
-          <w:numId w:val="12"/>
-        </w:numPr>
-        <w:spacing w:after="0" w:line="360" w:lineRule="auto"/>
-        <w:ind w:left="0" w:firstLine="709"/>
-        <w:jc w:val="both"/>
-        <w:rPr>
-          <w:rFonts w:ascii="Times New Roman" w:hAnsi="Times New Roman" w:cs="Times New Roman"/>
-          <w:sz w:val="28"/>
-          <w:szCs w:val="28"/>
-        </w:rPr>
-      </w:pPr>
-      <w:r>
-        <w:rPr>
-          <w:rFonts w:ascii="Times New Roman" w:hAnsi="Times New Roman" w:cs="Times New Roman"/>
-          <w:sz w:val="28"/>
-          <w:szCs w:val="28"/>
-        </w:rPr>
-        <w:t xml:space="preserve">Нажмите </w:t>
-      </w:r>
-      <w:r>
-        <w:rPr>
-          <w:rFonts w:ascii="Times New Roman" w:hAnsi="Times New Roman" w:cs="Times New Roman"/>
-          <w:b/>
-          <w:bCs/>
-          <w:sz w:val="28"/>
-          <w:szCs w:val="28"/>
-        </w:rPr>
-        <w:t>Run</w:t>
-      </w:r>
-      <w:r>
-        <w:rPr>
-          <w:rFonts w:ascii="Times New Roman" w:hAnsi="Times New Roman" w:cs="Times New Roman"/>
-          <w:sz w:val="28"/>
-          <w:szCs w:val="28"/>
-        </w:rPr>
-        <w:t xml:space="preserve"> (Ctrl+T).</w:t>
-      </w:r>
-    </w:p>
-    <w:p>
-      <w:pPr>
-        <w:numPr>
-          <w:ilvl w:val="0"/>
-          <w:numId w:val="12"/>
-        </w:numPr>
-        <w:spacing w:after="0" w:line="360" w:lineRule="auto"/>
-        <w:ind w:left="0" w:firstLine="709"/>
-        <w:jc w:val="both"/>
-        <w:rPr>
-          <w:rFonts w:ascii="Times New Roman" w:hAnsi="Times New Roman" w:cs="Times New Roman"/>
-          <w:sz w:val="28"/>
-          <w:szCs w:val="28"/>
-        </w:rPr>
-      </w:pPr>
-      <w:r>
-        <w:rPr>
-          <w:rFonts w:ascii="Times New Roman" w:hAnsi="Times New Roman" w:cs="Times New Roman"/>
-          <w:sz w:val="28"/>
-          <w:szCs w:val="28"/>
-        </w:rPr>
-        <w:t xml:space="preserve">Дважды кликните по блоку </w:t>
-      </w:r>
-      <w:r>
-        <w:rPr>
-          <w:rFonts w:ascii="Times New Roman" w:hAnsi="Times New Roman" w:cs="Times New Roman"/>
-          <w:b/>
-          <w:bCs/>
-          <w:sz w:val="28"/>
-          <w:szCs w:val="28"/>
-        </w:rPr>
-        <w:t>Scope</w:t>
-      </w:r>
-      <w:r>
-        <w:rPr>
-          <w:rFonts w:ascii="Times New Roman" w:hAnsi="Times New Roman" w:cs="Times New Roman"/>
-          <w:sz w:val="28"/>
-          <w:szCs w:val="28"/>
-        </w:rPr>
-        <w:t>.</w:t>
-      </w:r>
-    </w:p>
-    <w:p>
-      <w:pPr>
-        <w:numPr>
-          <w:ilvl w:val="0"/>
-          <w:numId w:val="12"/>
-        </w:numPr>
-        <w:spacing w:after="0" w:line="360" w:lineRule="auto"/>
-        <w:ind w:left="0" w:firstLine="709"/>
-        <w:jc w:val="both"/>
-        <w:rPr>
-          <w:rFonts w:ascii="Times New Roman" w:hAnsi="Times New Roman" w:cs="Times New Roman"/>
-          <w:sz w:val="28"/>
-          <w:szCs w:val="28"/>
-        </w:rPr>
-      </w:pPr>
-      <w:r>
-        <w:rPr>
-          <w:rFonts w:ascii="Times New Roman" w:hAnsi="Times New Roman" w:cs="Times New Roman"/>
-          <w:sz w:val="28"/>
-          <w:szCs w:val="28"/>
-        </w:rPr>
-        <w:t xml:space="preserve">Появится окно с </w:t>
-      </w:r>
-      <w:r>
-        <w:rPr>
-          <w:rFonts w:ascii="Times New Roman" w:hAnsi="Times New Roman" w:cs="Times New Roman"/>
-          <w:b/>
-          <w:bCs/>
-          <w:sz w:val="28"/>
-          <w:szCs w:val="28"/>
-        </w:rPr>
-        <w:t>двумя графиками</w:t>
-      </w:r>
-      <w:r>
-        <w:rPr>
-          <w:rFonts w:ascii="Times New Roman" w:hAnsi="Times New Roman" w:cs="Times New Roman"/>
-          <w:sz w:val="28"/>
-          <w:szCs w:val="28"/>
-        </w:rPr>
-        <w:t>:</w:t>
-      </w:r>
-    </w:p>
-    <w:p>
-      <w:pPr>
-        <w:numPr>
-          <w:ilvl w:val="1"/>
-          <w:numId w:val="12"/>
-        </w:numPr>
-        <w:spacing w:after="0" w:line="360" w:lineRule="auto"/>
-        <w:ind w:left="0" w:firstLine="709"/>
-        <w:jc w:val="both"/>
-        <w:rPr>
-          <w:rFonts w:ascii="Times New Roman" w:hAnsi="Times New Roman" w:cs="Times New Roman"/>
-          <w:sz w:val="28"/>
-          <w:szCs w:val="28"/>
-        </w:rPr>
-      </w:pPr>
-      <w:r>
-        <w:rPr>
-          <w:rFonts w:ascii="Times New Roman" w:hAnsi="Times New Roman" w:cs="Times New Roman"/>
-          <w:b/>
-          <w:bCs/>
-          <w:sz w:val="28"/>
-          <w:szCs w:val="28"/>
-        </w:rPr>
-        <w:t>жёлтая линия</w:t>
-      </w:r>
-      <w:r>
-        <w:rPr>
-          <w:rFonts w:ascii="Times New Roman" w:hAnsi="Times New Roman" w:cs="Times New Roman"/>
-          <w:sz w:val="28"/>
-          <w:szCs w:val="28"/>
-        </w:rPr>
-        <w:t xml:space="preserve"> — чистый синусоидальный сигнал;</w:t>
-      </w:r>
-    </w:p>
-    <w:p>
-      <w:pPr>
-        <w:numPr>
-          <w:ilvl w:val="1"/>
-          <w:numId w:val="12"/>
-        </w:numPr>
-        <w:spacing w:after="0" w:line="360" w:lineRule="auto"/>
-        <w:ind w:left="0" w:firstLine="709"/>
-        <w:jc w:val="both"/>
-        <w:rPr>
-          <w:rFonts w:ascii="Times New Roman" w:hAnsi="Times New Roman" w:cs="Times New Roman"/>
-          <w:sz w:val="28"/>
-          <w:szCs w:val="28"/>
-        </w:rPr>
-      </w:pPr>
-      <w:r>
-        <w:rPr>
-          <w:rFonts w:ascii="Times New Roman" w:hAnsi="Times New Roman" w:cs="Times New Roman"/>
-          <w:b/>
-          <w:bCs/>
-          <w:sz w:val="28"/>
-          <w:szCs w:val="28"/>
-        </w:rPr>
-        <w:t>синяя линия</w:t>
-      </w:r>
-      <w:r>
-        <w:rPr>
-          <w:rFonts w:ascii="Times New Roman" w:hAnsi="Times New Roman" w:cs="Times New Roman"/>
-          <w:sz w:val="28"/>
-          <w:szCs w:val="28"/>
-        </w:rPr>
-        <w:t xml:space="preserve"> — сигнал с наложенным шумом.</w:t>
+          <w:sz w:val="28"/>
+          <w:szCs w:val="28"/>
+        </w:rPr>
+        <w:t xml:space="preserve">Перед запуском в окне модели проверено значение Stop Time (10.0). После запуска симуляции блок Scope был открыт двойным щелчком. На осциллографе отображаются два графика: жёлтая линия — чистый синусоидальный сигнал, синяя линия — сигнал с наложенным шумом.</w:t>
       </w:r>
     </w:p>
     <w:p>
@@ -6670,7 +4433,7 @@
           <w:sz w:val="28"/>
           <w:szCs w:val="28"/>
         </w:rPr>
-        <w:t>Рисунок 11 — Осциллограмма наложения шума: жёлтая линия — чистый сигнал, синяя — сигнал с шумом</w:t>
+        <w:t xml:space="preserve">Рисунок 11 — Осциллограмма наложения шума: жёлтая линия — чистый сигнал, синяя — сигнал с шумом</w:t>
       </w:r>
     </w:p>
     <w:p>
@@ -6719,8 +4482,6 @@
       <w:r>
         <w:rPr>
           <w:rFonts w:ascii="Times New Roman" w:hAnsi="Times New Roman" w:cs="Times New Roman"/>
-          <w:b/>
-          <w:bCs/>
           <w:sz w:val="28"/>
           <w:szCs w:val="28"/>
         </w:rPr>
@@ -6737,8 +4498,6 @@
       <w:r>
         <w:rPr>
           <w:rFonts w:ascii="Times New Roman" w:hAnsi="Times New Roman" w:cs="Times New Roman"/>
-          <w:b/>
-          <w:bCs/>
           <w:sz w:val="28"/>
           <w:szCs w:val="28"/>
         </w:rPr>
@@ -6755,8 +4514,6 @@
       <w:r>
         <w:rPr>
           <w:rFonts w:ascii="Times New Roman" w:hAnsi="Times New Roman" w:cs="Times New Roman"/>
-          <w:b/>
-          <w:bCs/>
           <w:sz w:val="28"/>
           <w:szCs w:val="28"/>
         </w:rPr>
@@ -6773,8 +4530,6 @@
       <w:r>
         <w:rPr>
           <w:rFonts w:ascii="Times New Roman" w:hAnsi="Times New Roman" w:cs="Times New Roman"/>
-          <w:b/>
-          <w:bCs/>
           <w:sz w:val="28"/>
           <w:szCs w:val="28"/>
         </w:rPr>
@@ -6807,8 +4562,6 @@
       <w:r>
         <w:rPr>
           <w:rFonts w:ascii="Times New Roman" w:hAnsi="Times New Roman" w:cs="Times New Roman"/>
-          <w:b/>
-          <w:bCs/>
           <w:sz w:val="28"/>
           <w:szCs w:val="28"/>
         </w:rPr>
@@ -6842,41 +4595,69 @@
       <w:r>
         <w:rPr>
           <w:rFonts w:ascii="Times New Roman" w:hAnsi="Times New Roman" w:cs="Times New Roman"/>
+          <w:sz w:val="28"/>
+          <w:szCs w:val="28"/>
+        </w:rPr>
+        <w:t>синяя линия</w:t>
+      </w:r>
+      <w:r>
+        <w:rPr>
+          <w:rFonts w:ascii="Times New Roman" w:hAnsi="Times New Roman" w:cs="Times New Roman"/>
+          <w:sz w:val="28"/>
+          <w:szCs w:val="28"/>
+        </w:rPr>
+        <w:t xml:space="preserve"> — тот же сигнал с наложенным белым шумом (случайные отклонения).</w:t>
+      </w:r>
+    </w:p>
+    <w:p>
+      <w:pPr>
+        <w:spacing w:after="0" w:line="360" w:lineRule="auto"/>
+        <w:ind w:firstLine="709"/>
+        <w:jc w:val="both"/>
+        <w:rPr>
+          <w:rFonts w:ascii="Times New Roman" w:hAnsi="Times New Roman" w:cs="Times New Roman"/>
+          <w:sz w:val="28"/>
+          <w:szCs w:val="28"/>
+        </w:rPr>
+      </w:pPr>
+      <w:r>
+        <w:rPr>
+          <w:rFonts w:ascii="Times New Roman" w:hAnsi="Times New Roman" w:cs="Times New Roman"/>
+          <w:sz w:val="28"/>
+          <w:szCs w:val="28"/>
+        </w:rPr>
+        <w:t xml:space="preserve">Форма синусоиды сохраняется, но её линия становится «мохнатой» за счёт случайных отклонений шума. Амплитуда отклонений шума может достигать значений ±3 — это видно по пикам синей линии. Шум </w:t>
+      </w:r>
+      <w:r>
+        <w:rPr>
+          <w:rFonts w:ascii="Times New Roman" w:hAnsi="Times New Roman" w:cs="Times New Roman"/>
+          <w:sz w:val="28"/>
+          <w:szCs w:val="28"/>
+        </w:rPr>
+        <w:t>Random Number</w:t>
+      </w:r>
+      <w:r>
+        <w:rPr>
+          <w:rFonts w:ascii="Times New Roman" w:hAnsi="Times New Roman" w:cs="Times New Roman"/>
+          <w:sz w:val="28"/>
+          <w:szCs w:val="28"/>
+        </w:rPr>
+        <w:t xml:space="preserve"> имеет нормальное (гауссово) распределение, поэтому отклонения группируются вокруг среднего значения.</w:t>
+      </w:r>
+    </w:p>
+    <w:p>
+      <w:pPr>
+        <w:spacing w:after="0" w:line="360" w:lineRule="auto"/>
+        <w:ind w:firstLine="709"/>
+        <w:jc w:val="both"/>
+        <w:rPr>
+          <w:rFonts w:ascii="Times New Roman" w:hAnsi="Times New Roman" w:cs="Times New Roman"/>
           <w:b/>
           <w:bCs/>
           <w:sz w:val="28"/>
           <w:szCs w:val="28"/>
         </w:rPr>
-        <w:t>синяя линия</w:t>
-      </w:r>
-      <w:r>
-        <w:rPr>
-          <w:rFonts w:ascii="Times New Roman" w:hAnsi="Times New Roman" w:cs="Times New Roman"/>
-          <w:sz w:val="28"/>
-          <w:szCs w:val="28"/>
-        </w:rPr>
-        <w:t xml:space="preserve"> — тот же сигнал с наложенным белым шумом (случайные отклонения).</w:t>
-      </w:r>
-    </w:p>
-    <w:p>
-      <w:pPr>
-        <w:spacing w:after="0" w:line="360" w:lineRule="auto"/>
-        <w:ind w:firstLine="709"/>
-        <w:jc w:val="both"/>
-        <w:rPr>
-          <w:rFonts w:ascii="Times New Roman" w:hAnsi="Times New Roman" w:cs="Times New Roman"/>
-          <w:sz w:val="28"/>
-          <w:szCs w:val="28"/>
-        </w:rPr>
-      </w:pPr>
-      <w:r>
-        <w:rPr>
-          <w:rFonts w:ascii="Times New Roman" w:hAnsi="Times New Roman" w:cs="Times New Roman"/>
-          <w:sz w:val="28"/>
-          <w:szCs w:val="28"/>
-        </w:rPr>
-        <w:t xml:space="preserve">Форма синусоиды сохраняется, но её линия становится «мохнатой» за счёт случайных отклонений шума. Амплитуда отклонений шума может достигать значений ±3 — это видно по пикам синей линии. Шум </w:t>
-      </w:r>
+      </w:pPr>
       <w:r>
         <w:rPr>
           <w:rFonts w:ascii="Times New Roman" w:hAnsi="Times New Roman" w:cs="Times New Roman"/>
@@ -6885,15 +4666,7 @@
           <w:sz w:val="28"/>
           <w:szCs w:val="28"/>
         </w:rPr>
-        <w:t>Random Number</w:t>
-      </w:r>
-      <w:r>
-        <w:rPr>
-          <w:rFonts w:ascii="Times New Roman" w:hAnsi="Times New Roman" w:cs="Times New Roman"/>
-          <w:sz w:val="28"/>
-          <w:szCs w:val="28"/>
-        </w:rPr>
-        <w:t xml:space="preserve"> имеет нормальное (гауссово) распределение, поэтому отклонения группируются вокруг среднего значения.</w:t>
+        <w:t>Задание 2. Исследование параметров блоков шума</w:t>
       </w:r>
     </w:p>
     <w:p>
@@ -6901,6 +4674,13 @@
         <w:spacing w:after="0" w:line="360" w:lineRule="auto"/>
         <w:ind w:firstLine="709"/>
         <w:jc w:val="both"/>
+        <w:rPr>
+          <w:rFonts w:ascii="Times New Roman" w:hAnsi="Times New Roman" w:cs="Times New Roman"/>
+          <w:sz w:val="28"/>
+          <w:szCs w:val="28"/>
+        </w:rPr>
+      </w:pPr>
+      <w:r>
         <w:rPr>
           <w:rFonts w:ascii="Times New Roman" w:hAnsi="Times New Roman" w:cs="Times New Roman"/>
           <w:b/>
@@ -6908,8 +4688,70 @@
           <w:sz w:val="28"/>
           <w:szCs w:val="28"/>
         </w:rPr>
-      </w:pPr>
-      <w:r>
+        <w:t>Цель задания:</w:t>
+      </w:r>
+      <w:r>
+        <w:rPr>
+          <w:rFonts w:ascii="Times New Roman" w:hAnsi="Times New Roman" w:cs="Times New Roman"/>
+          <w:sz w:val="28"/>
+          <w:szCs w:val="28"/>
+        </w:rPr>
+        <w:t xml:space="preserve"> исследовать параметры блоков </w:t>
+      </w:r>
+      <w:r>
+        <w:rPr>
+          <w:rFonts w:ascii="Times New Roman" w:hAnsi="Times New Roman" w:cs="Times New Roman"/>
+          <w:sz w:val="28"/>
+          <w:szCs w:val="28"/>
+        </w:rPr>
+        <w:t>Uniform Random Number</w:t>
+      </w:r>
+      <w:r>
+        <w:rPr>
+          <w:rFonts w:ascii="Times New Roman" w:hAnsi="Times New Roman" w:cs="Times New Roman"/>
+          <w:sz w:val="28"/>
+          <w:szCs w:val="28"/>
+        </w:rPr>
+        <w:t xml:space="preserve">, </w:t>
+      </w:r>
+      <w:r>
+        <w:rPr>
+          <w:rFonts w:ascii="Times New Roman" w:hAnsi="Times New Roman" w:cs="Times New Roman"/>
+          <w:sz w:val="28"/>
+          <w:szCs w:val="28"/>
+        </w:rPr>
+        <w:t>Random Number</w:t>
+      </w:r>
+      <w:r>
+        <w:rPr>
+          <w:rFonts w:ascii="Times New Roman" w:hAnsi="Times New Roman" w:cs="Times New Roman"/>
+          <w:sz w:val="28"/>
+          <w:szCs w:val="28"/>
+        </w:rPr>
+        <w:t xml:space="preserve"> и </w:t>
+      </w:r>
+      <w:r>
+        <w:rPr>
+          <w:rFonts w:ascii="Times New Roman" w:hAnsi="Times New Roman" w:cs="Times New Roman"/>
+          <w:sz w:val="28"/>
+          <w:szCs w:val="28"/>
+        </w:rPr>
+        <w:t>Band-Limited White Noise</w:t>
+      </w:r>
+      <w:r>
+        <w:rPr>
+          <w:rFonts w:ascii="Times New Roman" w:hAnsi="Times New Roman" w:cs="Times New Roman"/>
+          <w:sz w:val="28"/>
+          <w:szCs w:val="28"/>
+        </w:rPr>
+        <w:t>, определить их назначение, а также указать закон и математическую функцию, лежащие в основе работы каждого блока.</w:t>
+      </w:r>
+    </w:p>
+    <w:p>
+      <w:pPr>
+        <w:spacing w:after="0" w:line="360" w:lineRule="auto"/>
+        <w:ind w:firstLine="709"/>
+        <w:jc w:val="both"/>
         <w:rPr>
           <w:rFonts w:ascii="Times New Roman" w:hAnsi="Times New Roman" w:cs="Times New Roman"/>
           <w:b/>
@@ -6917,19 +4759,6 @@
           <w:sz w:val="28"/>
           <w:szCs w:val="28"/>
         </w:rPr>
-        <w:t>Задание 2. Исследование параметров блоков шума</w:t>
-      </w:r>
-    </w:p>
-    <w:p>
-      <w:pPr>
-        <w:spacing w:after="0" w:line="360" w:lineRule="auto"/>
-        <w:ind w:firstLine="709"/>
-        <w:jc w:val="both"/>
-        <w:rPr>
-          <w:rFonts w:ascii="Times New Roman" w:hAnsi="Times New Roman" w:cs="Times New Roman"/>
-          <w:sz w:val="28"/>
-          <w:szCs w:val="28"/>
-        </w:rPr>
       </w:pPr>
       <w:r>
         <w:rPr>
@@ -6939,69 +4768,7 @@
           <w:sz w:val="28"/>
           <w:szCs w:val="28"/>
         </w:rPr>
-        <w:t>Цель задания:</w:t>
-      </w:r>
-      <w:r>
-        <w:rPr>
-          <w:rFonts w:ascii="Times New Roman" w:hAnsi="Times New Roman" w:cs="Times New Roman"/>
-          <w:sz w:val="28"/>
-          <w:szCs w:val="28"/>
-        </w:rPr>
-        <w:t xml:space="preserve"> исследовать параметры блоков </w:t>
-      </w:r>
-      <w:r>
-        <w:rPr>
-          <w:rFonts w:ascii="Times New Roman" w:hAnsi="Times New Roman" w:cs="Times New Roman"/>
-          <w:b/>
-          <w:bCs/>
-          <w:sz w:val="28"/>
-          <w:szCs w:val="28"/>
-        </w:rPr>
-        <w:t>Uniform Random Number</w:t>
-      </w:r>
-      <w:r>
-        <w:rPr>
-          <w:rFonts w:ascii="Times New Roman" w:hAnsi="Times New Roman" w:cs="Times New Roman"/>
-          <w:sz w:val="28"/>
-          <w:szCs w:val="28"/>
-        </w:rPr>
-        <w:t xml:space="preserve">, </w:t>
-      </w:r>
-      <w:r>
-        <w:rPr>
-          <w:rFonts w:ascii="Times New Roman" w:hAnsi="Times New Roman" w:cs="Times New Roman"/>
-          <w:b/>
-          <w:bCs/>
-          <w:sz w:val="28"/>
-          <w:szCs w:val="28"/>
-        </w:rPr>
-        <w:t>Random Number</w:t>
-      </w:r>
-      <w:r>
-        <w:rPr>
-          <w:rFonts w:ascii="Times New Roman" w:hAnsi="Times New Roman" w:cs="Times New Roman"/>
-          <w:sz w:val="28"/>
-          <w:szCs w:val="28"/>
-        </w:rPr>
-        <w:t xml:space="preserve"> и </w:t>
-      </w:r>
-      <w:r>
-        <w:rPr>
-          <w:rFonts w:ascii="Times New Roman" w:hAnsi="Times New Roman" w:cs="Times New Roman"/>
-          <w:b/>
-          <w:bCs/>
-          <w:sz w:val="28"/>
-          <w:szCs w:val="28"/>
-        </w:rPr>
-        <w:t>Band-Limited White Noise</w:t>
-      </w:r>
-      <w:r>
-        <w:rPr>
-          <w:rFonts w:ascii="Times New Roman" w:hAnsi="Times New Roman" w:cs="Times New Roman"/>
-          <w:sz w:val="28"/>
-          <w:szCs w:val="28"/>
-        </w:rPr>
-        <w:t>, определить их назначение, а также указать закон и математическую функцию, лежащие в основе работы каждого блока.</w:t>
+        <w:t>2.1. Блок Random Number</w:t>
       </w:r>
     </w:p>
     <w:p>
@@ -7011,21 +4778,25 @@
         <w:jc w:val="both"/>
         <w:rPr>
           <w:rFonts w:ascii="Times New Roman" w:hAnsi="Times New Roman" w:cs="Times New Roman"/>
-          <w:b/>
-          <w:bCs/>
-          <w:sz w:val="28"/>
-          <w:szCs w:val="28"/>
-        </w:rPr>
-      </w:pPr>
-      <w:r>
-        <w:rPr>
-          <w:rFonts w:ascii="Times New Roman" w:hAnsi="Times New Roman" w:cs="Times New Roman"/>
-          <w:b/>
-          <w:bCs/>
-          <w:sz w:val="28"/>
-          <w:szCs w:val="28"/>
-        </w:rPr>
-        <w:t>2.1. Блок Random Number</w:t>
+          <w:sz w:val="28"/>
+          <w:szCs w:val="28"/>
+        </w:rPr>
+      </w:pPr>
+      <w:r>
+        <w:rPr>
+          <w:rFonts w:ascii="Times New Roman" w:hAnsi="Times New Roman" w:cs="Times New Roman"/>
+          <w:sz w:val="28"/>
+          <w:szCs w:val="28"/>
+        </w:rPr>
+        <w:t>Блок Random Number работает по принципу генерации случайных чисел, распределённых по нормальному (гауссовому) закону распределения.</w:t>
+      </w:r>
+      <w:r>
+        <w:rPr>
+          <w:rFonts w:ascii="Times New Roman" w:hAnsi="Times New Roman" w:cs="Times New Roman"/>
+          <w:sz w:val="28"/>
+          <w:szCs w:val="28"/>
+        </w:rPr>
+        <w:t xml:space="preserve"> Каждое новое значение выбирается случайно, но с большей вероятностью появляются значения, близкие к среднему (Mean), и с меньшей — далёкие от него.</w:t>
       </w:r>
     </w:p>
     <w:p>
@@ -7042,38 +4813,6 @@
       <w:r>
         <w:rPr>
           <w:rFonts w:ascii="Times New Roman" w:hAnsi="Times New Roman" w:cs="Times New Roman"/>
-          <w:b/>
-          <w:bCs/>
-          <w:sz w:val="28"/>
-          <w:szCs w:val="28"/>
-        </w:rPr>
-        <w:t>Блок Random Number работает по принципу генерации случайных чисел, распределённых по нормальному (гауссовому) закону распределения.</w:t>
-      </w:r>
-      <w:r>
-        <w:rPr>
-          <w:rFonts w:ascii="Times New Roman" w:hAnsi="Times New Roman" w:cs="Times New Roman"/>
-          <w:sz w:val="28"/>
-          <w:szCs w:val="28"/>
-        </w:rPr>
-        <w:t xml:space="preserve"> Каждое новое значение выбирается случайно, но с большей вероятностью появляются значения, близкие к среднему (Mean), и с меньшей — далёкие от него.</w:t>
-      </w:r>
-    </w:p>
-    <w:p>
-      <w:pPr>
-        <w:spacing w:after="0" w:line="360" w:lineRule="auto"/>
-        <w:ind w:firstLine="709"/>
-        <w:jc w:val="both"/>
-        <w:rPr>
-          <w:rFonts w:ascii="Times New Roman" w:hAnsi="Times New Roman" w:cs="Times New Roman"/>
-          <w:sz w:val="28"/>
-          <w:szCs w:val="28"/>
-        </w:rPr>
-      </w:pPr>
-      <w:r>
-        <w:rPr>
-          <w:rFonts w:ascii="Times New Roman" w:hAnsi="Times New Roman" w:cs="Times New Roman"/>
-          <w:b/>
-          <w:bCs/>
           <w:sz w:val="28"/>
           <w:szCs w:val="28"/>
         </w:rPr>
@@ -7198,8 +4937,6 @@
       <w:r>
         <w:rPr>
           <w:rFonts w:ascii="Times New Roman" w:hAnsi="Times New Roman" w:cs="Times New Roman"/>
-          <w:b/>
-          <w:bCs/>
           <w:sz w:val="28"/>
           <w:szCs w:val="28"/>
         </w:rPr>
@@ -7232,8 +4969,6 @@
       <w:r>
         <w:rPr>
           <w:rFonts w:ascii="Times New Roman" w:hAnsi="Times New Roman" w:cs="Times New Roman"/>
-          <w:b/>
-          <w:bCs/>
           <w:sz w:val="28"/>
           <w:szCs w:val="28"/>
         </w:rPr>
@@ -7266,8 +5001,6 @@
       <w:r>
         <w:rPr>
           <w:rFonts w:ascii="Times New Roman" w:hAnsi="Times New Roman" w:cs="Times New Roman"/>
-          <w:b/>
-          <w:bCs/>
           <w:sz w:val="28"/>
           <w:szCs w:val="28"/>
         </w:rPr>
@@ -7296,8 +5029,6 @@
       <w:r>
         <w:rPr>
           <w:rFonts w:ascii="Times New Roman" w:hAnsi="Times New Roman" w:cs="Times New Roman"/>
-          <w:b/>
-          <w:bCs/>
           <w:sz w:val="28"/>
           <w:szCs w:val="28"/>
         </w:rPr>
@@ -7717,8 +5448,6 @@
       <w:r>
         <w:rPr>
           <w:rFonts w:ascii="Times New Roman" w:hAnsi="Times New Roman" w:cs="Times New Roman"/>
-          <w:b/>
-          <w:bCs/>
           <w:sz w:val="28"/>
           <w:szCs w:val="28"/>
         </w:rPr>
@@ -7747,8 +5476,6 @@
       <w:r>
         <w:rPr>
           <w:rFonts w:ascii="Times New Roman" w:hAnsi="Times New Roman" w:cs="Times New Roman"/>
-          <w:b/>
-          <w:bCs/>
           <w:sz w:val="28"/>
           <w:szCs w:val="28"/>
         </w:rPr>
@@ -7834,7 +5561,7 @@
           <w:sz w:val="28"/>
           <w:szCs w:val="28"/>
         </w:rPr>
-        <w:t>Рисунок 12 — Окно параметров блока Random Number</w:t>
+        <w:t xml:space="preserve">Рисунок 12 — Окно параметров блока Random Number</w:t>
       </w:r>
     </w:p>
     <w:p>
@@ -7903,7 +5630,7 @@
           <w:sz w:val="28"/>
           <w:szCs w:val="28"/>
         </w:rPr>
-        <w:t>Рисунок 13 — Осциллограмма сигнала с шумом Random Number: синяя линия отклоняется до ±3, распределение нормальное</w:t>
+        <w:t xml:space="preserve">Рисунок 13 — Осциллограмма сигнала с шумом Random Number: синяя линия отклоняется до ±3, распределение нормальное</w:t>
       </w:r>
     </w:p>
     <w:p>
@@ -7975,8 +5702,6 @@
       <w:r>
         <w:rPr>
           <w:rFonts w:ascii="Times New Roman" w:hAnsi="Times New Roman" w:cs="Times New Roman"/>
-          <w:b/>
-          <w:bCs/>
           <w:sz w:val="28"/>
           <w:szCs w:val="28"/>
         </w:rPr>
@@ -8005,8 +5730,6 @@
       <w:r>
         <w:rPr>
           <w:rFonts w:ascii="Times New Roman" w:hAnsi="Times New Roman" w:cs="Times New Roman"/>
-          <w:b/>
-          <w:bCs/>
           <w:sz w:val="28"/>
           <w:szCs w:val="28"/>
         </w:rPr>
@@ -8110,8 +5833,6 @@
       <w:r>
         <w:rPr>
           <w:rFonts w:ascii="Times New Roman" w:hAnsi="Times New Roman" w:cs="Times New Roman"/>
-          <w:b/>
-          <w:bCs/>
           <w:sz w:val="28"/>
           <w:szCs w:val="28"/>
         </w:rPr>
@@ -8144,8 +5865,6 @@
       <w:r>
         <w:rPr>
           <w:rFonts w:ascii="Times New Roman" w:hAnsi="Times New Roman" w:cs="Times New Roman"/>
-          <w:b/>
-          <w:bCs/>
           <w:sz w:val="28"/>
           <w:szCs w:val="28"/>
         </w:rPr>
@@ -8174,8 +5893,6 @@
       <w:r>
         <w:rPr>
           <w:rFonts w:ascii="Times New Roman" w:hAnsi="Times New Roman" w:cs="Times New Roman"/>
-          <w:b/>
-          <w:bCs/>
           <w:sz w:val="28"/>
           <w:szCs w:val="28"/>
         </w:rPr>
@@ -8641,8 +6358,6 @@
       <w:r>
         <w:rPr>
           <w:rFonts w:ascii="Times New Roman" w:hAnsi="Times New Roman" w:cs="Times New Roman"/>
-          <w:b/>
-          <w:bCs/>
           <w:sz w:val="28"/>
           <w:szCs w:val="28"/>
         </w:rPr>
@@ -8659,8 +6374,6 @@
       <w:r>
         <w:rPr>
           <w:rFonts w:ascii="Times New Roman" w:hAnsi="Times New Roman" w:cs="Times New Roman"/>
-          <w:b/>
-          <w:bCs/>
           <w:sz w:val="28"/>
           <w:szCs w:val="28"/>
         </w:rPr>
@@ -8769,8 +6482,6 @@
       <w:r>
         <w:rPr>
           <w:rFonts w:ascii="Times New Roman" w:hAnsi="Times New Roman" w:cs="Times New Roman"/>
-          <w:b/>
-          <w:bCs/>
           <w:sz w:val="28"/>
           <w:szCs w:val="28"/>
           <w:lang w:val="en-US"/>
@@ -8925,7 +6636,7 @@
           <w:sz w:val="28"/>
           <w:szCs w:val="28"/>
         </w:rPr>
-        <w:t>Рисунок 14 — Окно параметров блока Uniform Random Number</w:t>
+        <w:t xml:space="preserve">Рисунок 14 — Окно параметров блока Uniform Random Number</w:t>
       </w:r>
     </w:p>
     <w:p>
@@ -8995,7 +6706,7 @@
           <w:sz w:val="28"/>
           <w:szCs w:val="28"/>
         </w:rPr>
-        <w:t>Рисунок 15 — Осциллограмма сигнала с шумом Uniform Random Number: синяя линия ограничена интервалом ±1.5</w:t>
+        <w:t xml:space="preserve">Рисунок 15 — Осциллограмма сигнала с шумом Uniform Random Number: синяя линия ограничена интервалом ±1.5</w:t>
       </w:r>
     </w:p>
     <w:p>
@@ -9011,6 +6722,233 @@
         </w:rPr>
       </w:pPr>
       <w:r>
+        <w:rPr>
+          <w:rFonts w:ascii="Times New Roman" w:hAnsi="Times New Roman" w:cs="Times New Roman"/>
+          <w:sz w:val="28"/>
+          <w:szCs w:val="28"/>
+        </w:rPr>
+        <w:t>Вывод</w:t>
+      </w:r>
+      <w:r>
+        <w:rPr>
+          <w:rFonts w:ascii="Times New Roman" w:hAnsi="Times New Roman" w:cs="Times New Roman"/>
+          <w:sz w:val="28"/>
+          <w:szCs w:val="28"/>
+          <w:lang w:val="en-US"/>
+        </w:rPr>
+        <w:t>.</w:t>
+      </w:r>
+      <w:r>
+        <w:rPr>
+          <w:rFonts w:ascii="Times New Roman" w:hAnsi="Times New Roman" w:cs="Times New Roman"/>
+          <w:sz w:val="28"/>
+          <w:szCs w:val="28"/>
+          <w:lang w:val="en-US"/>
+        </w:rPr>
+        <w:t xml:space="preserve"> </w:t>
+      </w:r>
+      <w:r>
+        <w:rPr>
+          <w:rFonts w:ascii="Times New Roman" w:hAnsi="Times New Roman" w:cs="Times New Roman"/>
+          <w:sz w:val="28"/>
+          <w:szCs w:val="28"/>
+        </w:rPr>
+        <w:t>В</w:t>
+      </w:r>
+      <w:r>
+        <w:rPr>
+          <w:rFonts w:ascii="Times New Roman" w:hAnsi="Times New Roman" w:cs="Times New Roman"/>
+          <w:sz w:val="28"/>
+          <w:szCs w:val="28"/>
+          <w:lang w:val="en-US"/>
+        </w:rPr>
+        <w:t xml:space="preserve"> </w:t>
+      </w:r>
+      <w:r>
+        <w:rPr>
+          <w:rFonts w:ascii="Times New Roman" w:hAnsi="Times New Roman" w:cs="Times New Roman"/>
+          <w:sz w:val="28"/>
+          <w:szCs w:val="28"/>
+        </w:rPr>
+        <w:t>отличие</w:t>
+      </w:r>
+      <w:r>
+        <w:rPr>
+          <w:rFonts w:ascii="Times New Roman" w:hAnsi="Times New Roman" w:cs="Times New Roman"/>
+          <w:sz w:val="28"/>
+          <w:szCs w:val="28"/>
+          <w:lang w:val="en-US"/>
+        </w:rPr>
+        <w:t xml:space="preserve"> </w:t>
+      </w:r>
+      <w:r>
+        <w:rPr>
+          <w:rFonts w:ascii="Times New Roman" w:hAnsi="Times New Roman" w:cs="Times New Roman"/>
+          <w:sz w:val="28"/>
+          <w:szCs w:val="28"/>
+        </w:rPr>
+        <w:t>от</w:t>
+      </w:r>
+      <w:r>
+        <w:rPr>
+          <w:rFonts w:ascii="Times New Roman" w:hAnsi="Times New Roman" w:cs="Times New Roman"/>
+          <w:sz w:val="28"/>
+          <w:szCs w:val="28"/>
+          <w:lang w:val="en-US"/>
+        </w:rPr>
+        <w:t xml:space="preserve"> Random Number, </w:t>
+      </w:r>
+      <w:r>
+        <w:rPr>
+          <w:rFonts w:ascii="Times New Roman" w:hAnsi="Times New Roman" w:cs="Times New Roman"/>
+          <w:sz w:val="28"/>
+          <w:szCs w:val="28"/>
+        </w:rPr>
+        <w:t>шум</w:t>
+      </w:r>
+      <w:r>
+        <w:rPr>
+          <w:rFonts w:ascii="Times New Roman" w:hAnsi="Times New Roman" w:cs="Times New Roman"/>
+          <w:sz w:val="28"/>
+          <w:szCs w:val="28"/>
+          <w:lang w:val="en-US"/>
+        </w:rPr>
+        <w:t xml:space="preserve"> Uniform Random Number </w:t>
+      </w:r>
+      <w:r>
+        <w:rPr>
+          <w:rFonts w:ascii="Times New Roman" w:hAnsi="Times New Roman" w:cs="Times New Roman"/>
+          <w:sz w:val="28"/>
+          <w:szCs w:val="28"/>
+        </w:rPr>
+        <w:t>ограничен</w:t>
+      </w:r>
+      <w:r>
+        <w:rPr>
+          <w:rFonts w:ascii="Times New Roman" w:hAnsi="Times New Roman" w:cs="Times New Roman"/>
+          <w:sz w:val="28"/>
+          <w:szCs w:val="28"/>
+          <w:lang w:val="en-US"/>
+        </w:rPr>
+        <w:t xml:space="preserve"> </w:t>
+      </w:r>
+      <w:r>
+        <w:rPr>
+          <w:rFonts w:ascii="Times New Roman" w:hAnsi="Times New Roman" w:cs="Times New Roman"/>
+          <w:sz w:val="28"/>
+          <w:szCs w:val="28"/>
+        </w:rPr>
+        <w:t>сверху</w:t>
+      </w:r>
+      <w:r>
+        <w:rPr>
+          <w:rFonts w:ascii="Times New Roman" w:hAnsi="Times New Roman" w:cs="Times New Roman"/>
+          <w:sz w:val="28"/>
+          <w:szCs w:val="28"/>
+          <w:lang w:val="en-US"/>
+        </w:rPr>
+        <w:t xml:space="preserve"> </w:t>
+      </w:r>
+      <w:r>
+        <w:rPr>
+          <w:rFonts w:ascii="Times New Roman" w:hAnsi="Times New Roman" w:cs="Times New Roman"/>
+          <w:sz w:val="28"/>
+          <w:szCs w:val="28"/>
+        </w:rPr>
+        <w:t>и</w:t>
+      </w:r>
+      <w:r>
+        <w:rPr>
+          <w:rFonts w:ascii="Times New Roman" w:hAnsi="Times New Roman" w:cs="Times New Roman"/>
+          <w:sz w:val="28"/>
+          <w:szCs w:val="28"/>
+          <w:lang w:val="en-US"/>
+        </w:rPr>
+        <w:t xml:space="preserve"> </w:t>
+      </w:r>
+      <w:r>
+        <w:rPr>
+          <w:rFonts w:ascii="Times New Roman" w:hAnsi="Times New Roman" w:cs="Times New Roman"/>
+          <w:sz w:val="28"/>
+          <w:szCs w:val="28"/>
+        </w:rPr>
+        <w:t>снизу</w:t>
+      </w:r>
+      <w:r>
+        <w:rPr>
+          <w:rFonts w:ascii="Times New Roman" w:hAnsi="Times New Roman" w:cs="Times New Roman"/>
+          <w:sz w:val="28"/>
+          <w:szCs w:val="28"/>
+          <w:lang w:val="en-US"/>
+        </w:rPr>
+        <w:t xml:space="preserve"> </w:t>
+      </w:r>
+      <w:r>
+        <w:rPr>
+          <w:rFonts w:ascii="Times New Roman" w:hAnsi="Times New Roman" w:cs="Times New Roman"/>
+          <w:sz w:val="28"/>
+          <w:szCs w:val="28"/>
+        </w:rPr>
+        <w:t>значениями</w:t>
+      </w:r>
+      <w:r>
+        <w:rPr>
+          <w:rFonts w:ascii="Times New Roman" w:hAnsi="Times New Roman" w:cs="Times New Roman"/>
+          <w:sz w:val="28"/>
+          <w:szCs w:val="28"/>
+          <w:lang w:val="en-US"/>
+        </w:rPr>
+        <w:t xml:space="preserve"> Minimum </w:t>
+      </w:r>
+      <w:r>
+        <w:rPr>
+          <w:rFonts w:ascii="Times New Roman" w:hAnsi="Times New Roman" w:cs="Times New Roman"/>
+          <w:sz w:val="28"/>
+          <w:szCs w:val="28"/>
+        </w:rPr>
+        <w:t>и</w:t>
+      </w:r>
+      <w:r>
+        <w:rPr>
+          <w:rFonts w:ascii="Times New Roman" w:hAnsi="Times New Roman" w:cs="Times New Roman"/>
+          <w:sz w:val="28"/>
+          <w:szCs w:val="28"/>
+          <w:lang w:val="en-US"/>
+        </w:rPr>
+        <w:t xml:space="preserve"> Maximum (-1 </w:t>
+      </w:r>
+      <w:r>
+        <w:rPr>
+          <w:rFonts w:ascii="Times New Roman" w:hAnsi="Times New Roman" w:cs="Times New Roman"/>
+          <w:sz w:val="28"/>
+          <w:szCs w:val="28"/>
+        </w:rPr>
+        <w:t>и</w:t>
+      </w:r>
+      <w:r>
+        <w:rPr>
+          <w:rFonts w:ascii="Times New Roman" w:hAnsi="Times New Roman" w:cs="Times New Roman"/>
+          <w:sz w:val="28"/>
+          <w:szCs w:val="28"/>
+          <w:lang w:val="en-US"/>
+        </w:rPr>
+        <w:t xml:space="preserve"> +1). </w:t>
+      </w:r>
+      <w:r>
+        <w:rPr>
+          <w:rFonts w:ascii="Times New Roman" w:hAnsi="Times New Roman" w:cs="Times New Roman"/>
+          <w:sz w:val="28"/>
+          <w:szCs w:val="28"/>
+        </w:rPr>
+        <w:lastRenderedPageBreak/>
+        <w:t>Выбросов за пределы [-1; 1] нет. Все значения в интервале появляются с одинаковой вероятностью.</w:t>
+      </w:r>
+    </w:p>
+    <w:p>
+      <w:pPr>
+        <w:spacing w:after="0" w:line="360" w:lineRule="auto"/>
+        <w:ind w:firstLine="709"/>
+        <w:jc w:val="both"/>
         <w:rPr>
           <w:rFonts w:ascii="Times New Roman" w:hAnsi="Times New Roman" w:cs="Times New Roman"/>
           <w:b/>
@@ -9018,8 +6956,7 @@
           <w:sz w:val="28"/>
           <w:szCs w:val="28"/>
         </w:rPr>
-        <w:t>Вывод</w:t>
-      </w:r>
+      </w:pPr>
       <w:r>
         <w:rPr>
           <w:rFonts w:ascii="Times New Roman" w:hAnsi="Times New Roman" w:cs="Times New Roman"/>
@@ -9027,87 +6964,49 @@
           <w:bCs/>
           <w:sz w:val="28"/>
           <w:szCs w:val="28"/>
-          <w:lang w:val="en-US"/>
-        </w:rPr>
-        <w:t>.</w:t>
-      </w:r>
-      <w:r>
-        <w:rPr>
-          <w:rFonts w:ascii="Times New Roman" w:hAnsi="Times New Roman" w:cs="Times New Roman"/>
-          <w:sz w:val="28"/>
-          <w:szCs w:val="28"/>
-          <w:lang w:val="en-US"/>
-        </w:rPr>
-        <w:t xml:space="preserve"> </w:t>
-      </w:r>
-      <w:r>
-        <w:rPr>
-          <w:rFonts w:ascii="Times New Roman" w:hAnsi="Times New Roman" w:cs="Times New Roman"/>
-          <w:sz w:val="28"/>
-          <w:szCs w:val="28"/>
-        </w:rPr>
-        <w:t>В</w:t>
-      </w:r>
-      <w:r>
-        <w:rPr>
-          <w:rFonts w:ascii="Times New Roman" w:hAnsi="Times New Roman" w:cs="Times New Roman"/>
-          <w:sz w:val="28"/>
-          <w:szCs w:val="28"/>
-          <w:lang w:val="en-US"/>
-        </w:rPr>
-        <w:t xml:space="preserve"> </w:t>
-      </w:r>
-      <w:r>
-        <w:rPr>
-          <w:rFonts w:ascii="Times New Roman" w:hAnsi="Times New Roman" w:cs="Times New Roman"/>
-          <w:sz w:val="28"/>
-          <w:szCs w:val="28"/>
-        </w:rPr>
-        <w:t>отличие</w:t>
-      </w:r>
-      <w:r>
-        <w:rPr>
-          <w:rFonts w:ascii="Times New Roman" w:hAnsi="Times New Roman" w:cs="Times New Roman"/>
-          <w:sz w:val="28"/>
-          <w:szCs w:val="28"/>
-          <w:lang w:val="en-US"/>
-        </w:rPr>
-        <w:t xml:space="preserve"> </w:t>
-      </w:r>
-      <w:r>
-        <w:rPr>
-          <w:rFonts w:ascii="Times New Roman" w:hAnsi="Times New Roman" w:cs="Times New Roman"/>
-          <w:sz w:val="28"/>
-          <w:szCs w:val="28"/>
-        </w:rPr>
-        <w:t>от</w:t>
-      </w:r>
-      <w:r>
-        <w:rPr>
-          <w:rFonts w:ascii="Times New Roman" w:hAnsi="Times New Roman" w:cs="Times New Roman"/>
-          <w:sz w:val="28"/>
-          <w:szCs w:val="28"/>
-          <w:lang w:val="en-US"/>
-        </w:rPr>
-        <w:t xml:space="preserve"> Random Number, </w:t>
-      </w:r>
-      <w:r>
-        <w:rPr>
-          <w:rFonts w:ascii="Times New Roman" w:hAnsi="Times New Roman" w:cs="Times New Roman"/>
-          <w:sz w:val="28"/>
-          <w:szCs w:val="28"/>
-        </w:rPr>
-        <w:t>шум</w:t>
-      </w:r>
-      <w:r>
-        <w:rPr>
-          <w:rFonts w:ascii="Times New Roman" w:hAnsi="Times New Roman" w:cs="Times New Roman"/>
-          <w:sz w:val="28"/>
-          <w:szCs w:val="28"/>
-          <w:lang w:val="en-US"/>
-        </w:rPr>
-        <w:t xml:space="preserve"> Uniform Random Number </w:t>
-      </w:r>
+        </w:rPr>
+        <w:t>2.3. Блок Band-Limited White Noise</w:t>
+      </w:r>
+    </w:p>
+    <w:p>
+      <w:pPr>
+        <w:spacing w:after="0" w:line="360" w:lineRule="auto"/>
+        <w:ind w:firstLine="709"/>
+        <w:jc w:val="both"/>
+        <w:rPr>
+          <w:rFonts w:ascii="Times New Roman" w:hAnsi="Times New Roman" w:cs="Times New Roman"/>
+          <w:sz w:val="28"/>
+          <w:szCs w:val="28"/>
+        </w:rPr>
+      </w:pPr>
+      <w:r>
+        <w:rPr>
+          <w:rFonts w:ascii="Times New Roman" w:hAnsi="Times New Roman" w:cs="Times New Roman"/>
+          <w:sz w:val="28"/>
+          <w:szCs w:val="28"/>
+        </w:rPr>
+        <w:t>Блок Band-Limited White Noise работает по принципу генерации белого шума, ограниченного по полосе частот.</w:t>
+      </w:r>
+      <w:r>
+        <w:rPr>
+          <w:rFonts w:ascii="Times New Roman" w:hAnsi="Times New Roman" w:cs="Times New Roman"/>
+          <w:sz w:val="28"/>
+          <w:szCs w:val="28"/>
+        </w:rPr>
+        <w:t xml:space="preserve"> Это наиболее физически реалистичная модель шума — она используется при моделировании реальных систем связи, фильтров и датчиков.</w:t>
+      </w:r>
+    </w:p>
+    <w:p>
+      <w:pPr>
+        <w:spacing w:after="0" w:line="360" w:lineRule="auto"/>
+        <w:ind w:firstLine="709"/>
+        <w:jc w:val="both"/>
+        <w:rPr>
+          <w:rFonts w:ascii="Times New Roman" w:hAnsi="Times New Roman" w:cs="Times New Roman"/>
+          <w:sz w:val="28"/>
+          <w:szCs w:val="28"/>
+        </w:rPr>
+      </w:pPr>
       <w:r>
         <w:rPr>
           <w:rFonts w:ascii="Times New Roman" w:hAnsi="Times New Roman" w:cs="Times New Roman"/>
@@ -9116,25 +7015,29 @@
           <w:sz w:val="28"/>
           <w:szCs w:val="28"/>
         </w:rPr>
-        <w:t>ограничен</w:t>
-      </w:r>
-      <w:r>
+        <w:t>Математическая основа.</w:t>
+      </w:r>
+      <w:r>
+        <w:rPr>
+          <w:rFonts w:ascii="Times New Roman" w:hAnsi="Times New Roman" w:cs="Times New Roman"/>
+          <w:sz w:val="28"/>
+          <w:szCs w:val="28"/>
+        </w:rPr>
+        <w:t xml:space="preserve"> Белый шум имеет постоянную спектральную плотность мощности S₀ в полосе, ограниченной частотой дискретизации fs:</w:t>
+      </w:r>
+    </w:p>
+    <w:p>
+      <w:pPr>
+        <w:spacing w:after="0" w:line="360" w:lineRule="auto"/>
+        <w:ind w:firstLine="709"/>
+        <w:jc w:val="both"/>
         <w:rPr>
           <w:rFonts w:ascii="Times New Roman" w:hAnsi="Times New Roman" w:cs="Times New Roman"/>
           <w:sz w:val="28"/>
           <w:szCs w:val="28"/>
           <w:lang w:val="en-US"/>
         </w:rPr>
-        <w:t xml:space="preserve"> </w:t>
-      </w:r>
-      <w:r>
-        <w:rPr>
-          <w:rFonts w:ascii="Times New Roman" w:hAnsi="Times New Roman" w:cs="Times New Roman"/>
-          <w:sz w:val="28"/>
-          <w:szCs w:val="28"/>
-        </w:rPr>
-        <w:t>сверху</w:t>
-      </w:r>
+      </w:pPr>
       <w:r>
         <w:rPr>
           <w:rFonts w:ascii="Times New Roman" w:hAnsi="Times New Roman" w:cs="Times New Roman"/>
@@ -9142,15 +7045,15 @@
           <w:szCs w:val="28"/>
           <w:lang w:val="en-US"/>
         </w:rPr>
-        <w:t xml:space="preserve"> </w:t>
-      </w:r>
-      <w:r>
-        <w:rPr>
-          <w:rFonts w:ascii="Times New Roman" w:hAnsi="Times New Roman" w:cs="Times New Roman"/>
-          <w:sz w:val="28"/>
-          <w:szCs w:val="28"/>
-        </w:rPr>
-        <w:t>и</w:t>
+        <w:t xml:space="preserve">S(f) = S₀ = const,   </w:t>
+      </w:r>
+      <w:r>
+        <w:rPr>
+          <w:rFonts w:ascii="Times New Roman" w:hAnsi="Times New Roman" w:cs="Times New Roman"/>
+          <w:sz w:val="28"/>
+          <w:szCs w:val="28"/>
+        </w:rPr>
+        <w:t>при</w:t>
       </w:r>
       <w:r>
         <w:rPr>
@@ -9159,16 +7062,20 @@
           <w:szCs w:val="28"/>
           <w:lang w:val="en-US"/>
         </w:rPr>
-        <w:t xml:space="preserve"> </w:t>
-      </w:r>
-      <w:r>
-        <w:rPr>
-          <w:rFonts w:ascii="Times New Roman" w:hAnsi="Times New Roman" w:cs="Times New Roman"/>
-          <w:sz w:val="28"/>
-          <w:szCs w:val="28"/>
-        </w:rPr>
-        <w:t>снизу</w:t>
-      </w:r>
+        <w:t xml:space="preserve"> |f| ≤ fs/2</w:t>
+      </w:r>
+    </w:p>
+    <w:p>
+      <w:pPr>
+        <w:spacing w:after="0" w:line="360" w:lineRule="auto"/>
+        <w:ind w:firstLine="709"/>
+        <w:jc w:val="both"/>
+        <w:rPr>
+          <w:rFonts w:ascii="Times New Roman" w:hAnsi="Times New Roman" w:cs="Times New Roman"/>
+          <w:sz w:val="28"/>
+          <w:szCs w:val="28"/>
+        </w:rPr>
+      </w:pPr>
       <w:r>
         <w:rPr>
           <w:rFonts w:ascii="Times New Roman" w:hAnsi="Times New Roman" w:cs="Times New Roman"/>
@@ -9176,67 +7083,15 @@
           <w:szCs w:val="28"/>
           <w:lang w:val="en-US"/>
         </w:rPr>
-        <w:t xml:space="preserve"> </w:t>
-      </w:r>
-      <w:r>
-        <w:rPr>
-          <w:rFonts w:ascii="Times New Roman" w:hAnsi="Times New Roman" w:cs="Times New Roman"/>
-          <w:sz w:val="28"/>
-          <w:szCs w:val="28"/>
-        </w:rPr>
-        <w:t>значениями</w:t>
-      </w:r>
-      <w:r>
-        <w:rPr>
-          <w:rFonts w:ascii="Times New Roman" w:hAnsi="Times New Roman" w:cs="Times New Roman"/>
-          <w:sz w:val="28"/>
-          <w:szCs w:val="28"/>
-          <w:lang w:val="en-US"/>
-        </w:rPr>
-        <w:t xml:space="preserve"> Minimum </w:t>
-      </w:r>
-      <w:r>
-        <w:rPr>
-          <w:rFonts w:ascii="Times New Roman" w:hAnsi="Times New Roman" w:cs="Times New Roman"/>
-          <w:sz w:val="28"/>
-          <w:szCs w:val="28"/>
-        </w:rPr>
-        <w:t>и</w:t>
-      </w:r>
-      <w:r>
-        <w:rPr>
-          <w:rFonts w:ascii="Times New Roman" w:hAnsi="Times New Roman" w:cs="Times New Roman"/>
-          <w:sz w:val="28"/>
-          <w:szCs w:val="28"/>
-          <w:lang w:val="en-US"/>
-        </w:rPr>
-        <w:t xml:space="preserve"> Maximum (-1 </w:t>
-      </w:r>
-      <w:r>
-        <w:rPr>
-          <w:rFonts w:ascii="Times New Roman" w:hAnsi="Times New Roman" w:cs="Times New Roman"/>
-          <w:sz w:val="28"/>
-          <w:szCs w:val="28"/>
-        </w:rPr>
-        <w:t>и</w:t>
-      </w:r>
-      <w:r>
-        <w:rPr>
-          <w:rFonts w:ascii="Times New Roman" w:hAnsi="Times New Roman" w:cs="Times New Roman"/>
-          <w:sz w:val="28"/>
-          <w:szCs w:val="28"/>
-          <w:lang w:val="en-US"/>
-        </w:rPr>
-        <w:t xml:space="preserve"> +1). </w:t>
-      </w:r>
-      <w:r>
-        <w:rPr>
-          <w:rFonts w:ascii="Times New Roman" w:hAnsi="Times New Roman" w:cs="Times New Roman"/>
-          <w:sz w:val="28"/>
-          <w:szCs w:val="28"/>
-        </w:rPr>
-        <w:lastRenderedPageBreak/>
-        <w:t>Выбросов за пределы [-1; 1] нет. Все значения в интервале появляются с одинаковой вероятностью.</w:t>
+        <w:t xml:space="preserve">       </w:t>
+      </w:r>
+      <w:r>
+        <w:rPr>
+          <w:rFonts w:ascii="Times New Roman" w:hAnsi="Times New Roman" w:cs="Times New Roman"/>
+          <w:sz w:val="28"/>
+          <w:szCs w:val="28"/>
+        </w:rPr>
+        <w:t>0,             в остальных случаях</w:t>
       </w:r>
     </w:p>
     <w:p>
@@ -9246,21 +7101,33 @@
         <w:jc w:val="both"/>
         <w:rPr>
           <w:rFonts w:ascii="Times New Roman" w:hAnsi="Times New Roman" w:cs="Times New Roman"/>
-          <w:b/>
-          <w:bCs/>
-          <w:sz w:val="28"/>
-          <w:szCs w:val="28"/>
-        </w:rPr>
-      </w:pPr>
-      <w:r>
-        <w:rPr>
-          <w:rFonts w:ascii="Times New Roman" w:hAnsi="Times New Roman" w:cs="Times New Roman"/>
-          <w:b/>
-          <w:bCs/>
-          <w:sz w:val="28"/>
-          <w:szCs w:val="28"/>
-        </w:rPr>
-        <w:t>2.3. Блок Band-Limited White Noise</w:t>
+          <w:sz w:val="28"/>
+          <w:szCs w:val="28"/>
+        </w:rPr>
+      </w:pPr>
+      <w:r>
+        <w:rPr>
+          <w:rFonts w:ascii="Times New Roman" w:hAnsi="Times New Roman" w:cs="Times New Roman"/>
+          <w:sz w:val="28"/>
+          <w:szCs w:val="28"/>
+        </w:rPr>
+        <w:t xml:space="preserve">Мощность шума (дисперсия) рассчитывается через параметр </w:t>
+      </w:r>
+      <w:r>
+        <w:rPr>
+          <w:rFonts w:ascii="Times New Roman" w:hAnsi="Times New Roman" w:cs="Times New Roman"/>
+          <w:sz w:val="28"/>
+          <w:szCs w:val="28"/>
+        </w:rPr>
+        <w:t>Noise power</w:t>
+      </w:r>
+      <w:r>
+        <w:rPr>
+          <w:rFonts w:ascii="Times New Roman" w:hAnsi="Times New Roman" w:cs="Times New Roman"/>
+          <w:sz w:val="28"/>
+          <w:szCs w:val="28"/>
+        </w:rPr>
+        <w:t>.</w:t>
       </w:r>
     </w:p>
     <w:p>
@@ -9277,174 +7144,6 @@
       <w:r>
         <w:rPr>
           <w:rFonts w:ascii="Times New Roman" w:hAnsi="Times New Roman" w:cs="Times New Roman"/>
-          <w:b/>
-          <w:bCs/>
-          <w:sz w:val="28"/>
-          <w:szCs w:val="28"/>
-        </w:rPr>
-        <w:t>Блок Band-Limited White Noise работает по принципу генерации белого шума, ограниченного по полосе частот.</w:t>
-      </w:r>
-      <w:r>
-        <w:rPr>
-          <w:rFonts w:ascii="Times New Roman" w:hAnsi="Times New Roman" w:cs="Times New Roman"/>
-          <w:sz w:val="28"/>
-          <w:szCs w:val="28"/>
-        </w:rPr>
-        <w:t xml:space="preserve"> Это наиболее физически реалистичная модель шума — она используется при моделировании реальных систем связи, фильтров и датчиков.</w:t>
-      </w:r>
-    </w:p>
-    <w:p>
-      <w:pPr>
-        <w:spacing w:after="0" w:line="360" w:lineRule="auto"/>
-        <w:ind w:firstLine="709"/>
-        <w:jc w:val="both"/>
-        <w:rPr>
-          <w:rFonts w:ascii="Times New Roman" w:hAnsi="Times New Roman" w:cs="Times New Roman"/>
-          <w:sz w:val="28"/>
-          <w:szCs w:val="28"/>
-        </w:rPr>
-      </w:pPr>
-      <w:r>
-        <w:rPr>
-          <w:rFonts w:ascii="Times New Roman" w:hAnsi="Times New Roman" w:cs="Times New Roman"/>
-          <w:b/>
-          <w:bCs/>
-          <w:sz w:val="28"/>
-          <w:szCs w:val="28"/>
-        </w:rPr>
-        <w:t>Математическая основа.</w:t>
-      </w:r>
-      <w:r>
-        <w:rPr>
-          <w:rFonts w:ascii="Times New Roman" w:hAnsi="Times New Roman" w:cs="Times New Roman"/>
-          <w:sz w:val="28"/>
-          <w:szCs w:val="28"/>
-        </w:rPr>
-        <w:t xml:space="preserve"> Белый шум имеет постоянную спектральную плотность мощности S₀ в полосе, ограниченной частотой дискретизации fs:</w:t>
-      </w:r>
-    </w:p>
-    <w:p>
-      <w:pPr>
-        <w:spacing w:after="0" w:line="360" w:lineRule="auto"/>
-        <w:ind w:firstLine="709"/>
-        <w:jc w:val="both"/>
-        <w:rPr>
-          <w:rFonts w:ascii="Times New Roman" w:hAnsi="Times New Roman" w:cs="Times New Roman"/>
-          <w:sz w:val="28"/>
-          <w:szCs w:val="28"/>
-          <w:lang w:val="en-US"/>
-        </w:rPr>
-      </w:pPr>
-      <w:r>
-        <w:rPr>
-          <w:rFonts w:ascii="Times New Roman" w:hAnsi="Times New Roman" w:cs="Times New Roman"/>
-          <w:sz w:val="28"/>
-          <w:szCs w:val="28"/>
-          <w:lang w:val="en-US"/>
-        </w:rPr>
-        <w:t xml:space="preserve">S(f) = S₀ = const,   </w:t>
-      </w:r>
-      <w:r>
-        <w:rPr>
-          <w:rFonts w:ascii="Times New Roman" w:hAnsi="Times New Roman" w:cs="Times New Roman"/>
-          <w:sz w:val="28"/>
-          <w:szCs w:val="28"/>
-        </w:rPr>
-        <w:t>при</w:t>
-      </w:r>
-      <w:r>
-        <w:rPr>
-          <w:rFonts w:ascii="Times New Roman" w:hAnsi="Times New Roman" w:cs="Times New Roman"/>
-          <w:sz w:val="28"/>
-          <w:szCs w:val="28"/>
-          <w:lang w:val="en-US"/>
-        </w:rPr>
-        <w:t xml:space="preserve"> |f| ≤ fs/2</w:t>
-      </w:r>
-    </w:p>
-    <w:p>
-      <w:pPr>
-        <w:spacing w:after="0" w:line="360" w:lineRule="auto"/>
-        <w:ind w:firstLine="709"/>
-        <w:jc w:val="both"/>
-        <w:rPr>
-          <w:rFonts w:ascii="Times New Roman" w:hAnsi="Times New Roman" w:cs="Times New Roman"/>
-          <w:sz w:val="28"/>
-          <w:szCs w:val="28"/>
-        </w:rPr>
-      </w:pPr>
-      <w:r>
-        <w:rPr>
-          <w:rFonts w:ascii="Times New Roman" w:hAnsi="Times New Roman" w:cs="Times New Roman"/>
-          <w:sz w:val="28"/>
-          <w:szCs w:val="28"/>
-          <w:lang w:val="en-US"/>
-        </w:rPr>
-        <w:t xml:space="preserve">       </w:t>
-      </w:r>
-      <w:r>
-        <w:rPr>
-          <w:rFonts w:ascii="Times New Roman" w:hAnsi="Times New Roman" w:cs="Times New Roman"/>
-          <w:sz w:val="28"/>
-          <w:szCs w:val="28"/>
-        </w:rPr>
-        <w:t>0,             в остальных случаях</w:t>
-      </w:r>
-    </w:p>
-    <w:p>
-      <w:pPr>
-        <w:spacing w:after="0" w:line="360" w:lineRule="auto"/>
-        <w:ind w:firstLine="709"/>
-        <w:jc w:val="both"/>
-        <w:rPr>
-          <w:rFonts w:ascii="Times New Roman" w:hAnsi="Times New Roman" w:cs="Times New Roman"/>
-          <w:sz w:val="28"/>
-          <w:szCs w:val="28"/>
-        </w:rPr>
-      </w:pPr>
-      <w:r>
-        <w:rPr>
-          <w:rFonts w:ascii="Times New Roman" w:hAnsi="Times New Roman" w:cs="Times New Roman"/>
-          <w:sz w:val="28"/>
-          <w:szCs w:val="28"/>
-        </w:rPr>
-        <w:t xml:space="preserve">Мощность шума (дисперсия) рассчитывается через параметр </w:t>
-      </w:r>
-      <w:r>
-        <w:rPr>
-          <w:rFonts w:ascii="Times New Roman" w:hAnsi="Times New Roman" w:cs="Times New Roman"/>
-          <w:b/>
-          <w:bCs/>
-          <w:sz w:val="28"/>
-          <w:szCs w:val="28"/>
-        </w:rPr>
-        <w:t>Noise power</w:t>
-      </w:r>
-      <w:r>
-        <w:rPr>
-          <w:rFonts w:ascii="Times New Roman" w:hAnsi="Times New Roman" w:cs="Times New Roman"/>
-          <w:sz w:val="28"/>
-          <w:szCs w:val="28"/>
-        </w:rPr>
-        <w:t>.</w:t>
-      </w:r>
-    </w:p>
-    <w:p>
-      <w:pPr>
-        <w:spacing w:after="0" w:line="360" w:lineRule="auto"/>
-        <w:ind w:firstLine="709"/>
-        <w:jc w:val="both"/>
-        <w:rPr>
-          <w:rFonts w:ascii="Times New Roman" w:hAnsi="Times New Roman" w:cs="Times New Roman"/>
-          <w:sz w:val="28"/>
-          <w:szCs w:val="28"/>
-        </w:rPr>
-      </w:pPr>
-      <w:r>
-        <w:rPr>
-          <w:rFonts w:ascii="Times New Roman" w:hAnsi="Times New Roman" w:cs="Times New Roman"/>
-          <w:b/>
-          <w:bCs/>
           <w:sz w:val="28"/>
           <w:szCs w:val="28"/>
         </w:rPr>
@@ -9828,8 +7527,6 @@
       <w:r>
         <w:rPr>
           <w:rFonts w:ascii="Times New Roman" w:hAnsi="Times New Roman" w:cs="Times New Roman"/>
-          <w:b/>
-          <w:bCs/>
           <w:sz w:val="28"/>
           <w:szCs w:val="28"/>
           <w:lang w:val="en-US"/>
@@ -9899,8 +7596,6 @@
       <w:r>
         <w:rPr>
           <w:rFonts w:ascii="Times New Roman" w:hAnsi="Times New Roman" w:cs="Times New Roman"/>
-          <w:b/>
-          <w:bCs/>
           <w:sz w:val="28"/>
           <w:szCs w:val="28"/>
           <w:lang w:val="en-US"/>
@@ -10036,8 +7731,6 @@
       <w:r>
         <w:rPr>
           <w:rFonts w:ascii="Times New Roman" w:hAnsi="Times New Roman" w:cs="Times New Roman"/>
-          <w:b/>
-          <w:bCs/>
           <w:sz w:val="28"/>
           <w:szCs w:val="28"/>
           <w:lang w:val="en-US"/>
@@ -10185,7 +7878,7 @@
           <w:sz w:val="28"/>
           <w:szCs w:val="28"/>
         </w:rPr>
-        <w:t>Рисунок 16 — Окно параметров блока Band-Limited White Noise</w:t>
+        <w:t xml:space="preserve">Рисунок 16 — Окно параметров блока Band-Limited White Noise</w:t>
       </w:r>
     </w:p>
     <w:p>
@@ -10257,7 +7950,7 @@
           <w:sz w:val="28"/>
           <w:szCs w:val="28"/>
         </w:rPr>
-        <w:t>Рисунок 17 — Осциллограмма сигнала с шумом Band-Limited White Noise: синяя линия с выбросами до ±4</w:t>
+        <w:t xml:space="preserve">Рисунок 17 — Осциллограмма сигнала с шумом Band-Limited White Noise: синяя линия с выбросами до ±4</w:t>
       </w:r>
     </w:p>
     <w:p>
@@ -10289,13 +7982,6 @@
           <w:szCs w:val="28"/>
         </w:rPr>
         <w:t xml:space="preserve"> Шум Band-Limited White Noise имеет постоянную спектральную плотность мощности в заданной полосе частот. Это наиболее корректная модель шума для физических систем, так как реальные сигналы всегда ограничены по полосе. На осциллограмме видно, что амплитуда шума может </w:t>
-      </w:r>
-      <w:r>
-        <w:rPr>
-          <w:rFonts w:ascii="Times New Roman" w:hAnsi="Times New Roman" w:cs="Times New Roman"/>
-          <w:sz w:val="28"/>
-          <w:szCs w:val="28"/>
-        </w:rPr>
         <w:lastRenderedPageBreak/>
         <w:t>достигать ±4 — это связано с тем, что шум генерируется с нормальным распределением и определённой мощностью.</w:t>
       </w:r>
@@ -10814,27 +8500,34 @@
       <w:r>
         <w:rPr>
           <w:rFonts w:ascii="Times New Roman" w:hAnsi="Times New Roman" w:cs="Times New Roman"/>
+          <w:sz w:val="28"/>
+          <w:szCs w:val="28"/>
+        </w:rPr>
+        <w:t>Spectrum Analyzer</w:t>
+      </w:r>
+      <w:r>
+        <w:rPr>
+          <w:rFonts w:ascii="Times New Roman" w:hAnsi="Times New Roman" w:cs="Times New Roman"/>
+          <w:sz w:val="28"/>
+          <w:szCs w:val="28"/>
+        </w:rPr>
+        <w:t>.</w:t>
+      </w:r>
+    </w:p>
+    <w:p>
+      <w:pPr>
+        <w:spacing w:after="0" w:line="360" w:lineRule="auto"/>
+        <w:ind w:firstLine="709"/>
+        <w:jc w:val="both"/>
+        <w:rPr>
+          <w:rFonts w:ascii="Times New Roman" w:hAnsi="Times New Roman" w:cs="Times New Roman"/>
           <w:b/>
           <w:bCs/>
           <w:sz w:val="28"/>
           <w:szCs w:val="28"/>
         </w:rPr>
-        <w:t>Spectrum Analyzer</w:t>
-      </w:r>
-      <w:r>
-        <w:rPr>
-          <w:rFonts w:ascii="Times New Roman" w:hAnsi="Times New Roman" w:cs="Times New Roman"/>
-          <w:sz w:val="28"/>
-          <w:szCs w:val="28"/>
-        </w:rPr>
-        <w:t>.</w:t>
-      </w:r>
-    </w:p>
-    <w:p>
-      <w:pPr>
-        <w:spacing w:after="0" w:line="360" w:lineRule="auto"/>
-        <w:ind w:firstLine="709"/>
-        <w:jc w:val="both"/>
+      </w:pPr>
+      <w:r>
         <w:rPr>
           <w:rFonts w:ascii="Times New Roman" w:hAnsi="Times New Roman" w:cs="Times New Roman"/>
           <w:b/>
@@ -10842,8 +8535,126 @@
           <w:sz w:val="28"/>
           <w:szCs w:val="28"/>
         </w:rPr>
-      </w:pPr>
-      <w:r>
+        <w:t>1. Добавление анализатора спектра</w:t>
+      </w:r>
+    </w:p>
+    <w:p>
+      <w:pPr>
+        <w:spacing w:after="0" w:line="360" w:lineRule="auto"/>
+        <w:ind w:firstLine="709"/>
+        <w:jc w:val="both"/>
+        <w:rPr>
+          <w:rFonts w:ascii="Times New Roman" w:hAnsi="Times New Roman" w:cs="Times New Roman"/>
+          <w:sz w:val="28"/>
+          <w:szCs w:val="28"/>
+        </w:rPr>
+      </w:pPr>
+      <w:r>
+        <w:rPr>
+          <w:rFonts w:ascii="Times New Roman" w:hAnsi="Times New Roman" w:cs="Times New Roman"/>
+          <w:sz w:val="28"/>
+          <w:szCs w:val="28"/>
+        </w:rPr>
+        <w:t>В библиотеке блоков (</w:t>
+      </w:r>
+      <w:r>
+        <w:rPr>
+          <w:rFonts w:ascii="Times New Roman" w:hAnsi="Times New Roman" w:cs="Times New Roman"/>
+          <w:sz w:val="28"/>
+          <w:szCs w:val="28"/>
+        </w:rPr>
+        <w:t>Library Browser</w:t>
+      </w:r>
+      <w:r>
+        <w:rPr>
+          <w:rFonts w:ascii="Times New Roman" w:hAnsi="Times New Roman" w:cs="Times New Roman"/>
+          <w:sz w:val="28"/>
+          <w:szCs w:val="28"/>
+        </w:rPr>
+        <w:t xml:space="preserve">) через поиск находим блок </w:t>
+      </w:r>
+      <w:r>
+        <w:rPr>
+          <w:rFonts w:ascii="Times New Roman" w:hAnsi="Times New Roman" w:cs="Times New Roman"/>
+          <w:sz w:val="28"/>
+          <w:szCs w:val="28"/>
+        </w:rPr>
+        <w:t>Spectrum Analyzer</w:t>
+      </w:r>
+      <w:r>
+        <w:rPr>
+          <w:rFonts w:ascii="Times New Roman" w:hAnsi="Times New Roman" w:cs="Times New Roman"/>
+          <w:sz w:val="28"/>
+          <w:szCs w:val="28"/>
+        </w:rPr>
+        <w:t xml:space="preserve"> (раздел </w:t>
+      </w:r>
+      <w:r>
+        <w:rPr>
+          <w:rFonts w:ascii="Times New Roman" w:hAnsi="Times New Roman" w:cs="Times New Roman"/>
+          <w:sz w:val="28"/>
+          <w:szCs w:val="28"/>
+        </w:rPr>
+        <w:t>DSP System Toolbox → Sinks</w:t>
+      </w:r>
+      <w:r>
+        <w:rPr>
+          <w:rFonts w:ascii="Times New Roman" w:hAnsi="Times New Roman" w:cs="Times New Roman"/>
+          <w:sz w:val="28"/>
+          <w:szCs w:val="28"/>
+        </w:rPr>
+        <w:t>). Перетаскиваем его на рабочее поле.</w:t>
+      </w:r>
+    </w:p>
+    <w:p>
+      <w:pPr>
+        <w:spacing w:after="0" w:line="360" w:lineRule="auto"/>
+        <w:ind w:firstLine="709"/>
+        <w:jc w:val="both"/>
+        <w:rPr>
+          <w:rFonts w:ascii="Times New Roman" w:hAnsi="Times New Roman" w:cs="Times New Roman"/>
+          <w:sz w:val="28"/>
+          <w:szCs w:val="28"/>
+        </w:rPr>
+      </w:pPr>
+      <w:r>
+        <w:rPr>
+          <w:rFonts w:ascii="Times New Roman" w:hAnsi="Times New Roman" w:cs="Times New Roman"/>
+          <w:sz w:val="28"/>
+          <w:szCs w:val="28"/>
+        </w:rPr>
+        <w:t>Spectrum Analyzer</w:t>
+      </w:r>
+      <w:r>
+        <w:rPr>
+          <w:rFonts w:ascii="Times New Roman" w:hAnsi="Times New Roman" w:cs="Times New Roman"/>
+          <w:sz w:val="28"/>
+          <w:szCs w:val="28"/>
+        </w:rPr>
+        <w:t xml:space="preserve"> — это блок, который отображает </w:t>
+      </w:r>
+      <w:r>
+        <w:rPr>
+          <w:rFonts w:ascii="Times New Roman" w:hAnsi="Times New Roman" w:cs="Times New Roman"/>
+          <w:sz w:val="28"/>
+          <w:szCs w:val="28"/>
+        </w:rPr>
+        <w:t>спектр сигнала</w:t>
+      </w:r>
+      <w:r>
+        <w:rPr>
+          <w:rFonts w:ascii="Times New Roman" w:hAnsi="Times New Roman" w:cs="Times New Roman"/>
+          <w:sz w:val="28"/>
+          <w:szCs w:val="28"/>
+        </w:rPr>
+        <w:t>: по вертикальной оси — амплитуда (в дБм), по горизонтальной — частота (в Гц). С его помощью можно увидеть, какие частотные компоненты присутствуют в сигнале.</w:t>
+      </w:r>
+    </w:p>
+    <w:p>
+      <w:pPr>
+        <w:spacing w:after="0" w:line="360" w:lineRule="auto"/>
+        <w:ind w:firstLine="709"/>
+        <w:jc w:val="both"/>
         <w:rPr>
           <w:rFonts w:ascii="Times New Roman" w:hAnsi="Times New Roman" w:cs="Times New Roman"/>
           <w:b/>
@@ -10851,28 +8662,7 @@
           <w:sz w:val="28"/>
           <w:szCs w:val="28"/>
         </w:rPr>
-        <w:t>1. Добавление анализатора спектра</w:t>
-      </w:r>
-    </w:p>
-    <w:p>
-      <w:pPr>
-        <w:spacing w:after="0" w:line="360" w:lineRule="auto"/>
-        <w:ind w:firstLine="709"/>
-        <w:jc w:val="both"/>
-        <w:rPr>
-          <w:rFonts w:ascii="Times New Roman" w:hAnsi="Times New Roman" w:cs="Times New Roman"/>
-          <w:sz w:val="28"/>
-          <w:szCs w:val="28"/>
-        </w:rPr>
-      </w:pPr>
-      <w:r>
-        <w:rPr>
-          <w:rFonts w:ascii="Times New Roman" w:hAnsi="Times New Roman" w:cs="Times New Roman"/>
-          <w:sz w:val="28"/>
-          <w:szCs w:val="28"/>
-        </w:rPr>
-        <w:t>В библиотеке блоков (</w:t>
-      </w:r>
+      </w:pPr>
       <w:r>
         <w:rPr>
           <w:rFonts w:ascii="Times New Roman" w:hAnsi="Times New Roman" w:cs="Times New Roman"/>
@@ -10881,51 +8671,7 @@
           <w:sz w:val="28"/>
           <w:szCs w:val="28"/>
         </w:rPr>
-        <w:t>Library Browser</w:t>
-      </w:r>
-      <w:r>
-        <w:rPr>
-          <w:rFonts w:ascii="Times New Roman" w:hAnsi="Times New Roman" w:cs="Times New Roman"/>
-          <w:sz w:val="28"/>
-          <w:szCs w:val="28"/>
-        </w:rPr>
-        <w:t xml:space="preserve">) через поиск находим блок </w:t>
-      </w:r>
-      <w:r>
-        <w:rPr>
-          <w:rFonts w:ascii="Times New Roman" w:hAnsi="Times New Roman" w:cs="Times New Roman"/>
-          <w:b/>
-          <w:bCs/>
-          <w:sz w:val="28"/>
-          <w:szCs w:val="28"/>
-        </w:rPr>
-        <w:t>Spectrum Analyzer</w:t>
-      </w:r>
-      <w:r>
-        <w:rPr>
-          <w:rFonts w:ascii="Times New Roman" w:hAnsi="Times New Roman" w:cs="Times New Roman"/>
-          <w:sz w:val="28"/>
-          <w:szCs w:val="28"/>
-        </w:rPr>
-        <w:t xml:space="preserve"> (раздел </w:t>
-      </w:r>
-      <w:r>
-        <w:rPr>
-          <w:rFonts w:ascii="Times New Roman" w:hAnsi="Times New Roman" w:cs="Times New Roman"/>
-          <w:b/>
-          <w:bCs/>
-          <w:sz w:val="28"/>
-          <w:szCs w:val="28"/>
-        </w:rPr>
-        <w:t>DSP System Toolbox → Sinks</w:t>
-      </w:r>
-      <w:r>
-        <w:rPr>
-          <w:rFonts w:ascii="Times New Roman" w:hAnsi="Times New Roman" w:cs="Times New Roman"/>
-          <w:sz w:val="28"/>
-          <w:szCs w:val="28"/>
-        </w:rPr>
-        <w:t>). Перетаскиваем его на рабочее поле.</w:t>
+        <w:t>2. Обновление схемы</w:t>
       </w:r>
     </w:p>
     <w:p>
@@ -10942,78 +8688,6 @@
       <w:r>
         <w:rPr>
           <w:rFonts w:ascii="Times New Roman" w:hAnsi="Times New Roman" w:cs="Times New Roman"/>
-          <w:b/>
-          <w:bCs/>
-          <w:sz w:val="28"/>
-          <w:szCs w:val="28"/>
-        </w:rPr>
-        <w:t>Spectrum Analyzer</w:t>
-      </w:r>
-      <w:r>
-        <w:rPr>
-          <w:rFonts w:ascii="Times New Roman" w:hAnsi="Times New Roman" w:cs="Times New Roman"/>
-          <w:sz w:val="28"/>
-          <w:szCs w:val="28"/>
-        </w:rPr>
-        <w:t xml:space="preserve"> — это блок, который отображает </w:t>
-      </w:r>
-      <w:r>
-        <w:rPr>
-          <w:rFonts w:ascii="Times New Roman" w:hAnsi="Times New Roman" w:cs="Times New Roman"/>
-          <w:b/>
-          <w:bCs/>
-          <w:sz w:val="28"/>
-          <w:szCs w:val="28"/>
-        </w:rPr>
-        <w:t>спектр сигнала</w:t>
-      </w:r>
-      <w:r>
-        <w:rPr>
-          <w:rFonts w:ascii="Times New Roman" w:hAnsi="Times New Roman" w:cs="Times New Roman"/>
-          <w:sz w:val="28"/>
-          <w:szCs w:val="28"/>
-        </w:rPr>
-        <w:t>: по вертикальной оси — амплитуда (в дБм), по горизонтальной — частота (в Гц). С его помощью можно увидеть, какие частотные компоненты присутствуют в сигнале.</w:t>
-      </w:r>
-    </w:p>
-    <w:p>
-      <w:pPr>
-        <w:spacing w:after="0" w:line="360" w:lineRule="auto"/>
-        <w:ind w:firstLine="709"/>
-        <w:jc w:val="both"/>
-        <w:rPr>
-          <w:rFonts w:ascii="Times New Roman" w:hAnsi="Times New Roman" w:cs="Times New Roman"/>
-          <w:b/>
-          <w:bCs/>
-          <w:sz w:val="28"/>
-          <w:szCs w:val="28"/>
-        </w:rPr>
-      </w:pPr>
-      <w:r>
-        <w:rPr>
-          <w:rFonts w:ascii="Times New Roman" w:hAnsi="Times New Roman" w:cs="Times New Roman"/>
-          <w:b/>
-          <w:bCs/>
-          <w:sz w:val="28"/>
-          <w:szCs w:val="28"/>
-        </w:rPr>
-        <w:t>2. Обновление схемы</w:t>
-      </w:r>
-    </w:p>
-    <w:p>
-      <w:pPr>
-        <w:spacing w:after="0" w:line="360" w:lineRule="auto"/>
-        <w:ind w:firstLine="709"/>
-        <w:jc w:val="both"/>
-        <w:rPr>
-          <w:rFonts w:ascii="Times New Roman" w:hAnsi="Times New Roman" w:cs="Times New Roman"/>
-          <w:sz w:val="28"/>
-          <w:szCs w:val="28"/>
-        </w:rPr>
-      </w:pPr>
-      <w:r>
-        <w:rPr>
-          <w:rFonts w:ascii="Times New Roman" w:hAnsi="Times New Roman" w:cs="Times New Roman"/>
           <w:sz w:val="28"/>
           <w:szCs w:val="28"/>
         </w:rPr>
@@ -11022,8 +8696,6 @@
       <w:r>
         <w:rPr>
           <w:rFonts w:ascii="Times New Roman" w:hAnsi="Times New Roman" w:cs="Times New Roman"/>
-          <w:b/>
-          <w:bCs/>
           <w:sz w:val="28"/>
           <w:szCs w:val="28"/>
         </w:rPr>
@@ -11040,8 +8712,6 @@
       <w:r>
         <w:rPr>
           <w:rFonts w:ascii="Times New Roman" w:hAnsi="Times New Roman" w:cs="Times New Roman"/>
-          <w:b/>
-          <w:bCs/>
           <w:sz w:val="28"/>
           <w:szCs w:val="28"/>
         </w:rPr>
@@ -11058,8 +8728,6 @@
       <w:r>
         <w:rPr>
           <w:rFonts w:ascii="Times New Roman" w:hAnsi="Times New Roman" w:cs="Times New Roman"/>
-          <w:b/>
-          <w:bCs/>
           <w:sz w:val="28"/>
           <w:szCs w:val="28"/>
         </w:rPr>
@@ -11114,8 +8782,6 @@
       <w:r>
         <w:rPr>
           <w:rFonts w:ascii="Times New Roman" w:hAnsi="Times New Roman" w:cs="Times New Roman"/>
-          <w:b/>
-          <w:bCs/>
           <w:sz w:val="28"/>
           <w:szCs w:val="28"/>
           <w:lang w:val="en-US"/>
@@ -11168,8 +8834,6 @@
       <w:r>
         <w:rPr>
           <w:rFonts w:ascii="Times New Roman" w:hAnsi="Times New Roman" w:cs="Times New Roman"/>
-          <w:b/>
-          <w:bCs/>
           <w:sz w:val="28"/>
           <w:szCs w:val="28"/>
           <w:lang w:val="en-US"/>
@@ -11205,8 +8869,6 @@
       <w:r>
         <w:rPr>
           <w:rFonts w:ascii="Times New Roman" w:hAnsi="Times New Roman" w:cs="Times New Roman"/>
-          <w:b/>
-          <w:bCs/>
           <w:sz w:val="28"/>
           <w:szCs w:val="28"/>
           <w:lang w:val="en-US"/>
@@ -11242,8 +8904,6 @@
       <w:r>
         <w:rPr>
           <w:rFonts w:ascii="Times New Roman" w:hAnsi="Times New Roman" w:cs="Times New Roman"/>
-          <w:b/>
-          <w:bCs/>
           <w:sz w:val="28"/>
           <w:szCs w:val="28"/>
           <w:lang w:val="en-US"/>
@@ -11296,8 +8956,6 @@
       <w:r>
         <w:rPr>
           <w:rFonts w:ascii="Times New Roman" w:hAnsi="Times New Roman" w:cs="Times New Roman"/>
-          <w:b/>
-          <w:bCs/>
           <w:sz w:val="28"/>
           <w:szCs w:val="28"/>
           <w:lang w:val="en-US"/>
@@ -11333,8 +8991,6 @@
       <w:r>
         <w:rPr>
           <w:rFonts w:ascii="Times New Roman" w:hAnsi="Times New Roman" w:cs="Times New Roman"/>
-          <w:b/>
-          <w:bCs/>
           <w:sz w:val="28"/>
           <w:szCs w:val="28"/>
           <w:lang w:val="en-US"/>
@@ -11353,8 +9009,6 @@
       <w:r>
         <w:rPr>
           <w:rFonts w:ascii="Times New Roman" w:hAnsi="Times New Roman" w:cs="Times New Roman"/>
-          <w:b/>
-          <w:bCs/>
           <w:sz w:val="28"/>
           <w:szCs w:val="28"/>
           <w:lang w:val="en-US"/>
@@ -11373,8 +9027,6 @@
       <w:r>
         <w:rPr>
           <w:rFonts w:ascii="Times New Roman" w:hAnsi="Times New Roman" w:cs="Times New Roman"/>
-          <w:b/>
-          <w:bCs/>
           <w:sz w:val="28"/>
           <w:szCs w:val="28"/>
           <w:lang w:val="en-US"/>
@@ -11458,7 +9110,7 @@
           <w:sz w:val="28"/>
           <w:szCs w:val="28"/>
         </w:rPr>
-        <w:t>Рисунок 18 — Модель Simulink с блоком Spectrum Analyzer</w:t>
+        <w:t xml:space="preserve">Рисунок 18 — Модель Simulink с блоком Spectrum Analyzer</w:t>
       </w:r>
     </w:p>
     <w:p>
@@ -11517,8 +9169,6 @@
       <w:r>
         <w:rPr>
           <w:rFonts w:ascii="Times New Roman" w:hAnsi="Times New Roman" w:cs="Times New Roman"/>
-          <w:b/>
-          <w:bCs/>
           <w:sz w:val="28"/>
           <w:szCs w:val="28"/>
         </w:rPr>
@@ -11599,7 +9249,7 @@
           <w:sz w:val="28"/>
           <w:szCs w:val="28"/>
         </w:rPr>
-        <w:t>Рисунок 19 — Спектр сигнала с шумом Random Number</w:t>
+        <w:t xml:space="preserve">Рисунок 19 — Спектр сигнала с шумом Random Number</w:t>
       </w:r>
     </w:p>
     <w:p>
@@ -11635,8 +9285,6 @@
       <w:r>
         <w:rPr>
           <w:rFonts w:ascii="Times New Roman" w:hAnsi="Times New Roman" w:cs="Times New Roman"/>
-          <w:b/>
-          <w:bCs/>
           <w:sz w:val="28"/>
           <w:szCs w:val="28"/>
         </w:rPr>
@@ -11653,8 +9301,6 @@
       <w:r>
         <w:rPr>
           <w:rFonts w:ascii="Times New Roman" w:hAnsi="Times New Roman" w:cs="Times New Roman"/>
-          <w:b/>
-          <w:bCs/>
           <w:sz w:val="28"/>
           <w:szCs w:val="28"/>
         </w:rPr>
@@ -11740,7 +9386,7 @@
           <w:sz w:val="28"/>
           <w:szCs w:val="28"/>
         </w:rPr>
-        <w:t>Рисунок 20 — Спектр сигнала с шумом Band-Limited White Noise</w:t>
+        <w:t xml:space="preserve">Рисунок 20 — Спектр сигнала с шумом Band-Limited White Noise</w:t>
       </w:r>
     </w:p>
     <w:p>
@@ -11789,8 +9435,6 @@
       <w:r>
         <w:rPr>
           <w:rFonts w:ascii="Times New Roman" w:hAnsi="Times New Roman" w:cs="Times New Roman"/>
-          <w:b/>
-          <w:bCs/>
           <w:sz w:val="28"/>
           <w:szCs w:val="28"/>
         </w:rPr>
@@ -11823,8 +9467,6 @@
       <w:r>
         <w:rPr>
           <w:rFonts w:ascii="Times New Roman" w:hAnsi="Times New Roman" w:cs="Times New Roman"/>
-          <w:b/>
-          <w:bCs/>
           <w:sz w:val="28"/>
           <w:szCs w:val="28"/>
         </w:rPr>
@@ -11857,8 +9499,6 @@
       <w:r>
         <w:rPr>
           <w:rFonts w:ascii="Times New Roman" w:hAnsi="Times New Roman" w:cs="Times New Roman"/>
-          <w:b/>
-          <w:bCs/>
           <w:sz w:val="28"/>
           <w:szCs w:val="28"/>
         </w:rPr>
@@ -11911,8 +9551,6 @@
       <w:r>
         <w:rPr>
           <w:rFonts w:ascii="Times New Roman" w:hAnsi="Times New Roman" w:cs="Times New Roman"/>
-          <w:b/>
-          <w:bCs/>
           <w:sz w:val="28"/>
           <w:szCs w:val="28"/>
         </w:rPr>
@@ -11995,8 +9633,6 @@
       <w:r>
         <w:rPr>
           <w:rFonts w:ascii="Times New Roman" w:hAnsi="Times New Roman" w:cs="Times New Roman"/>
-          <w:b/>
-          <w:bCs/>
           <w:sz w:val="28"/>
           <w:szCs w:val="28"/>
         </w:rPr>
@@ -12029,8 +9665,6 @@
       <w:r>
         <w:rPr>
           <w:rFonts w:ascii="Times New Roman" w:hAnsi="Times New Roman" w:cs="Times New Roman"/>
-          <w:b/>
-          <w:bCs/>
           <w:sz w:val="28"/>
           <w:szCs w:val="28"/>
         </w:rPr>
@@ -12047,8 +9681,6 @@
       <w:r>
         <w:rPr>
           <w:rFonts w:ascii="Times New Roman" w:hAnsi="Times New Roman" w:cs="Times New Roman"/>
-          <w:b/>
-          <w:bCs/>
           <w:sz w:val="28"/>
           <w:szCs w:val="28"/>
         </w:rPr>
@@ -12065,8 +9697,6 @@
       <w:r>
         <w:rPr>
           <w:rFonts w:ascii="Times New Roman" w:hAnsi="Times New Roman" w:cs="Times New Roman"/>
-          <w:b/>
-          <w:bCs/>
           <w:sz w:val="28"/>
           <w:szCs w:val="28"/>
         </w:rPr>
@@ -12083,8 +9713,6 @@
       <w:r>
         <w:rPr>
           <w:rFonts w:ascii="Times New Roman" w:hAnsi="Times New Roman" w:cs="Times New Roman"/>
-          <w:b/>
-          <w:bCs/>
           <w:sz w:val="28"/>
           <w:szCs w:val="28"/>
         </w:rPr>
@@ -12101,8 +9729,6 @@
       <w:r>
         <w:rPr>
           <w:rFonts w:ascii="Times New Roman" w:hAnsi="Times New Roman" w:cs="Times New Roman"/>
-          <w:b/>
-          <w:bCs/>
           <w:sz w:val="28"/>
           <w:szCs w:val="28"/>
         </w:rPr>
@@ -12119,8 +9745,6 @@
       <w:r>
         <w:rPr>
           <w:rFonts w:ascii="Times New Roman" w:hAnsi="Times New Roman" w:cs="Times New Roman"/>
-          <w:b/>
-          <w:bCs/>
           <w:sz w:val="28"/>
           <w:szCs w:val="28"/>
         </w:rPr>
@@ -12153,8 +9777,6 @@
       <w:r>
         <w:rPr>
           <w:rFonts w:ascii="Times New Roman" w:hAnsi="Times New Roman" w:cs="Times New Roman"/>
-          <w:b/>
-          <w:bCs/>
           <w:sz w:val="28"/>
           <w:szCs w:val="28"/>
         </w:rPr>
@@ -12171,8 +9793,6 @@
       <w:r>
         <w:rPr>
           <w:rFonts w:ascii="Times New Roman" w:hAnsi="Times New Roman" w:cs="Times New Roman"/>
-          <w:b/>
-          <w:bCs/>
           <w:sz w:val="28"/>
           <w:szCs w:val="28"/>
         </w:rPr>
@@ -12189,8 +9809,6 @@
       <w:r>
         <w:rPr>
           <w:rFonts w:ascii="Times New Roman" w:hAnsi="Times New Roman" w:cs="Times New Roman"/>
-          <w:b/>
-          <w:bCs/>
           <w:sz w:val="28"/>
           <w:szCs w:val="28"/>
         </w:rPr>
@@ -12249,8 +9867,6 @@
       <w:r>
         <w:rPr>
           <w:rFonts w:ascii="Times New Roman" w:hAnsi="Times New Roman" w:cs="Times New Roman"/>
-          <w:b/>
-          <w:bCs/>
           <w:sz w:val="28"/>
           <w:szCs w:val="28"/>
         </w:rPr>
@@ -12283,8 +9899,6 @@
       <w:r>
         <w:rPr>
           <w:rFonts w:ascii="Times New Roman" w:hAnsi="Times New Roman" w:cs="Times New Roman"/>
-          <w:b/>
-          <w:bCs/>
           <w:sz w:val="28"/>
           <w:szCs w:val="28"/>
         </w:rPr>
@@ -12317,8 +9931,6 @@
       <w:r>
         <w:rPr>
           <w:rFonts w:ascii="Times New Roman" w:hAnsi="Times New Roman" w:cs="Times New Roman"/>
-          <w:b/>
-          <w:bCs/>
           <w:sz w:val="28"/>
           <w:szCs w:val="28"/>
         </w:rPr>
@@ -12351,8 +9963,6 @@
       <w:r>
         <w:rPr>
           <w:rFonts w:ascii="Times New Roman" w:hAnsi="Times New Roman" w:cs="Times New Roman"/>
-          <w:b/>
-          <w:bCs/>
           <w:sz w:val="28"/>
           <w:szCs w:val="28"/>
         </w:rPr>
@@ -12369,8 +9979,6 @@
       <w:r>
         <w:rPr>
           <w:rFonts w:ascii="Times New Roman" w:hAnsi="Times New Roman" w:cs="Times New Roman"/>
-          <w:b/>
-          <w:bCs/>
           <w:sz w:val="28"/>
           <w:szCs w:val="28"/>
         </w:rPr>
